--- a/assets/najih-driss-cv-fr-long.docx
+++ b/assets/najih-driss-cv-fr-long.docx
@@ -2,10 +2,6 @@
 <file path=word/document.xml><?xml version="1.0" encoding="utf-8"?>
 <w:document xmlns:a="http://schemas.openxmlformats.org/drawingml/2006/main" xmlns:cdr="http://schemas.openxmlformats.org/drawingml/2006/chartDrawing" xmlns:o="urn:schemas-microsoft-com:office:office" xmlns:pic="http://schemas.openxmlformats.org/drawingml/2006/picture" xmlns:r="http://schemas.openxmlformats.org/officeDocument/2006/relationships" xmlns:v="urn:schemas-microsoft-com:vml" xmlns:ve="http://schemas.openxmlformats.org/markup-compatibility/2006" xmlns:vt="http://schemas.openxmlformats.org/officeDocument/2006/docPropsVTypes" xmlns:w="http://schemas.openxmlformats.org/wordprocessingml/2006/main" xmlns:w10="urn:schemas-microsoft-com:office:word" xmlns:wp="http://schemas.openxmlformats.org/drawingml/2006/wordprocessingDrawing" xmlns:wne="http://schemas.microsoft.com/office/word/2006/wordml">
   <w:body>
-    <w:sectPr>
-      <w:pgSz w:w="11906" w:h="16838" w:orient="portrait"/>
-      <w:pgMar w:top="907" w:right="1020" w:bottom="1020" w:left="1020" w:header="undefined" w:footer="undefined" w:gutter="undefined"/>
-    </w:sectPr>
     <w:p>
       <w:pPr>
         <w:spacing w:lineRule="auto"/>
@@ -34,9 +30,9 @@
       </w:pPr>
       <w:r>
         <w:rPr>
+          <w:b/>
+          <w:color w:val="0969da"/>
           <w:sz w:val="24"/>
-          <w:color w:val="0969da"/>
-          <w:b/>
         </w:rPr>
         <w:t xml:space="preserve">Ingénieur Logiciel Senior – Applications Pilotées par l'IA</w:t>
       </w:r>
@@ -55,9 +51,9 @@
       <w:hyperlink r:id="rId6">
         <w:r>
           <w:rPr>
+            <w:rStyle w:val="Hyperlink"/>
             <w:color w:val="57606a"/>
             <w:sz w:val="19"/>
-            <w:rStyle w:val="Hyperlink"/>
           </w:rPr>
           <w:t xml:space="preserve">najih.driss73@gmail.com</w:t>
         </w:r>
@@ -86,9 +82,9 @@
       <w:hyperlink r:id="rId7">
         <w:r>
           <w:rPr>
+            <w:rStyle w:val="Hyperlink"/>
             <w:color w:val="57606a"/>
             <w:sz w:val="19"/>
-            <w:rStyle w:val="Hyperlink"/>
           </w:rPr>
           <w:t xml:space="preserve">https://www.linkedin.com/in/najih-driss/</w:t>
         </w:r>
@@ -110,9 +106,9 @@
       <w:hyperlink r:id="rId8">
         <w:r>
           <w:rPr>
+            <w:rStyle w:val="Hyperlink"/>
             <w:color w:val="57606a"/>
             <w:sz w:val="19"/>
-            <w:rStyle w:val="Hyperlink"/>
           </w:rPr>
           <w:t xml:space="preserve">https://github.com/kouji-dev</w:t>
         </w:r>
@@ -134,9 +130,9 @@
       <w:hyperlink r:id="rId9">
         <w:r>
           <w:rPr>
+            <w:rStyle w:val="Hyperlink"/>
             <w:color w:val="57606a"/>
             <w:sz w:val="19"/>
-            <w:rStyle w:val="Hyperlink"/>
           </w:rPr>
           <w:t xml:space="preserve">https://www.kouji.dev</w:t>
         </w:r>
@@ -158,9 +154,9 @@
       <w:hyperlink r:id="rId10">
         <w:r>
           <w:rPr>
+            <w:rStyle w:val="Hyperlink"/>
             <w:color w:val="57606a"/>
             <w:sz w:val="19"/>
-            <w:rStyle w:val="Hyperlink"/>
           </w:rPr>
           <w:t xml:space="preserve">https://calendar.app.google/KTPtgPtkgrbJUEjm7</w:t>
         </w:r>
@@ -191,8 +187,8 @@
       </w:r>
       <w:r>
         <w:rPr>
-          <w:sz w:val="21"/>
-          <w:b/>
+          <w:b/>
+          <w:sz w:val="21"/>
         </w:rPr>
         <w:t xml:space="preserve">plus de 7 ans d'expérience</w:t>
       </w:r>
@@ -215,8 +211,8 @@
       </w:r>
       <w:r>
         <w:rPr>
-          <w:sz w:val="21"/>
-          <w:b/>
+          <w:b/>
+          <w:sz w:val="21"/>
         </w:rPr>
         <w:t xml:space="preserve">frameworks frontend complexes, systèmes backend et développement au niveau plateforme</w:t>
       </w:r>
@@ -228,8 +224,8 @@
       </w:r>
       <w:r>
         <w:rPr>
-          <w:sz w:val="21"/>
-          <w:b/>
+          <w:b/>
+          <w:sz w:val="21"/>
         </w:rPr>
         <w:t xml:space="preserve">frameworks partagés, systèmes de type low-code et outils d'entreprise</w:t>
       </w:r>
@@ -252,8 +248,8 @@
       </w:r>
       <w:r>
         <w:rPr>
-          <w:sz w:val="21"/>
-          <w:b/>
+          <w:b/>
+          <w:sz w:val="21"/>
         </w:rPr>
         <w:t xml:space="preserve">conception d'applications pilotées par l'IA</w:t>
       </w:r>
@@ -265,8 +261,8 @@
       </w:r>
       <w:r>
         <w:rPr>
-          <w:sz w:val="21"/>
-          <w:b/>
+          <w:b/>
+          <w:sz w:val="21"/>
         </w:rPr>
         <w:t xml:space="preserve">systèmes backend préparés pour l'intégration IA</w:t>
       </w:r>
@@ -278,8 +274,8 @@
       </w:r>
       <w:r>
         <w:rPr>
-          <w:sz w:val="21"/>
-          <w:b/>
+          <w:b/>
+          <w:sz w:val="21"/>
         </w:rPr>
         <w:t xml:space="preserve">Python et d'APIs LLM dans des contextes personnels et de preuve de concept</w:t>
       </w:r>
@@ -411,8 +407,8 @@
       </w:pPr>
       <w:r>
         <w:rPr>
-          <w:sz w:val="21"/>
-          <w:b/>
+          <w:b/>
+          <w:sz w:val="21"/>
         </w:rPr>
         <w:t xml:space="preserve">Langages:</w:t>
       </w:r>
@@ -429,8 +425,8 @@
       </w:pPr>
       <w:r>
         <w:rPr>
-          <w:sz w:val="21"/>
-          <w:b/>
+          <w:b/>
+          <w:sz w:val="21"/>
         </w:rPr>
         <w:t xml:space="preserve">Front-End:</w:t>
       </w:r>
@@ -447,8 +443,8 @@
       </w:pPr>
       <w:r>
         <w:rPr>
-          <w:sz w:val="21"/>
-          <w:b/>
+          <w:b/>
+          <w:sz w:val="21"/>
         </w:rPr>
         <w:t xml:space="preserve">Back-End:</w:t>
       </w:r>
@@ -465,8 +461,8 @@
       </w:pPr>
       <w:r>
         <w:rPr>
-          <w:sz w:val="21"/>
-          <w:b/>
+          <w:b/>
+          <w:sz w:val="21"/>
         </w:rPr>
         <w:t xml:space="preserve">APIs:</w:t>
       </w:r>
@@ -483,8 +479,8 @@
       </w:pPr>
       <w:r>
         <w:rPr>
-          <w:sz w:val="21"/>
-          <w:b/>
+          <w:b/>
+          <w:sz w:val="21"/>
         </w:rPr>
         <w:t xml:space="preserve">Bases de Données:</w:t>
       </w:r>
@@ -501,8 +497,8 @@
       </w:pPr>
       <w:r>
         <w:rPr>
-          <w:sz w:val="21"/>
-          <w:b/>
+          <w:b/>
+          <w:sz w:val="21"/>
         </w:rPr>
         <w:t xml:space="preserve">Messagerie:</w:t>
       </w:r>
@@ -519,8 +515,8 @@
       </w:pPr>
       <w:r>
         <w:rPr>
-          <w:sz w:val="21"/>
-          <w:b/>
+          <w:b/>
+          <w:sz w:val="21"/>
         </w:rPr>
         <w:t xml:space="preserve">Sécurité:</w:t>
       </w:r>
@@ -537,8 +533,8 @@
       </w:pPr>
       <w:r>
         <w:rPr>
-          <w:sz w:val="21"/>
-          <w:b/>
+          <w:b/>
+          <w:sz w:val="21"/>
         </w:rPr>
         <w:t xml:space="preserve">Cloud:</w:t>
       </w:r>
@@ -555,8 +551,8 @@
       </w:pPr>
       <w:r>
         <w:rPr>
-          <w:sz w:val="21"/>
-          <w:b/>
+          <w:b/>
+          <w:sz w:val="21"/>
         </w:rPr>
         <w:t xml:space="preserve">DevOps:</w:t>
       </w:r>
@@ -573,8 +569,8 @@
       </w:pPr>
       <w:r>
         <w:rPr>
-          <w:sz w:val="21"/>
-          <w:b/>
+          <w:b/>
+          <w:sz w:val="21"/>
         </w:rPr>
         <w:t xml:space="preserve">Tests:</w:t>
       </w:r>
@@ -591,8 +587,8 @@
       </w:pPr>
       <w:r>
         <w:rPr>
-          <w:sz w:val="21"/>
-          <w:b/>
+          <w:b/>
+          <w:sz w:val="21"/>
         </w:rPr>
         <w:t xml:space="preserve">Outils &amp; Pratiques:</w:t>
       </w:r>
@@ -647,15 +643,15 @@
       </w:pPr>
       <w:r>
         <w:rPr>
-          <w:sz w:val="21"/>
-          <w:b/>
+          <w:b/>
+          <w:sz w:val="21"/>
         </w:rPr>
         <w:t xml:space="preserve">Contexte du projet:</w:t>
       </w:r>
       <w:r>
         <w:rPr>
-          <w:sz w:val="21"/>
-          <w:b/>
+          <w:b/>
+          <w:sz w:val="21"/>
         </w:rPr>
         <w:t xml:space="preserve">Preesm Portal</w:t>
       </w:r>
@@ -667,8 +663,8 @@
       </w:r>
       <w:r>
         <w:rPr>
-          <w:sz w:val="21"/>
-          <w:b/>
+          <w:b/>
+          <w:sz w:val="21"/>
         </w:rPr>
         <w:t xml:space="preserve">multi-tenant</w:t>
       </w:r>
@@ -685,8 +681,8 @@
       </w:pPr>
       <w:r>
         <w:rPr>
-          <w:sz w:val="21"/>
-          <w:b/>
+          <w:b/>
+          <w:sz w:val="21"/>
         </w:rPr>
         <w:t xml:space="preserve">Responsabilités:</w:t>
       </w:r>
@@ -1023,8 +1019,8 @@
       </w:pPr>
       <w:r>
         <w:rPr>
-          <w:sz w:val="21"/>
-          <w:b/>
+          <w:b/>
+          <w:sz w:val="21"/>
         </w:rPr>
         <w:t xml:space="preserve">Réalisations &amp; Impact:</w:t>
       </w:r>
@@ -1117,16 +1113,16 @@
       </w:pPr>
       <w:r>
         <w:rPr>
+          <w:b/>
           <w:sz w:val="19"/>
-          <w:b/>
         </w:rPr>
         <w:t xml:space="preserve">Environnement Technique:</w:t>
       </w:r>
       <w:r>
         <w:rPr>
+          <w:rFonts w:ascii="Consolas" w:hAnsi="Consolas"/>
+          <w:color w:val="444444"/>
           <w:sz w:val="19"/>
-          <w:color w:val="444444"/>
-          <w:rFonts w:ascii="Consolas" w:hAnsi="Consolas"/>
         </w:rPr>
         <w:t xml:space="preserve"> Angular 22 (zoneless, signals), TypeScript, Tailwind CSS 4, Hono, Node.js, BetterAuth (passkeys, TOTP), PostgreSQL 17, Drizzle ORM, Zod, pdf-lib, nodemailer, S3-compatible storage, Playwright, Vitest, Docker, GitHub Actions, Render, OVH, Caddy, pgBackRest</w:t>
       </w:r>
@@ -1162,8 +1158,8 @@
       </w:pPr>
       <w:r>
         <w:rPr>
-          <w:sz w:val="21"/>
-          <w:b/>
+          <w:b/>
+          <w:sz w:val="21"/>
         </w:rPr>
         <w:t xml:space="preserve">Contexte du projet:</w:t>
       </w:r>
@@ -1175,8 +1171,8 @@
       </w:r>
       <w:r>
         <w:rPr>
-          <w:sz w:val="21"/>
-          <w:b/>
+          <w:b/>
+          <w:sz w:val="21"/>
         </w:rPr>
         <w:t xml:space="preserve">framework Maestro</w:t>
       </w:r>
@@ -1979,8 +1975,8 @@
       </w:pPr>
       <w:r>
         <w:rPr>
-          <w:sz w:val="21"/>
-          <w:b/>
+          <w:b/>
+          <w:sz w:val="21"/>
         </w:rPr>
         <w:t xml:space="preserve">Défis Techniques:</w:t>
       </w:r>
@@ -2060,16 +2056,16 @@
       </w:pPr>
       <w:r>
         <w:rPr>
+          <w:b/>
           <w:sz w:val="19"/>
-          <w:b/>
         </w:rPr>
         <w:t xml:space="preserve">Environnement Technique:</w:t>
       </w:r>
       <w:r>
         <w:rPr>
+          <w:rFonts w:ascii="Consolas" w:hAnsi="Consolas"/>
+          <w:color w:val="444444"/>
           <w:sz w:val="19"/>
-          <w:color w:val="444444"/>
-          <w:rFonts w:ascii="Consolas" w:hAnsi="Consolas"/>
         </w:rPr>
         <w:t xml:space="preserve"> Angular, TypeScript, Node.js, Electron, SQLite, PowerShell, Java 8/11/21, Spring Boot, Quarkus, Keycloak, Oracle DB, MongoDB, Karma, Jest, JaCoCo, Cypress, Playwright, Webpack, Jenkins, GitLab CI, Claude, Codex, Agile Scrum</w:t>
       </w:r>
@@ -2105,8 +2101,8 @@
       </w:pPr>
       <w:r>
         <w:rPr>
-          <w:sz w:val="21"/>
-          <w:b/>
+          <w:b/>
+          <w:sz w:val="21"/>
         </w:rPr>
         <w:t xml:space="preserve">Contexte du projet:</w:t>
       </w:r>
@@ -2136,8 +2132,8 @@
       </w:pPr>
       <w:r>
         <w:rPr>
-          <w:sz w:val="21"/>
-          <w:b/>
+          <w:b/>
+          <w:sz w:val="21"/>
         </w:rPr>
         <w:t xml:space="preserve">Contexte du projet:</w:t>
       </w:r>
@@ -2149,8 +2145,8 @@
       </w:r>
       <w:r>
         <w:rPr>
-          <w:sz w:val="21"/>
-          <w:b/>
+          <w:b/>
+          <w:sz w:val="21"/>
         </w:rPr>
         <w:t xml:space="preserve">Know Your Customer (KYC)</w:t>
       </w:r>
@@ -2167,8 +2163,8 @@
       </w:pPr>
       <w:r>
         <w:rPr>
-          <w:sz w:val="21"/>
-          <w:b/>
+          <w:b/>
+          <w:sz w:val="21"/>
         </w:rPr>
         <w:t xml:space="preserve">Responsabilités:</w:t>
       </w:r>
@@ -2330,8 +2326,8 @@
       </w:pPr>
       <w:r>
         <w:rPr>
-          <w:sz w:val="21"/>
-          <w:b/>
+          <w:b/>
+          <w:sz w:val="21"/>
         </w:rPr>
         <w:t xml:space="preserve">Défis Techniques:</w:t>
       </w:r>
@@ -2365,16 +2361,16 @@
       </w:pPr>
       <w:r>
         <w:rPr>
+          <w:b/>
           <w:sz w:val="19"/>
-          <w:b/>
         </w:rPr>
         <w:t xml:space="preserve">Environnement Technique:</w:t>
       </w:r>
       <w:r>
         <w:rPr>
+          <w:rFonts w:ascii="Consolas" w:hAnsi="Consolas"/>
+          <w:color w:val="444444"/>
           <w:sz w:val="19"/>
-          <w:color w:val="444444"/>
-          <w:rFonts w:ascii="Consolas" w:hAnsi="Consolas"/>
         </w:rPr>
         <w:t xml:space="preserve"> Java 17, Spring Boot, Spring Security, OAuth2, PostgreSQL, Quartz, Flyway, JaCoCo, Docker, Kubernetes, RabbitMQ, Jenkins</w:t>
       </w:r>
@@ -2398,15 +2394,15 @@
       </w:pPr>
       <w:r>
         <w:rPr>
-          <w:sz w:val="21"/>
-          <w:b/>
+          <w:b/>
+          <w:sz w:val="21"/>
         </w:rPr>
         <w:t xml:space="preserve">Contexte du projet:</w:t>
       </w:r>
       <w:r>
         <w:rPr>
-          <w:sz w:val="21"/>
-          <w:b/>
+          <w:b/>
+          <w:sz w:val="21"/>
         </w:rPr>
         <w:t xml:space="preserve">CLASS</w:t>
       </w:r>
@@ -2418,8 +2414,8 @@
       </w:r>
       <w:r>
         <w:rPr>
-          <w:sz w:val="21"/>
-          <w:b/>
+          <w:b/>
+          <w:sz w:val="21"/>
         </w:rPr>
         <w:t xml:space="preserve">CRM global / Gestionnaire d'Opportunités</w:t>
       </w:r>
@@ -2431,8 +2427,8 @@
       </w:r>
       <w:r>
         <w:rPr>
-          <w:sz w:val="21"/>
-          <w:b/>
+          <w:b/>
+          <w:sz w:val="21"/>
         </w:rPr>
         <w:t xml:space="preserve">Power Apps / Teams</w:t>
       </w:r>
@@ -2449,8 +2445,8 @@
       </w:pPr>
       <w:r>
         <w:rPr>
-          <w:sz w:val="21"/>
-          <w:b/>
+          <w:b/>
+          <w:sz w:val="21"/>
         </w:rPr>
         <w:t xml:space="preserve">Responsabilités:</w:t>
       </w:r>
@@ -2618,8 +2614,8 @@
       </w:pPr>
       <w:r>
         <w:rPr>
-          <w:sz w:val="21"/>
-          <w:b/>
+          <w:b/>
+          <w:sz w:val="21"/>
         </w:rPr>
         <w:t xml:space="preserve">Défis Techniques:</w:t>
       </w:r>
@@ -2659,16 +2655,16 @@
       </w:pPr>
       <w:r>
         <w:rPr>
+          <w:b/>
           <w:sz w:val="19"/>
-          <w:b/>
         </w:rPr>
         <w:t xml:space="preserve">Environnement Technique:</w:t>
       </w:r>
       <w:r>
         <w:rPr>
+          <w:rFonts w:ascii="Consolas" w:hAnsi="Consolas"/>
+          <w:color w:val="444444"/>
           <w:sz w:val="19"/>
-          <w:color w:val="444444"/>
-          <w:rFonts w:ascii="Consolas" w:hAnsi="Consolas"/>
         </w:rPr>
         <w:t xml:space="preserve"> React, TypeScript, Ant Design, Java 11, Spring Boot, Spring Security, Spring Batch, Azure (AD, App Services, CDN, Front Door, Blob Storage, PostgreSQL), GitLab CI/CD</w:t>
       </w:r>
@@ -2692,15 +2688,15 @@
       </w:pPr>
       <w:r>
         <w:rPr>
-          <w:sz w:val="21"/>
-          <w:b/>
+          <w:b/>
+          <w:sz w:val="21"/>
         </w:rPr>
         <w:t xml:space="preserve">Contexte du projet:</w:t>
       </w:r>
       <w:r>
         <w:rPr>
-          <w:sz w:val="21"/>
-          <w:b/>
+          <w:b/>
+          <w:sz w:val="21"/>
         </w:rPr>
         <w:t xml:space="preserve">gloody.co</w:t>
       </w:r>
@@ -2712,8 +2708,8 @@
       </w:r>
       <w:r>
         <w:rPr>
-          <w:sz w:val="21"/>
-          <w:b/>
+          <w:b/>
+          <w:sz w:val="21"/>
         </w:rPr>
         <w:t xml:space="preserve">SaaS multi-tenant RH &amp; gestion d'entreprise</w:t>
       </w:r>
@@ -2730,8 +2726,8 @@
       </w:pPr>
       <w:r>
         <w:rPr>
-          <w:sz w:val="21"/>
-          <w:b/>
+          <w:b/>
+          <w:sz w:val="21"/>
         </w:rPr>
         <w:t xml:space="preserve">Responsabilités:</w:t>
       </w:r>
@@ -2883,8 +2879,8 @@
       </w:pPr>
       <w:r>
         <w:rPr>
-          <w:sz w:val="21"/>
-          <w:b/>
+          <w:b/>
+          <w:sz w:val="21"/>
         </w:rPr>
         <w:t xml:space="preserve">Défis Techniques:</w:t>
       </w:r>
@@ -2918,16 +2914,16 @@
       </w:pPr>
       <w:r>
         <w:rPr>
+          <w:b/>
           <w:sz w:val="19"/>
-          <w:b/>
         </w:rPr>
         <w:t xml:space="preserve">Environnement Technique:</w:t>
       </w:r>
       <w:r>
         <w:rPr>
+          <w:rFonts w:ascii="Consolas" w:hAnsi="Consolas"/>
+          <w:color w:val="444444"/>
           <w:sz w:val="19"/>
-          <w:color w:val="444444"/>
-          <w:rFonts w:ascii="Consolas" w:hAnsi="Consolas"/>
         </w:rPr>
         <w:t xml:space="preserve"> React, TypeScript, Ant Design, SCSS, Java, Spring Boot, REST APIs, AWS</w:t>
       </w:r>
@@ -2963,15 +2959,15 @@
       </w:pPr>
       <w:r>
         <w:rPr>
-          <w:sz w:val="21"/>
-          <w:b/>
+          <w:b/>
+          <w:sz w:val="21"/>
         </w:rPr>
         <w:t xml:space="preserve">Contexte du projet:</w:t>
       </w:r>
       <w:r>
         <w:rPr>
-          <w:sz w:val="21"/>
-          <w:b/>
+          <w:b/>
+          <w:sz w:val="21"/>
         </w:rPr>
         <w:t xml:space="preserve">RiskReveal</w:t>
       </w:r>
@@ -2983,8 +2979,8 @@
       </w:r>
       <w:r>
         <w:rPr>
-          <w:sz w:val="21"/>
-          <w:b/>
+          <w:b/>
+          <w:sz w:val="21"/>
         </w:rPr>
         <w:t xml:space="preserve">application de traitement de données lourd</w:t>
       </w:r>
@@ -2996,8 +2992,8 @@
       </w:r>
       <w:r>
         <w:rPr>
-          <w:sz w:val="21"/>
-          <w:b/>
+          <w:b/>
+          <w:sz w:val="21"/>
         </w:rPr>
         <w:t xml:space="preserve">évaluation des risques de catastrophes naturelles</w:t>
       </w:r>
@@ -3009,8 +3005,8 @@
       </w:r>
       <w:r>
         <w:rPr>
-          <w:sz w:val="21"/>
-          <w:b/>
+          <w:b/>
+          <w:sz w:val="21"/>
         </w:rPr>
         <w:t xml:space="preserve">ELT — Event Loss Tables</w:t>
       </w:r>
@@ -3027,8 +3023,8 @@
       </w:pPr>
       <w:r>
         <w:rPr>
-          <w:sz w:val="21"/>
-          <w:b/>
+          <w:b/>
+          <w:sz w:val="21"/>
         </w:rPr>
         <w:t xml:space="preserve">Responsabilités:</w:t>
       </w:r>
@@ -3166,8 +3162,8 @@
       </w:pPr>
       <w:r>
         <w:rPr>
-          <w:sz w:val="21"/>
-          <w:b/>
+          <w:b/>
+          <w:sz w:val="21"/>
         </w:rPr>
         <w:t xml:space="preserve">Réalisations &amp; Impact:</w:t>
       </w:r>
@@ -3310,16 +3306,16 @@
       </w:pPr>
       <w:r>
         <w:rPr>
+          <w:b/>
           <w:sz w:val="19"/>
-          <w:b/>
         </w:rPr>
         <w:t xml:space="preserve">Environnement Technique:</w:t>
       </w:r>
       <w:r>
         <w:rPr>
+          <w:rFonts w:ascii="Consolas" w:hAnsi="Consolas"/>
+          <w:color w:val="444444"/>
           <w:sz w:val="19"/>
-          <w:color w:val="444444"/>
-          <w:rFonts w:ascii="Consolas" w:hAnsi="Consolas"/>
         </w:rPr>
         <w:t xml:space="preserve"> Java 8, Spring Boot, Spring Batch, Spring Security, Angular 12, Ant Design, AG Grid, WebSockets, Azure AD, Keycloak, SQL Server, Azure DevOps, Jenkins</w:t>
       </w:r>
@@ -3355,8 +3351,8 @@
       </w:pPr>
       <w:r>
         <w:rPr>
-          <w:sz w:val="21"/>
-          <w:b/>
+          <w:b/>
+          <w:sz w:val="21"/>
         </w:rPr>
         <w:t xml:space="preserve">Contexte du projet:</w:t>
       </w:r>
@@ -3451,9 +3447,9 @@
       </w:pPr>
       <w:r>
         <w:rPr>
+          <w:b/>
           <w:color w:val="57606a"/>
           <w:sz w:val="20"/>
-          <w:b/>
         </w:rPr>
         <w:t xml:space="preserve">Rôle:</w:t>
       </w:r>
@@ -3466,9 +3462,9 @@
       </w:r>
       <w:r>
         <w:rPr>
+          <w:b/>
           <w:color w:val="57606a"/>
           <w:sz w:val="20"/>
-          <w:b/>
         </w:rPr>
         <w:t xml:space="preserve">Type:</w:t>
       </w:r>
@@ -3496,9 +3492,9 @@
       <w:hyperlink r:id="rId11">
         <w:r>
           <w:rPr>
+            <w:rStyle w:val="Hyperlink"/>
             <w:color w:val="57606a"/>
             <w:sz w:val="20"/>
-            <w:rStyle w:val="Hyperlink"/>
           </w:rPr>
           <w:t xml:space="preserve">https://github.com/kouji-dev/orrery-releases</w:t>
         </w:r>
@@ -3510,8 +3506,8 @@
       </w:pPr>
       <w:r>
         <w:rPr>
-          <w:sz w:val="21"/>
-          <w:b/>
+          <w:b/>
+          <w:sz w:val="21"/>
         </w:rPr>
         <w:t xml:space="preserve">Contexte du projet:</w:t>
       </w:r>
@@ -3523,8 +3519,8 @@
       </w:r>
       <w:r>
         <w:rPr>
-          <w:sz w:val="21"/>
-          <w:b/>
+          <w:b/>
+          <w:sz w:val="21"/>
         </w:rPr>
         <w:t xml:space="preserve">IDE d'orchestration multi-agents Git</w:t>
       </w:r>
@@ -3536,8 +3532,8 @@
       </w:r>
       <w:r>
         <w:rPr>
-          <w:sz w:val="21"/>
-          <w:b/>
+          <w:b/>
+          <w:sz w:val="21"/>
         </w:rPr>
         <w:t xml:space="preserve">Tauri (Rust) et Angular 20</w:t>
       </w:r>
@@ -3549,8 +3545,8 @@
       </w:r>
       <w:r>
         <w:rPr>
-          <w:sz w:val="21"/>
-          <w:b/>
+          <w:b/>
+          <w:sz w:val="21"/>
         </w:rPr>
         <w:t xml:space="preserve">lancer plusieurs agents de code IA</w:t>
       </w:r>
@@ -3562,8 +3558,8 @@
       </w:r>
       <w:r>
         <w:rPr>
-          <w:sz w:val="21"/>
-          <w:b/>
+          <w:b/>
+          <w:sz w:val="21"/>
         </w:rPr>
         <w:t xml:space="preserve">worktree Git, branche, terminal et conversation</w:t>
       </w:r>
@@ -3880,16 +3876,16 @@
       </w:pPr>
       <w:r>
         <w:rPr>
+          <w:b/>
           <w:sz w:val="19"/>
-          <w:b/>
         </w:rPr>
         <w:t xml:space="preserve">Environnement Technique:</w:t>
       </w:r>
       <w:r>
         <w:rPr>
+          <w:rFonts w:ascii="Consolas" w:hAnsi="Consolas"/>
+          <w:color w:val="444444"/>
           <w:sz w:val="19"/>
-          <w:color w:val="444444"/>
-          <w:rFonts w:ascii="Consolas" w:hAnsi="Consolas"/>
         </w:rPr>
         <w:t xml:space="preserve"> Tauri 2, Rust, Angular 20, TypeScript, CodeMirror 6, Lexical, RxJS, Vitest, Playwright, GitHub Actions</w:t>
       </w:r>
@@ -3913,9 +3909,9 @@
       </w:pPr>
       <w:r>
         <w:rPr>
+          <w:b/>
           <w:color w:val="57606a"/>
           <w:sz w:val="20"/>
-          <w:b/>
         </w:rPr>
         <w:t xml:space="preserve">Rôle:</w:t>
       </w:r>
@@ -3928,9 +3924,9 @@
       </w:r>
       <w:r>
         <w:rPr>
+          <w:b/>
           <w:color w:val="57606a"/>
           <w:sz w:val="20"/>
-          <w:b/>
         </w:rPr>
         <w:t xml:space="preserve">Type:</w:t>
       </w:r>
@@ -3958,9 +3954,9 @@
       <w:hyperlink r:id="rId12">
         <w:r>
           <w:rPr>
+            <w:rStyle w:val="Hyperlink"/>
             <w:color w:val="57606a"/>
             <w:sz w:val="20"/>
-            <w:rStyle w:val="Hyperlink"/>
           </w:rPr>
           <w:t xml:space="preserve">https://github.com/kouji-dev/vortex</w:t>
         </w:r>
@@ -3972,8 +3968,8 @@
       </w:pPr>
       <w:r>
         <w:rPr>
-          <w:sz w:val="21"/>
-          <w:b/>
+          <w:b/>
+          <w:sz w:val="21"/>
         </w:rPr>
         <w:t xml:space="preserve">Contexte du projet:</w:t>
       </w:r>
@@ -3985,8 +3981,8 @@
       </w:r>
       <w:r>
         <w:rPr>
-          <w:sz w:val="21"/>
-          <w:b/>
+          <w:b/>
+          <w:sz w:val="21"/>
         </w:rPr>
         <w:t xml:space="preserve">passerelle LLM compatible OpenAI/Anthropic, multi-tenant (SaaS) ou auto-hébergeable</w:t>
       </w:r>
@@ -4327,16 +4323,16 @@
       </w:pPr>
       <w:r>
         <w:rPr>
+          <w:b/>
           <w:sz w:val="19"/>
-          <w:b/>
         </w:rPr>
         <w:t xml:space="preserve">Environnement Technique:</w:t>
       </w:r>
       <w:r>
         <w:rPr>
+          <w:rFonts w:ascii="Consolas" w:hAnsi="Consolas"/>
+          <w:color w:val="444444"/>
           <w:sz w:val="19"/>
-          <w:color w:val="444444"/>
-          <w:rFonts w:ascii="Consolas" w:hAnsi="Consolas"/>
         </w:rPr>
         <w:t xml:space="preserve"> Angular 22 (zoneless), TypeScript, Hono, Node.js, PostgreSQL, Drizzle ORM (RLS), Redis, Zod, Stripe, @kouji-ui, Angular SSR, Playwright, Docker, pnpm, Render</w:t>
       </w:r>
@@ -4360,9 +4356,9 @@
       </w:pPr>
       <w:r>
         <w:rPr>
+          <w:b/>
           <w:color w:val="57606a"/>
           <w:sz w:val="20"/>
-          <w:b/>
         </w:rPr>
         <w:t xml:space="preserve">Rôle:</w:t>
       </w:r>
@@ -4375,9 +4371,9 @@
       </w:r>
       <w:r>
         <w:rPr>
+          <w:b/>
           <w:color w:val="57606a"/>
           <w:sz w:val="20"/>
-          <w:b/>
         </w:rPr>
         <w:t xml:space="preserve">Type:</w:t>
       </w:r>
@@ -4405,9 +4401,9 @@
       <w:hyperlink r:id="rId13">
         <w:r>
           <w:rPr>
+            <w:rStyle w:val="Hyperlink"/>
             <w:color w:val="57606a"/>
             <w:sz w:val="20"/>
-            <w:rStyle w:val="Hyperlink"/>
           </w:rPr>
           <w:t xml:space="preserve">https://github.com/kouji-dev/kouji-ui</w:t>
         </w:r>
@@ -4419,8 +4415,8 @@
       </w:pPr>
       <w:r>
         <w:rPr>
-          <w:sz w:val="21"/>
-          <w:b/>
+          <w:b/>
+          <w:sz w:val="21"/>
         </w:rPr>
         <w:t xml:space="preserve">Contexte du projet:</w:t>
       </w:r>
@@ -4432,8 +4428,8 @@
       </w:r>
       <w:r>
         <w:rPr>
-          <w:sz w:val="21"/>
-          <w:b/>
+          <w:b/>
+          <w:sz w:val="21"/>
         </w:rPr>
         <w:t xml:space="preserve">Angular 21</w:t>
       </w:r>
@@ -4445,8 +4441,8 @@
       </w:r>
       <w:r>
         <w:rPr>
-          <w:sz w:val="21"/>
-          <w:b/>
+          <w:b/>
+          <w:sz w:val="21"/>
         </w:rPr>
         <w:t xml:space="preserve">plus de 60 primitives UI accessibles et thémables</w:t>
       </w:r>
@@ -4458,8 +4454,8 @@
       </w:r>
       <w:r>
         <w:rPr>
-          <w:sz w:val="21"/>
           <w:i/>
+          <w:sz w:val="21"/>
         </w:rPr>
         <w:t xml:space="preserve">frontend platform engineering</w:t>
       </w:r>
@@ -4724,16 +4720,16 @@
       </w:pPr>
       <w:r>
         <w:rPr>
+          <w:b/>
           <w:sz w:val="19"/>
-          <w:b/>
         </w:rPr>
         <w:t xml:space="preserve">Environnement Technique:</w:t>
       </w:r>
       <w:r>
         <w:rPr>
+          <w:rFonts w:ascii="Consolas" w:hAnsi="Consolas"/>
+          <w:color w:val="444444"/>
           <w:sz w:val="19"/>
-          <w:color w:val="444444"/>
-          <w:rFonts w:ascii="Consolas" w:hAnsi="Consolas"/>
         </w:rPr>
         <w:t xml:space="preserve"> Angular 21, TypeScript, Angular CLI, pnpm workspaces, Turborepo, Vitest, Playwright, axe-core, ESLint, Prettier, Husky, Changesets, Tailwind CSS, GitHub Actions</w:t>
       </w:r>
@@ -4757,9 +4753,9 @@
       </w:pPr>
       <w:r>
         <w:rPr>
+          <w:b/>
           <w:color w:val="57606a"/>
           <w:sz w:val="20"/>
-          <w:b/>
         </w:rPr>
         <w:t xml:space="preserve">Rôle:</w:t>
       </w:r>
@@ -4772,9 +4768,9 @@
       </w:r>
       <w:r>
         <w:rPr>
+          <w:b/>
           <w:color w:val="57606a"/>
           <w:sz w:val="20"/>
-          <w:b/>
         </w:rPr>
         <w:t xml:space="preserve">Type:</w:t>
       </w:r>
@@ -4802,9 +4798,9 @@
       <w:hyperlink r:id="rId14">
         <w:r>
           <w:rPr>
+            <w:rStyle w:val="Hyperlink"/>
             <w:color w:val="57606a"/>
             <w:sz w:val="20"/>
-            <w:rStyle w:val="Hyperlink"/>
           </w:rPr>
           <w:t xml:space="preserve">https://github.com/kouji-dev/pages</w:t>
         </w:r>
@@ -4816,8 +4812,8 @@
       </w:pPr>
       <w:r>
         <w:rPr>
-          <w:sz w:val="21"/>
-          <w:b/>
+          <w:b/>
+          <w:sz w:val="21"/>
         </w:rPr>
         <w:t xml:space="preserve">Contexte du projet:</w:t>
       </w:r>
@@ -4829,8 +4825,8 @@
       </w:r>
       <w:r>
         <w:rPr>
-          <w:sz w:val="21"/>
-          <w:b/>
+          <w:b/>
+          <w:sz w:val="21"/>
         </w:rPr>
         <w:t xml:space="preserve">remplacer la stack traditionnelle Jira + Confluence</w:t>
       </w:r>
@@ -4842,8 +4838,8 @@
       </w:r>
       <w:r>
         <w:rPr>
-          <w:sz w:val="21"/>
-          <w:b/>
+          <w:b/>
+          <w:sz w:val="21"/>
         </w:rPr>
         <w:t xml:space="preserve">suivi de tickets, la gestion de sprints et la documentation technique</w:t>
       </w:r>
@@ -4855,8 +4851,8 @@
       </w:r>
       <w:r>
         <w:rPr>
-          <w:sz w:val="21"/>
-          <w:b/>
+          <w:b/>
+          <w:sz w:val="21"/>
         </w:rPr>
         <w:t xml:space="preserve">workflows améliorés par l'IA</w:t>
       </w:r>
@@ -5074,16 +5070,16 @@
       </w:pPr>
       <w:r>
         <w:rPr>
+          <w:b/>
           <w:sz w:val="19"/>
-          <w:b/>
         </w:rPr>
         <w:t xml:space="preserve">Environnement Technique:</w:t>
       </w:r>
       <w:r>
         <w:rPr>
+          <w:rFonts w:ascii="Consolas" w:hAnsi="Consolas"/>
+          <w:color w:val="444444"/>
           <w:sz w:val="19"/>
-          <w:color w:val="444444"/>
-          <w:rFonts w:ascii="Consolas" w:hAnsi="Consolas"/>
         </w:rPr>
         <w:t xml:space="preserve"> Angular 21, TypeScript 5.7+, Python 3.12, FastAPI, PostgreSQL 17, Redis 8, SQLAlchemy 2.0, Lexical, Tailwind CSS 4, Docker, Docker Compose, Poetry, pnpm, WebSockets, JWT, Pydantic, Alembic, Git, GitHub Actions</w:t>
       </w:r>
@@ -5107,9 +5103,9 @@
       </w:pPr>
       <w:r>
         <w:rPr>
+          <w:b/>
           <w:color w:val="57606a"/>
           <w:sz w:val="20"/>
-          <w:b/>
         </w:rPr>
         <w:t xml:space="preserve">Rôle:</w:t>
       </w:r>
@@ -5122,9 +5118,9 @@
       </w:r>
       <w:r>
         <w:rPr>
+          <w:b/>
           <w:color w:val="57606a"/>
           <w:sz w:val="20"/>
-          <w:b/>
         </w:rPr>
         <w:t xml:space="preserve">Type:</w:t>
       </w:r>
@@ -5152,9 +5148,9 @@
       <w:hyperlink r:id="rId15">
         <w:r>
           <w:rPr>
+            <w:rStyle w:val="Hyperlink"/>
             <w:color w:val="57606a"/>
             <w:sz w:val="20"/>
-            <w:rStyle w:val="Hyperlink"/>
           </w:rPr>
           <w:t xml:space="preserve">https://github.com/kouji-dev/GamerGG</w:t>
         </w:r>
@@ -5166,8 +5162,8 @@
       </w:pPr>
       <w:r>
         <w:rPr>
-          <w:sz w:val="21"/>
-          <w:b/>
+          <w:b/>
+          <w:sz w:val="21"/>
         </w:rPr>
         <w:t xml:space="preserve">Contexte du projet:</w:t>
       </w:r>
@@ -5179,8 +5175,8 @@
       </w:r>
       <w:r>
         <w:rPr>
-          <w:sz w:val="21"/>
-          <w:b/>
+          <w:b/>
+          <w:sz w:val="21"/>
         </w:rPr>
         <w:t xml:space="preserve">marché de services gaming full-stack</w:t>
       </w:r>
@@ -5192,8 +5188,8 @@
       </w:r>
       <w:r>
         <w:rPr>
-          <w:sz w:val="21"/>
-          <w:b/>
+          <w:b/>
+          <w:sz w:val="21"/>
         </w:rPr>
         <w:t xml:space="preserve">services de boost de rang, coaching et packages gaming</w:t>
       </w:r>
@@ -5205,8 +5201,8 @@
       </w:r>
       <w:r>
         <w:rPr>
-          <w:sz w:val="21"/>
-          <w:b/>
+          <w:b/>
+          <w:sz w:val="21"/>
         </w:rPr>
         <w:t xml:space="preserve">Discord</w:t>
       </w:r>
@@ -5467,16 +5463,16 @@
       </w:pPr>
       <w:r>
         <w:rPr>
+          <w:b/>
           <w:sz w:val="19"/>
-          <w:b/>
         </w:rPr>
         <w:t xml:space="preserve">Environnement Technique:</w:t>
       </w:r>
       <w:r>
         <w:rPr>
+          <w:rFonts w:ascii="Consolas" w:hAnsi="Consolas"/>
+          <w:color w:val="444444"/>
           <w:sz w:val="19"/>
-          <w:color w:val="444444"/>
-          <w:rFonts w:ascii="Consolas" w:hAnsi="Consolas"/>
         </w:rPr>
         <w:t xml:space="preserve"> Next.js 13, React 18, TypeScript, Prisma, PostgreSQL, NextAuth.js, Tailwind CSS, Turborepo, Yarn Workspaces, OAuth, Discord API, Git, GitHub Actions</w:t>
       </w:r>
@@ -5500,9 +5496,9 @@
       </w:pPr>
       <w:r>
         <w:rPr>
+          <w:b/>
           <w:color w:val="57606a"/>
           <w:sz w:val="20"/>
-          <w:b/>
         </w:rPr>
         <w:t xml:space="preserve">Rôle:</w:t>
       </w:r>
@@ -5515,9 +5511,9 @@
       </w:r>
       <w:r>
         <w:rPr>
+          <w:b/>
           <w:color w:val="57606a"/>
           <w:sz w:val="20"/>
-          <w:b/>
         </w:rPr>
         <w:t xml:space="preserve">Type:</w:t>
       </w:r>
@@ -5535,8 +5531,8 @@
       </w:pPr>
       <w:r>
         <w:rPr>
-          <w:sz w:val="21"/>
-          <w:b/>
+          <w:b/>
+          <w:sz w:val="21"/>
         </w:rPr>
         <w:t xml:space="preserve">Contexte du projet:</w:t>
       </w:r>
@@ -5548,8 +5544,8 @@
       </w:r>
       <w:r>
         <w:rPr>
-          <w:sz w:val="21"/>
-          <w:b/>
+          <w:b/>
+          <w:sz w:val="21"/>
         </w:rPr>
         <w:t xml:space="preserve">plateforme complète de gestion de projets</w:t>
       </w:r>
@@ -5561,8 +5557,8 @@
       </w:r>
       <w:r>
         <w:rPr>
-          <w:sz w:val="21"/>
-          <w:b/>
+          <w:b/>
+          <w:sz w:val="21"/>
         </w:rPr>
         <w:t xml:space="preserve">suivi de production inter-fonctionnel</w:t>
       </w:r>
@@ -5574,8 +5570,8 @@
       </w:r>
       <w:r>
         <w:rPr>
-          <w:sz w:val="21"/>
-          <w:b/>
+          <w:b/>
+          <w:sz w:val="21"/>
         </w:rPr>
         <w:t xml:space="preserve">portefeuilles, dossiers, missions et tâches</w:t>
       </w:r>
@@ -5853,16 +5849,16 @@
       </w:pPr>
       <w:r>
         <w:rPr>
+          <w:b/>
           <w:sz w:val="19"/>
-          <w:b/>
         </w:rPr>
         <w:t xml:space="preserve">Environnement Technique:</w:t>
       </w:r>
       <w:r>
         <w:rPr>
+          <w:rFonts w:ascii="Consolas" w:hAnsi="Consolas"/>
+          <w:color w:val="444444"/>
           <w:sz w:val="19"/>
-          <w:color w:val="444444"/>
-          <w:rFonts w:ascii="Consolas" w:hAnsi="Consolas"/>
         </w:rPr>
         <w:t xml:space="preserve"> Angular 21, TypeScript, Express.js, Prisma, PostgreSQL, JWT, Passport.js, TanStack Table, Luxon, Tailwind CSS, Docker, pnpm</w:t>
       </w:r>
@@ -5886,9 +5882,9 @@
       </w:pPr>
       <w:r>
         <w:rPr>
+          <w:b/>
           <w:color w:val="57606a"/>
           <w:sz w:val="20"/>
-          <w:b/>
         </w:rPr>
         <w:t xml:space="preserve">Rôle:</w:t>
       </w:r>
@@ -5901,9 +5897,9 @@
       </w:r>
       <w:r>
         <w:rPr>
+          <w:b/>
           <w:color w:val="57606a"/>
           <w:sz w:val="20"/>
-          <w:b/>
         </w:rPr>
         <w:t xml:space="preserve">Type:</w:t>
       </w:r>
@@ -5931,9 +5927,9 @@
       <w:hyperlink r:id="rId16">
         <w:r>
           <w:rPr>
+            <w:rStyle w:val="Hyperlink"/>
             <w:color w:val="57606a"/>
             <w:sz w:val="20"/>
-            <w:rStyle w:val="Hyperlink"/>
           </w:rPr>
           <w:t xml:space="preserve">https://www.figma.com/community/plugin/1361309122482309141/chartify</w:t>
         </w:r>
@@ -5945,8 +5941,8 @@
       </w:pPr>
       <w:r>
         <w:rPr>
-          <w:sz w:val="21"/>
-          <w:b/>
+          <w:b/>
+          <w:sz w:val="21"/>
         </w:rPr>
         <w:t xml:space="preserve">Contexte du projet:</w:t>
       </w:r>
@@ -5958,8 +5954,8 @@
       </w:r>
       <w:r>
         <w:rPr>
-          <w:sz w:val="21"/>
-          <w:b/>
+          <w:b/>
+          <w:sz w:val="21"/>
         </w:rPr>
         <w:t xml:space="preserve">plugin communautaire Figma</w:t>
       </w:r>
@@ -6091,16 +6087,16 @@
       </w:pPr>
       <w:r>
         <w:rPr>
+          <w:b/>
           <w:sz w:val="19"/>
-          <w:b/>
         </w:rPr>
         <w:t xml:space="preserve">Environnement Technique:</w:t>
       </w:r>
       <w:r>
         <w:rPr>
+          <w:rFonts w:ascii="Consolas" w:hAnsi="Consolas"/>
+          <w:color w:val="444444"/>
           <w:sz w:val="19"/>
-          <w:color w:val="444444"/>
-          <w:rFonts w:ascii="Consolas" w:hAnsi="Consolas"/>
         </w:rPr>
         <w:t xml:space="preserve"> Angular, TypeScript, Taiga UI, Figma Plugin API, Figma Community</w:t>
       </w:r>
@@ -6124,8 +6120,8 @@
       </w:pPr>
       <w:r>
         <w:rPr>
-          <w:sz w:val="21"/>
-          <w:b/>
+          <w:b/>
+          <w:sz w:val="21"/>
         </w:rPr>
         <w:t xml:space="preserve">Diplôme d'Ingénieur d'État en Informatique</w:t>
       </w:r>
@@ -6155,8 +6151,8 @@
       </w:pPr>
       <w:r>
         <w:rPr>
-          <w:sz w:val="21"/>
-          <w:b/>
+          <w:b/>
+          <w:sz w:val="21"/>
         </w:rPr>
         <w:t xml:space="preserve">Arabe</w:t>
       </w:r>
@@ -6173,8 +6169,8 @@
       </w:pPr>
       <w:r>
         <w:rPr>
-          <w:sz w:val="21"/>
-          <w:b/>
+          <w:b/>
+          <w:sz w:val="21"/>
         </w:rPr>
         <w:t xml:space="preserve">Français</w:t>
       </w:r>
@@ -6191,8 +6187,8 @@
       </w:pPr>
       <w:r>
         <w:rPr>
-          <w:sz w:val="21"/>
-          <w:b/>
+          <w:b/>
+          <w:sz w:val="21"/>
         </w:rPr>
         <w:t xml:space="preserve">Anglais</w:t>
       </w:r>
@@ -6203,6 +6199,10 @@
         <w:t xml:space="preserve"> — Professionnel</w:t>
       </w:r>
     </w:p>
+    <w:sectPr>
+      <w:pgSz w:w="11906" w:h="16838" w:orient="portrait"/>
+      <w:pgMar w:top="907" w:right="1020" w:bottom="1020" w:left="1020" w:header="720" w:footer="720" w:gutter="0"/>
+    </w:sectPr>
   </w:body>
 </w:document>
 </file>

--- a/assets/najih-driss-cv-fr-long.docx
+++ b/assets/najih-driss-cv-fr-long.docx
@@ -190,7 +190,7 @@
           <w:b/>
           <w:sz w:val="21"/>
         </w:rPr>
-        <w:t xml:space="preserve">plus de 7 ans d'expérience</w:t>
+        <w:t xml:space="preserve">8 ans d'expérience</w:t>
       </w:r>
       <w:r>
         <w:rPr>
@@ -634,7 +634,7 @@
           <w:color w:val="57606a"/>
           <w:sz w:val="20"/>
         </w:rPr>
-        <w:t xml:space="preserve">Mai 2026 – Aujourd'hui (4 mois)</w:t>
+        <w:t xml:space="preserve">Mai 2026 – Aujourd'hui (5 mois)</w:t>
       </w:r>
     </w:p>
     <w:p>
@@ -1124,7 +1124,7 @@
           <w:color w:val="444444"/>
           <w:sz w:val="19"/>
         </w:rPr>
-        <w:t xml:space="preserve"> Angular 22 (zoneless, signals), TypeScript, Tailwind CSS 4, Hono, Node.js, BetterAuth (passkeys, TOTP), PostgreSQL 17, Drizzle ORM, Zod, pdf-lib, nodemailer, S3-compatible storage, Playwright, Vitest, Docker, GitHub Actions, Render, OVH, Caddy, pgBackRest</w:t>
+        <w:t xml:space="preserve"> Angular 22 (zoneless, signals), kouji-ui, TypeScript, Tailwind CSS 4, Node.js, Hono, BetterAuth (passkeys, TOTP), Zod, pdf-lib, nodemailer, PostgreSQL 17, Drizzle ORM, S3-compatible storage, Vitest, Playwright, Docker, GitHub Actions, Render, OVH, Caddy, pgBackRest</w:t>
       </w:r>
     </w:p>
     <w:p>
@@ -1149,7 +1149,7 @@
           <w:color w:val="57606a"/>
           <w:sz w:val="20"/>
         </w:rPr>
-        <w:t xml:space="preserve">Septembre 2023 – Aujourd'hui (3 ans)</w:t>
+        <w:t xml:space="preserve">Septembre 2023 – Aujourd'hui (3 ans 1 mois)</w:t>
       </w:r>
     </w:p>
     <w:p>
@@ -2067,7 +2067,7 @@
           <w:color w:val="444444"/>
           <w:sz w:val="19"/>
         </w:rPr>
-        <w:t xml:space="preserve"> Angular, TypeScript, Node.js, Electron, SQLite, PowerShell, Java 8/11/21, Spring Boot, Quarkus, Keycloak, Oracle DB, MongoDB, Karma, Jest, JaCoCo, Cypress, Playwright, Webpack, Jenkins, GitLab CI, Claude, Codex, Agile Scrum</w:t>
+        <w:t xml:space="preserve"> Angular, TypeScript, Electron, Node.js, Java 8/11/21, Spring Boot, Quarkus, Keycloak, Oracle DB, MongoDB, SQLite, Karma, Jest, Cypress, Playwright, JaCoCo, Webpack, PowerShell, Jenkins, GitLab CI, Claude, Codex, Agile Scrum</w:t>
       </w:r>
     </w:p>
     <w:p>
@@ -2372,7 +2372,7 @@
           <w:color w:val="444444"/>
           <w:sz w:val="19"/>
         </w:rPr>
-        <w:t xml:space="preserve"> Java 17, Spring Boot, Spring Security, OAuth2, PostgreSQL, Quartz, Flyway, JaCoCo, Docker, Kubernetes, RabbitMQ, Jenkins</w:t>
+        <w:t xml:space="preserve"> Java 17, Spring Boot, Spring Security, OAuth2, Quartz, RabbitMQ, PostgreSQL, Flyway, JaCoCo, Docker, Kubernetes, Jenkins</w:t>
       </w:r>
     </w:p>
     <w:p>
@@ -3317,7 +3317,7 @@
           <w:color w:val="444444"/>
           <w:sz w:val="19"/>
         </w:rPr>
-        <w:t xml:space="preserve"> Java 8, Spring Boot, Spring Batch, Spring Security, Angular 12, Ant Design, AG Grid, WebSockets, Azure AD, Keycloak, SQL Server, Azure DevOps, Jenkins</w:t>
+        <w:t xml:space="preserve"> Angular 12, Ant Design, AG Grid, WebSockets, Java 8, Spring Boot, Spring Batch, Spring Security, Keycloak, Azure AD, SQL Server, Azure DevOps, Jenkins</w:t>
       </w:r>
     </w:p>
     <w:p>
@@ -3887,7 +3887,7 @@
           <w:color w:val="444444"/>
           <w:sz w:val="19"/>
         </w:rPr>
-        <w:t xml:space="preserve"> Tauri 2, Rust, Angular 20, TypeScript, CodeMirror 6, Lexical, RxJS, Vitest, Playwright, GitHub Actions</w:t>
+        <w:t xml:space="preserve"> Angular 20, TypeScript, RxJS, CodeMirror 6, Lexical, Tauri 2, Rust, Vitest, Playwright, GitHub Actions</w:t>
       </w:r>
     </w:p>
     <w:p>
@@ -4334,7 +4334,7 @@
           <w:color w:val="444444"/>
           <w:sz w:val="19"/>
         </w:rPr>
-        <w:t xml:space="preserve"> Angular 22 (zoneless), TypeScript, Hono, Node.js, PostgreSQL, Drizzle ORM (RLS), Redis, Zod, Stripe, @kouji-ui, Angular SSR, Playwright, Docker, pnpm, Render</w:t>
+        <w:t xml:space="preserve"> Angular 22 (zoneless), Angular SSR, TypeScript, @kouji-ui, Node.js, Hono, Zod, Stripe, PostgreSQL, Drizzle ORM (RLS), Redis, Playwright, pnpm, Docker, Render</w:t>
       </w:r>
     </w:p>
     <w:p>
@@ -4731,7 +4731,7 @@
           <w:color w:val="444444"/>
           <w:sz w:val="19"/>
         </w:rPr>
-        <w:t xml:space="preserve"> Angular 21, TypeScript, Angular CLI, pnpm workspaces, Turborepo, Vitest, Playwright, axe-core, ESLint, Prettier, Husky, Changesets, Tailwind CSS, GitHub Actions</w:t>
+        <w:t xml:space="preserve"> Angular 21, TypeScript, Tailwind CSS, Vitest, Playwright, axe-core, ESLint, Prettier, Husky, Angular CLI, pnpm workspaces, Turborepo, Changesets, GitHub Actions</w:t>
       </w:r>
     </w:p>
     <w:p>
@@ -5081,7 +5081,7 @@
           <w:color w:val="444444"/>
           <w:sz w:val="19"/>
         </w:rPr>
-        <w:t xml:space="preserve"> Angular 21, TypeScript 5.7+, Python 3.12, FastAPI, PostgreSQL 17, Redis 8, SQLAlchemy 2.0, Lexical, Tailwind CSS 4, Docker, Docker Compose, Poetry, pnpm, WebSockets, JWT, Pydantic, Alembic, Git, GitHub Actions</w:t>
+        <w:t xml:space="preserve"> Angular 21, TypeScript 5.7+, Tailwind CSS 4, Lexical, WebSockets, Python 3.12, FastAPI, Pydantic, JWT, PostgreSQL 17, SQLAlchemy 2.0, Alembic, Redis 8, Poetry, pnpm, Git, Docker, Docker Compose, GitHub Actions</w:t>
       </w:r>
     </w:p>
     <w:p>
@@ -5474,7 +5474,7 @@
           <w:color w:val="444444"/>
           <w:sz w:val="19"/>
         </w:rPr>
-        <w:t xml:space="preserve"> Next.js 13, React 18, TypeScript, Prisma, PostgreSQL, NextAuth.js, Tailwind CSS, Turborepo, Yarn Workspaces, OAuth, Discord API, Git, GitHub Actions</w:t>
+        <w:t xml:space="preserve"> Next.js 13, React 18, TypeScript, Tailwind CSS, NextAuth.js, OAuth, Discord API, PostgreSQL, Prisma, Turborepo, Yarn Workspaces, Git, GitHub Actions</w:t>
       </w:r>
     </w:p>
     <w:p>
@@ -5860,7 +5860,7 @@
           <w:color w:val="444444"/>
           <w:sz w:val="19"/>
         </w:rPr>
-        <w:t xml:space="preserve"> Angular 21, TypeScript, Express.js, Prisma, PostgreSQL, JWT, Passport.js, TanStack Table, Luxon, Tailwind CSS, Docker, pnpm</w:t>
+        <w:t xml:space="preserve"> Angular 21, TypeScript, TanStack Table, Luxon, Tailwind CSS, Express.js, Passport.js, JWT, PostgreSQL, Prisma, pnpm, Docker</w:t>
       </w:r>
     </w:p>
     <w:p>

--- a/assets/najih-driss-cv-fr-long.docx
+++ b/assets/najih-driss-cv-fr-long.docx
@@ -634,7 +634,7 @@
           <w:color w:val="57606a"/>
           <w:sz w:val="20"/>
         </w:rPr>
-        <w:t xml:space="preserve">Mai 2026 – Aujourd'hui (5 mois)</w:t>
+        <w:t xml:space="preserve">Mai 2026 – Aujourd'hui (6 mois)</w:t>
       </w:r>
     </w:p>
     <w:p>
@@ -826,50 +826,60 @@
       </w:r>
       <w:r>
         <w:rPr/>
+        <w:t xml:space="preserve">, le stockage des contreparties signées, et un </w:t>
+      </w:r>
+      <w:r>
+        <w:rPr>
+          <w:b/>
+        </w:rPr>
+        <w:t xml:space="preserve">hub documentaire</w:t>
+      </w:r>
+      <w:r>
+        <w:rPr/>
+        <w:t xml:space="preserve"> sur </w:t>
+      </w:r>
+      <w:r>
+        <w:rPr>
+          <w:b/>
+        </w:rPr>
+        <w:t xml:space="preserve">Supabase</w:t>
+      </w:r>
+      <w:r>
+        <w:rPr/>
+        <w:t xml:space="preserve"> avec upload/download présignés</w:t>
+      </w:r>
+    </w:p>
+    <w:p>
+      <w:pPr>
+        <w:numPr>
+          <w:ilvl w:val="0"/>
+          <w:numId w:val="2"/>
+        </w:numPr>
+        <w:spacing w:lineRule="auto"/>
+      </w:pPr>
+      <w:r>
+        <w:rPr/>
+        <w:t xml:space="preserve">Livré le </w:t>
+      </w:r>
+      <w:r>
+        <w:rPr>
+          <w:b/>
+        </w:rPr>
+        <w:t xml:space="preserve">mailing transactionnel</w:t>
+      </w:r>
+      <w:r>
+        <w:rPr/>
         <w:t xml:space="preserve"> avec </w:t>
       </w:r>
       <w:r>
         <w:rPr>
           <w:b/>
         </w:rPr>
-        <w:t xml:space="preserve">pdf-lib</w:t>
-      </w:r>
-      <w:r>
-        <w:rPr/>
-        <w:t xml:space="preserve">, le stockage des contreparties signées, et un </w:t>
-      </w:r>
-      <w:r>
-        <w:rPr>
-          <w:b/>
-        </w:rPr>
-        <w:t xml:space="preserve">hub documentaire</w:t>
-      </w:r>
-      <w:r>
-        <w:rPr/>
-        <w:t xml:space="preserve"> sur stockage objet compatible S3 avec upload/download présignés</w:t>
-      </w:r>
-    </w:p>
-    <w:p>
-      <w:pPr>
-        <w:numPr>
-          <w:ilvl w:val="0"/>
-          <w:numId w:val="2"/>
-        </w:numPr>
-        <w:spacing w:lineRule="auto"/>
-      </w:pPr>
-      <w:r>
-        <w:rPr/>
-        <w:t xml:space="preserve">Livré le </w:t>
-      </w:r>
-      <w:r>
-        <w:rPr>
-          <w:b/>
-        </w:rPr>
-        <w:t xml:space="preserve">mailing transactionnel</w:t>
-      </w:r>
-      <w:r>
-        <w:rPr/>
-        <w:t xml:space="preserve"> en SMTP et un panneau d'administration où les équipes configurent les destinataires des notifications par déclencheur métier, sans modification de code</w:t>
+        <w:t xml:space="preserve">Brevo</w:t>
+      </w:r>
+      <w:r>
+        <w:rPr/>
+        <w:t xml:space="preserve"> et un panneau d'administration où les équipes configurent les destinataires des notifications par déclencheur métier, sans modification de code</w:t>
       </w:r>
     </w:p>
     <w:p>
@@ -1124,7 +1134,7 @@
           <w:color w:val="444444"/>
           <w:sz w:val="19"/>
         </w:rPr>
-        <w:t xml:space="preserve"> Angular 22 (zoneless, signals), kouji-ui, TypeScript, Tailwind CSS 4, Node.js, Hono, BetterAuth (passkeys, TOTP), Zod, pdf-lib, nodemailer, PostgreSQL 17, Drizzle ORM, S3-compatible storage, Vitest, Playwright, Docker, GitHub Actions, Render, OVH, Caddy, pgBackRest</w:t>
+        <w:t xml:space="preserve"> Angular 22 (zoneless, signals), kouji-ui, TypeScript, Tailwind CSS 4, Node.js, Hono, BetterAuth (passkeys, TOTP), Zod, Brevo, PostgreSQL 17, Drizzle ORM, Supabase, Vitest, Playwright, Docker, GitHub Actions, Render, OVH, Caddy, pgBackRest</w:t>
       </w:r>
     </w:p>
     <w:p>
@@ -1149,7 +1159,7 @@
           <w:color w:val="57606a"/>
           <w:sz w:val="20"/>
         </w:rPr>
-        <w:t xml:space="preserve">Septembre 2023 – Aujourd'hui (3 ans 1 mois)</w:t>
+        <w:t xml:space="preserve">Septembre 2023 – Aujourd'hui (3 ans 2 mois)</w:t>
       </w:r>
     </w:p>
     <w:p>
@@ -1726,7 +1736,7 @@
       </w:r>
       <w:r>
         <w:rPr/>
-        <w:t xml:space="preserve">, application desktop interne </w:t>
+        <w:t xml:space="preserve">, une application de bureau interne </w:t>
       </w:r>
       <w:r>
         <w:rPr>
@@ -1735,14 +1745,18 @@
         <w:t xml:space="preserve">Electron + Angular</w:t>
       </w:r>
       <w:r>
-        <w:rPr>
-          <w:b/>
-        </w:rPr>
-        <w:t xml:space="preserve">provisionnant des environnements de dev prêts pour l'IA</w:t>
-      </w:r>
-      <w:r>
-        <w:rPr/>
-        <w:t xml:space="preserve"> (skills d'agents, MCP), réduisant le time-to-productivity de jours à minutes</w:t>
+        <w:rPr/>
+        <w:t xml:space="preserve"> qui </w:t>
+      </w:r>
+      <w:r>
+        <w:rPr>
+          <w:b/>
+        </w:rPr>
+        <w:t xml:space="preserve">déploie des environnements de développement prêts pour l'IA</w:t>
+      </w:r>
+      <w:r>
+        <w:rPr/>
+        <w:t xml:space="preserve"> (skills d'agents, serveurs MCP) et ramène le temps de prise en main de plusieurs jours à quelques minutes</w:t>
       </w:r>
     </w:p>
     <w:p>
@@ -1812,6 +1826,118 @@
       <w:r>
         <w:rPr/>
         <w:t xml:space="preserve"> pour les développeurs pour configurer accès aux modèles, credentials, configuration MCP et bundles de skills, apportant une cohérence dans l'adoption de l'outillage IA à travers les équipes</w:t>
+      </w:r>
+    </w:p>
+    <w:p>
+      <w:pPr>
+        <w:numPr>
+          <w:ilvl w:val="0"/>
+          <w:numId w:val="6"/>
+        </w:numPr>
+        <w:spacing w:lineRule="auto"/>
+      </w:pPr>
+      <w:r>
+        <w:rPr/>
+        <w:t xml:space="preserve">Conçu </w:t>
+      </w:r>
+      <w:r>
+        <w:rPr>
+          <w:b/>
+        </w:rPr>
+        <w:t xml:space="preserve">xHarness</w:t>
+      </w:r>
+      <w:r>
+        <w:rPr/>
+        <w:t xml:space="preserve">, une plateforme de benchmark qui compare des </w:t>
+      </w:r>
+      <w:r>
+        <w:rPr>
+          <w:b/>
+        </w:rPr>
+        <w:t xml:space="preserve">agents de code</w:t>
+      </w:r>
+      <w:r>
+        <w:rPr/>
+        <w:t xml:space="preserve"> (Claude Code, Codex, OpenCode) selon différents niveaux de modèles (Opus, Sonnet, GPT Sol, GPT Terra) sur le framework public </w:t>
+      </w:r>
+      <w:r>
+        <w:rPr>
+          <w:b/>
+        </w:rPr>
+        <w:t xml:space="preserve">SWE-bench</w:t>
+      </w:r>
+      <w:r>
+        <w:rPr/>
+        <w:t xml:space="preserve"> : exécutions parallèles orchestrées sous </w:t>
+      </w:r>
+      <w:r>
+        <w:rPr>
+          <w:b/>
+        </w:rPr>
+        <w:t xml:space="preserve">Docker</w:t>
+      </w:r>
+      <w:r>
+        <w:rPr/>
+        <w:t xml:space="preserve"> et </w:t>
+      </w:r>
+      <w:r>
+        <w:rPr>
+          <w:b/>
+        </w:rPr>
+        <w:t xml:space="preserve">tableau de bord</w:t>
+      </w:r>
+      <w:r>
+        <w:rPr/>
+        <w:t xml:space="preserve"> de suivi des coûts et de la consommation</w:t>
+      </w:r>
+    </w:p>
+    <w:p>
+      <w:pPr>
+        <w:numPr>
+          <w:ilvl w:val="0"/>
+          <w:numId w:val="6"/>
+        </w:numPr>
+        <w:spacing w:lineRule="auto"/>
+      </w:pPr>
+      <w:r>
+        <w:rPr/>
+        <w:t xml:space="preserve">Conçu </w:t>
+      </w:r>
+      <w:r>
+        <w:rPr>
+          <w:b/>
+        </w:rPr>
+        <w:t xml:space="preserve">xShifu</w:t>
+      </w:r>
+      <w:r>
+        <w:rPr/>
+        <w:t xml:space="preserve">, un </w:t>
+      </w:r>
+      <w:r>
+        <w:rPr>
+          <w:b/>
+        </w:rPr>
+        <w:t xml:space="preserve">outil d'analyse des sessions</w:t>
+      </w:r>
+      <w:r>
+        <w:rPr/>
+        <w:t xml:space="preserve"> locales </w:t>
+      </w:r>
+      <w:r>
+        <w:rPr>
+          <w:b/>
+        </w:rPr>
+        <w:t xml:space="preserve">Claude Code et Codex</w:t>
+      </w:r>
+      <w:r>
+        <w:rPr/>
+        <w:t xml:space="preserve"> : il met en lumière les usages des développeurs, identifie les mauvaises pratiques et propose des </w:t>
+      </w:r>
+      <w:r>
+        <w:rPr>
+          <w:b/>
+        </w:rPr>
+        <w:t xml:space="preserve">recommandations concrètes pour réduire la consommation de tokens</w:t>
       </w:r>
     </w:p>
     <w:p>
@@ -3535,7 +3661,7 @@
           <w:b/>
           <w:sz w:val="21"/>
         </w:rPr>
-        <w:t xml:space="preserve">Tauri (Rust) et Angular 20</w:t>
+        <w:t xml:space="preserve">Tauri (Rust) et Angular 22</w:t>
       </w:r>
       <w:r>
         <w:rPr>
@@ -3596,7 +3722,7 @@
         <w:rPr>
           <w:b/>
         </w:rPr>
-        <w:t xml:space="preserve">Angular 20</w:t>
+        <w:t xml:space="preserve">Angular 22</w:t>
       </w:r>
       <w:r>
         <w:rPr/>
@@ -3887,7 +4013,7 @@
           <w:color w:val="444444"/>
           <w:sz w:val="19"/>
         </w:rPr>
-        <w:t xml:space="preserve"> Angular 20, TypeScript, RxJS, CodeMirror 6, Lexical, Tauri 2, Rust, Vitest, Playwright, GitHub Actions</w:t>
+        <w:t xml:space="preserve"> Angular 22, TypeScript, RxJS, CodeMirror 6, Lexical, Tauri 2, Rust, Vitest, Playwright, GitHub Actions</w:t>
       </w:r>
     </w:p>
     <w:p>
@@ -4431,7 +4557,7 @@
           <w:b/>
           <w:sz w:val="21"/>
         </w:rPr>
-        <w:t xml:space="preserve">Angular 21</w:t>
+        <w:t xml:space="preserve">Angular 22</w:t>
       </w:r>
       <w:r>
         <w:rPr>
@@ -4535,7 +4661,7 @@
         <w:rPr>
           <w:b/>
         </w:rPr>
-        <w:t xml:space="preserve">plus de 60 composants Angular 21 standalone</w:t>
+        <w:t xml:space="preserve">plus de 60 composants Angular 22 standalone</w:t>
       </w:r>
       <w:r>
         <w:rPr/>
@@ -4731,7 +4857,7 @@
           <w:color w:val="444444"/>
           <w:sz w:val="19"/>
         </w:rPr>
-        <w:t xml:space="preserve"> Angular 21, TypeScript, Tailwind CSS, Vitest, Playwright, axe-core, ESLint, Prettier, Husky, Angular CLI, pnpm workspaces, Turborepo, Changesets, GitHub Actions</w:t>
+        <w:t xml:space="preserve"> Angular 22, TypeScript, Tailwind CSS, Vitest, Playwright, axe-core, ESLint, Prettier, Husky, Angular CLI, pnpm workspaces, Turborepo, Changesets, GitHub Actions</w:t>
       </w:r>
     </w:p>
     <w:p>

--- a/assets/najih-driss-cv-fr-long.docx
+++ b/assets/najih-driss-cv-fr-long.docx
@@ -622,7 +622,7 @@
           <w:color w:val="0d1117"/>
           <w:sz w:val="22"/>
         </w:rPr>
-        <w:t xml:space="preserve">Preesm Group — Développeur Full Stack (Angular / Node.js)</w:t>
+        <w:t xml:space="preserve">TotalEnergies — Développeur Full Stack IA Senior (TypeScript / Python)</w:t>
       </w:r>
     </w:p>
     <w:p>
@@ -634,7 +634,7 @@
           <w:color w:val="57606a"/>
           <w:sz w:val="20"/>
         </w:rPr>
-        <w:t xml:space="preserve">Mai 2026 – Aujourd'hui (6 mois)</w:t>
+        <w:t xml:space="preserve">Novembre 2026 – Aujourd'hui (1 mois)</w:t>
       </w:r>
     </w:p>
     <w:p>
@@ -653,38 +653,13 @@
           <w:b/>
           <w:sz w:val="21"/>
         </w:rPr>
-        <w:t xml:space="preserve">Preesm Portal</w:t>
-      </w:r>
-      <w:r>
-        <w:rPr>
-          <w:sz w:val="21"/>
-        </w:rPr>
-        <w:t xml:space="preserve"> (preesm-group.com) — plateforme SaaS B2B </w:t>
-      </w:r>
-      <w:r>
-        <w:rPr>
-          <w:b/>
-          <w:sz w:val="21"/>
-        </w:rPr>
-        <w:t xml:space="preserve">multi-tenant</w:t>
-      </w:r>
-      <w:r>
-        <w:rPr>
-          <w:sz w:val="21"/>
-        </w:rPr>
-        <w:t xml:space="preserve"> digitalisant le cycle de vie complet des franchisés de réseaux de franchise français, chaque réseau étant isolé comme son propre tenant et utilisé au quotidien par le siège, les franchiseurs et les franchisés. Seul ingénieur sur le produit, en direct avec le client, du recueil du besoin à l'exploitation en production.</w:t>
-      </w:r>
-    </w:p>
-    <w:p>
-      <w:pPr>
-        <w:spacing w:lineRule="auto"/>
-      </w:pPr>
-      <w:r>
-        <w:rPr>
-          <w:b/>
-          <w:sz w:val="21"/>
-        </w:rPr>
-        <w:t xml:space="preserve">Responsabilités:</w:t>
+        <w:t xml:space="preserve">TotalEnergies Digital Factory</w:t>
+      </w:r>
+      <w:r>
+        <w:rPr>
+          <w:sz w:val="21"/>
+        </w:rPr>
+        <w:t xml:space="preserve"> — l'entité interne du groupe qui conçoit les produits numériques utilisés dans toute l'entreprise.</w:t>
       </w:r>
     </w:p>
     <w:p>
@@ -697,57 +672,23 @@
       </w:pPr>
       <w:r>
         <w:rPr/>
-        <w:t xml:space="preserve">Conçu l'</w:t>
-      </w:r>
-      <w:r>
-        <w:rPr>
-          <w:b/>
-        </w:rPr>
-        <w:t xml:space="preserve">architecture multi-tenant</w:t>
-      </w:r>
-      <w:r>
-        <w:rPr/>
-        <w:t xml:space="preserve"> : SPA </w:t>
-      </w:r>
-      <w:r>
-        <w:rPr>
-          <w:b/>
-        </w:rPr>
-        <w:t xml:space="preserve">Angular 22</w:t>
-      </w:r>
-      <w:r>
-        <w:rPr/>
-        <w:t xml:space="preserve"> (zoneless, signals) et API </w:t>
-      </w:r>
-      <w:r>
-        <w:rPr>
-          <w:b/>
-        </w:rPr>
-        <w:t xml:space="preserve">Hono/Node.js</w:t>
-      </w:r>
-      <w:r>
-        <w:rPr/>
-        <w:t xml:space="preserve"> dans un monorepo pnpm, partageant un package de contrat typé (schéma </w:t>
-      </w:r>
-      <w:r>
-        <w:rPr>
-          <w:b/>
-        </w:rPr>
-        <w:t xml:space="preserve">Drizzle</w:t>
-      </w:r>
-      <w:r>
-        <w:rPr/>
-        <w:t xml:space="preserve"> + DTOs </w:t>
-      </w:r>
-      <w:r>
-        <w:rPr>
-          <w:b/>
-        </w:rPr>
-        <w:t xml:space="preserve">Zod</w:t>
-      </w:r>
-      <w:r>
-        <w:rPr/>
-        <w:t xml:space="preserve">)</w:t>
+        <w:t xml:space="preserve">Développement full stack d'</w:t>
+      </w:r>
+      <w:r>
+        <w:rPr>
+          <w:b/>
+        </w:rPr>
+        <w:t xml:space="preserve">applications intégrant l'IA</w:t>
+      </w:r>
+      <w:r>
+        <w:rPr/>
+        <w:t xml:space="preserve">, côté </w:t>
+      </w:r>
+      <w:r>
+        <w:rPr>
+          <w:b/>
+        </w:rPr>
+        <w:t xml:space="preserve">back end et front end</w:t>
       </w:r>
     </w:p>
     <w:p>
@@ -760,361 +701,23 @@
       </w:pPr>
       <w:r>
         <w:rPr/>
-        <w:t xml:space="preserve">Construit le </w:t>
-      </w:r>
-      <w:r>
-        <w:rPr>
-          <w:b/>
-        </w:rPr>
-        <w:t xml:space="preserve">moteur d'onboarding</w:t>
-      </w:r>
-      <w:r>
-        <w:rPr/>
-        <w:t xml:space="preserve"> — catalogue d'étapes déclaratif, déblocage par dépendances et machine à états de statut contrôlée côté serveur avec suivi d'avancement automatique</w:t>
-      </w:r>
-    </w:p>
-    <w:p>
-      <w:pPr>
-        <w:numPr>
-          <w:ilvl w:val="0"/>
-          <w:numId w:val="2"/>
-        </w:numPr>
-        <w:spacing w:lineRule="auto"/>
-      </w:pPr>
-      <w:r>
-        <w:rPr/>
-        <w:t xml:space="preserve">Développé le </w:t>
-      </w:r>
-      <w:r>
-        <w:rPr>
-          <w:b/>
-        </w:rPr>
-        <w:t xml:space="preserve">back-office portefeuille franchisés</w:t>
-      </w:r>
-      <w:r>
-        <w:rPr/>
-        <w:t xml:space="preserve"> (recherche, filtres, archivage, </w:t>
-      </w:r>
-      <w:r>
-        <w:rPr>
-          <w:b/>
-        </w:rPr>
-        <w:t xml:space="preserve">cadrage par tenant</w:t>
-      </w:r>
-      <w:r>
-        <w:rPr/>
-        <w:t xml:space="preserve"> via un sélecteur de réseau) et l'espace franchisé bâti sur le même moteur</w:t>
-      </w:r>
-    </w:p>
-    <w:p>
-      <w:pPr>
-        <w:numPr>
-          <w:ilvl w:val="0"/>
-          <w:numId w:val="2"/>
-        </w:numPr>
-        <w:spacing w:lineRule="auto"/>
-      </w:pPr>
-      <w:r>
-        <w:rPr/>
-        <w:t xml:space="preserve">Implémenté la </w:t>
-      </w:r>
-      <w:r>
-        <w:rPr>
-          <w:b/>
-        </w:rPr>
-        <w:t xml:space="preserve">génération de documents côté serveur</w:t>
-      </w:r>
-      <w:r>
-        <w:rPr/>
-        <w:t xml:space="preserve">, le stockage des contreparties signées, et un </w:t>
-      </w:r>
-      <w:r>
-        <w:rPr>
-          <w:b/>
-        </w:rPr>
-        <w:t xml:space="preserve">hub documentaire</w:t>
-      </w:r>
-      <w:r>
-        <w:rPr/>
-        <w:t xml:space="preserve"> sur </w:t>
-      </w:r>
-      <w:r>
-        <w:rPr>
-          <w:b/>
-        </w:rPr>
-        <w:t xml:space="preserve">Supabase</w:t>
-      </w:r>
-      <w:r>
-        <w:rPr/>
-        <w:t xml:space="preserve"> avec upload/download présignés</w:t>
-      </w:r>
-    </w:p>
-    <w:p>
-      <w:pPr>
-        <w:numPr>
-          <w:ilvl w:val="0"/>
-          <w:numId w:val="2"/>
-        </w:numPr>
-        <w:spacing w:lineRule="auto"/>
-      </w:pPr>
-      <w:r>
-        <w:rPr/>
-        <w:t xml:space="preserve">Livré le </w:t>
-      </w:r>
-      <w:r>
-        <w:rPr>
-          <w:b/>
-        </w:rPr>
-        <w:t xml:space="preserve">mailing transactionnel</w:t>
-      </w:r>
-      <w:r>
-        <w:rPr/>
-        <w:t xml:space="preserve"> avec </w:t>
-      </w:r>
-      <w:r>
-        <w:rPr>
-          <w:b/>
-        </w:rPr>
-        <w:t xml:space="preserve">Brevo</w:t>
-      </w:r>
-      <w:r>
-        <w:rPr/>
-        <w:t xml:space="preserve"> et un panneau d'administration où les équipes configurent les destinataires des notifications par déclencheur métier, sans modification de code</w:t>
-      </w:r>
-    </w:p>
-    <w:p>
-      <w:pPr>
-        <w:numPr>
-          <w:ilvl w:val="0"/>
-          <w:numId w:val="2"/>
-        </w:numPr>
-        <w:spacing w:lineRule="auto"/>
-      </w:pPr>
-      <w:r>
-        <w:rPr/>
-        <w:t xml:space="preserve">Sécurisé la plateforme avec </w:t>
-      </w:r>
-      <w:r>
-        <w:rPr>
-          <w:b/>
-        </w:rPr>
-        <w:t xml:space="preserve">BetterAuth</w:t>
-      </w:r>
-      <w:r>
-        <w:rPr/>
-        <w:t xml:space="preserve"> (passkeys WebAuthn, </w:t>
-      </w:r>
-      <w:r>
-        <w:rPr>
-          <w:b/>
-        </w:rPr>
-        <w:t xml:space="preserve">MFA TOTP</w:t>
-      </w:r>
-      <w:r>
-        <w:rPr/>
-        <w:t xml:space="preserve"> obligatoire) et un </w:t>
-      </w:r>
-      <w:r>
-        <w:rPr>
-          <w:b/>
-        </w:rPr>
-        <w:t xml:space="preserve">RBAC deny-by-default</w:t>
-      </w:r>
-      <w:r>
-        <w:rPr/>
-        <w:t xml:space="preserve"> sur un modèle tenant/équipes à deux niveaux, chaque requête API étant </w:t>
-      </w:r>
-      <w:r>
-        <w:rPr>
-          <w:b/>
-        </w:rPr>
-        <w:t xml:space="preserve">scopée par tenant</w:t>
-      </w:r>
-    </w:p>
-    <w:p>
-      <w:pPr>
-        <w:numPr>
-          <w:ilvl w:val="0"/>
-          <w:numId w:val="2"/>
-        </w:numPr>
-        <w:spacing w:lineRule="auto"/>
-      </w:pPr>
-      <w:r>
-        <w:rPr/>
-        <w:t xml:space="preserve">Mis en place la </w:t>
-      </w:r>
-      <w:r>
-        <w:rPr>
-          <w:b/>
-        </w:rPr>
-        <w:t xml:space="preserve">CI/CD GitHub Actions</w:t>
-      </w:r>
-      <w:r>
-        <w:rPr/>
-        <w:t xml:space="preserve"> — lint, build, tests unitaires </w:t>
-      </w:r>
-      <w:r>
-        <w:rPr>
-          <w:b/>
-        </w:rPr>
-        <w:t xml:space="preserve">Vitest</w:t>
-      </w:r>
-      <w:r>
-        <w:rPr/>
-        <w:t xml:space="preserve"> et suite </w:t>
-      </w:r>
-      <w:r>
-        <w:rPr>
-          <w:b/>
-        </w:rPr>
-        <w:t xml:space="preserve">E2E Playwright</w:t>
-      </w:r>
-      <w:r>
-        <w:rPr/>
-        <w:t xml:space="preserve"> exécutée contre un conteneur PostgreSQL réel — avec images Docker publiées sur GHCR</w:t>
-      </w:r>
-    </w:p>
-    <w:p>
-      <w:pPr>
-        <w:numPr>
-          <w:ilvl w:val="0"/>
-          <w:numId w:val="2"/>
-        </w:numPr>
-        <w:spacing w:lineRule="auto"/>
-      </w:pPr>
-      <w:r>
-        <w:rPr/>
-        <w:t xml:space="preserve">Exploite la production sur un </w:t>
-      </w:r>
-      <w:r>
-        <w:rPr>
-          <w:b/>
-        </w:rPr>
-        <w:t xml:space="preserve">VPS OVH</w:t>
-      </w:r>
-      <w:r>
-        <w:rPr/>
-        <w:t xml:space="preserve"> derrière TLS </w:t>
-      </w:r>
-      <w:r>
-        <w:rPr>
-          <w:b/>
-        </w:rPr>
-        <w:t xml:space="preserve">Caddy</w:t>
-      </w:r>
-      <w:r>
-        <w:rPr/>
-        <w:t xml:space="preserve"> : migrations idempotentes, sauvegardes chiffrées </w:t>
-      </w:r>
-      <w:r>
-        <w:rPr>
-          <w:b/>
-        </w:rPr>
-        <w:t xml:space="preserve">pgBackRest</w:t>
-      </w:r>
-      <w:r>
-        <w:rPr/>
-        <w:t xml:space="preserve"> avec exercices de restauration et secrets gérés via </w:t>
-      </w:r>
-      <w:r>
-        <w:rPr>
-          <w:b/>
-        </w:rPr>
-        <w:t xml:space="preserve">SOPS/age</w:t>
-      </w:r>
-    </w:p>
-    <w:p>
-      <w:pPr>
-        <w:spacing w:lineRule="auto"/>
-      </w:pPr>
-      <w:r>
-        <w:rPr>
-          <w:b/>
-          <w:sz w:val="21"/>
-        </w:rPr>
-        <w:t xml:space="preserve">Réalisations &amp; Impact:</w:t>
-      </w:r>
-    </w:p>
-    <w:p>
-      <w:pPr>
-        <w:numPr>
-          <w:ilvl w:val="0"/>
-          <w:numId w:val="3"/>
-        </w:numPr>
-        <w:spacing w:lineRule="auto"/>
-      </w:pPr>
-      <w:r>
-        <w:rPr/>
-        <w:t xml:space="preserve">Livré la </w:t>
-      </w:r>
-      <w:r>
-        <w:rPr>
-          <w:b/>
-        </w:rPr>
-        <w:t xml:space="preserve">première release en production en moins d'un mois</w:t>
-      </w:r>
-      <w:r>
-        <w:rPr/>
-        <w:t xml:space="preserve">, avec des fonctionnalités livrées en continu depuis, en direct avec le client</w:t>
-      </w:r>
-    </w:p>
-    <w:p>
-      <w:pPr>
-        <w:numPr>
-          <w:ilvl w:val="0"/>
-          <w:numId w:val="3"/>
-        </w:numPr>
-        <w:spacing w:lineRule="auto"/>
-      </w:pPr>
-      <w:r>
-        <w:rPr/>
-        <w:t xml:space="preserve">Digitalisé le </w:t>
-      </w:r>
-      <w:r>
-        <w:rPr>
-          <w:b/>
-        </w:rPr>
-        <w:t xml:space="preserve">cycle de vie complet des franchisés</w:t>
-      </w:r>
-      <w:r>
-        <w:rPr/>
-        <w:t xml:space="preserve">, en remplaçant un processus manuel à base de documents et d'e-mails par un workflow unique et traçable</w:t>
-      </w:r>
-    </w:p>
-    <w:p>
-      <w:pPr>
-        <w:numPr>
-          <w:ilvl w:val="0"/>
-          <w:numId w:val="3"/>
-        </w:numPr>
-        <w:spacing w:lineRule="auto"/>
-      </w:pPr>
-      <w:r>
-        <w:rPr/>
-        <w:t xml:space="preserve">Éliminé la dérive de contrat API/frontend grâce au package de types partagé — un changement de schéma se voit désormais à la compilation des deux côtés plutôt qu'en production</w:t>
-      </w:r>
-    </w:p>
-    <w:p>
-      <w:pPr>
-        <w:numPr>
-          <w:ilvl w:val="0"/>
-          <w:numId w:val="3"/>
-        </w:numPr>
-        <w:spacing w:lineRule="auto"/>
-      </w:pPr>
-      <w:r>
-        <w:rPr/>
-        <w:t xml:space="preserve">Transformé le processus métier en </w:t>
-      </w:r>
-      <w:r>
-        <w:rPr>
-          <w:b/>
-        </w:rPr>
-        <w:t xml:space="preserve">configuration plutôt qu'en code</w:t>
-      </w:r>
-      <w:r>
-        <w:rPr/>
-        <w:t xml:space="preserve"> : nouvelles étapes et destinataires de notifications ne nécessitent plus de release</w:t>
+        <w:t xml:space="preserve">Services et interfaces développés principalement en </w:t>
+      </w:r>
+      <w:r>
+        <w:rPr>
+          <w:b/>
+        </w:rPr>
+        <w:t xml:space="preserve">TypeScript</w:t>
+      </w:r>
+      <w:r>
+        <w:rPr/>
+        <w:t xml:space="preserve"> et </w:t>
+      </w:r>
+      <w:r>
+        <w:rPr>
+          <w:b/>
+        </w:rPr>
+        <w:t xml:space="preserve">Python</w:t>
       </w:r>
     </w:p>
     <w:p>
@@ -1134,7 +737,7 @@
           <w:color w:val="444444"/>
           <w:sz w:val="19"/>
         </w:rPr>
-        <w:t xml:space="preserve"> Angular 22 (zoneless, signals), kouji-ui, TypeScript, Tailwind CSS 4, Node.js, Hono, BetterAuth (passkeys, TOTP), Zod, Brevo, PostgreSQL 17, Drizzle ORM, Supabase, Vitest, Playwright, Docker, GitHub Actions, Render, OVH, Caddy, pgBackRest</w:t>
+        <w:t xml:space="preserve"> TypeScript, Python, Angular, Node.js, Git, GitHub, GitHub Actions</w:t>
       </w:r>
     </w:p>
     <w:p>
@@ -1147,7 +750,7 @@
           <w:color w:val="0d1117"/>
           <w:sz w:val="22"/>
         </w:rPr>
-        <w:t xml:space="preserve">Amundi ITS — Développeur Full Stack Senior (Angular / Java)</w:t>
+        <w:t xml:space="preserve">Preesm Group — Développeur Full Stack (Angular / Node.js)</w:t>
       </w:r>
     </w:p>
     <w:p>
@@ -1159,7 +762,7 @@
           <w:color w:val="57606a"/>
           <w:sz w:val="20"/>
         </w:rPr>
-        <w:t xml:space="preserve">Septembre 2023 – Aujourd'hui (3 ans 2 mois)</w:t>
+        <w:t xml:space="preserve">Mai 2026 – Aujourd'hui (6 mois)</w:t>
       </w:r>
     </w:p>
     <w:p>
@@ -1175,35 +778,389 @@
       </w:r>
       <w:r>
         <w:rPr>
-          <w:sz w:val="21"/>
-        </w:rPr>
-        <w:t xml:space="preserve"> Amundi ITS développe des plateformes et frameworks partagés utilisés par plusieurs applications internes et clientes. Un produit majeur est le </w:t>
-      </w:r>
-      <w:r>
-        <w:rPr>
-          <w:b/>
-          <w:sz w:val="21"/>
-        </w:rPr>
-        <w:t xml:space="preserve">framework Maestro</w:t>
-      </w:r>
-      <w:r>
-        <w:rPr>
-          <w:sz w:val="21"/>
-        </w:rPr>
-        <w:t xml:space="preserve">, une solution basée sur Angular permettant aux équipes backend d'intégrer rapidement des interfaces utilisateur cohérentes et de niveau entreprise.</w:t>
-      </w:r>
-    </w:p>
-    <w:p>
-      <w:pPr>
-        <w:pStyle w:val="Heading4"/>
-        <w:spacing w:lineRule="auto"/>
-      </w:pPr>
-      <w:r>
-        <w:rPr>
-          <w:color w:val="0d1117"/>
-          <w:sz w:val="20"/>
-        </w:rPr>
-        <w:t xml:space="preserve">Équipe Framework</w:t>
+          <w:b/>
+          <w:sz w:val="21"/>
+        </w:rPr>
+        <w:t xml:space="preserve">Preesm Portal</w:t>
+      </w:r>
+      <w:r>
+        <w:rPr>
+          <w:sz w:val="21"/>
+        </w:rPr>
+        <w:t xml:space="preserve"> (preesm-group.com) — plateforme SaaS B2B </w:t>
+      </w:r>
+      <w:r>
+        <w:rPr>
+          <w:b/>
+          <w:sz w:val="21"/>
+        </w:rPr>
+        <w:t xml:space="preserve">multi-tenant</w:t>
+      </w:r>
+      <w:r>
+        <w:rPr>
+          <w:sz w:val="21"/>
+        </w:rPr>
+        <w:t xml:space="preserve"> digitalisant le cycle de vie complet des franchisés de réseaux de franchise français, chaque réseau étant isolé comme son propre tenant et utilisé au quotidien par le siège, les franchiseurs et les franchisés. Seul ingénieur sur le produit, en direct avec le client, du recueil du besoin à l'exploitation en production.</w:t>
+      </w:r>
+    </w:p>
+    <w:p>
+      <w:pPr>
+        <w:spacing w:lineRule="auto"/>
+      </w:pPr>
+      <w:r>
+        <w:rPr>
+          <w:b/>
+          <w:sz w:val="21"/>
+        </w:rPr>
+        <w:t xml:space="preserve">Responsabilités:</w:t>
+      </w:r>
+    </w:p>
+    <w:p>
+      <w:pPr>
+        <w:numPr>
+          <w:ilvl w:val="0"/>
+          <w:numId w:val="3"/>
+        </w:numPr>
+        <w:spacing w:lineRule="auto"/>
+      </w:pPr>
+      <w:r>
+        <w:rPr/>
+        <w:t xml:space="preserve">Conçu l'</w:t>
+      </w:r>
+      <w:r>
+        <w:rPr>
+          <w:b/>
+        </w:rPr>
+        <w:t xml:space="preserve">architecture multi-tenant</w:t>
+      </w:r>
+      <w:r>
+        <w:rPr/>
+        <w:t xml:space="preserve"> : SPA </w:t>
+      </w:r>
+      <w:r>
+        <w:rPr>
+          <w:b/>
+        </w:rPr>
+        <w:t xml:space="preserve">Angular 22</w:t>
+      </w:r>
+      <w:r>
+        <w:rPr/>
+        <w:t xml:space="preserve"> (zoneless, signals) et API </w:t>
+      </w:r>
+      <w:r>
+        <w:rPr>
+          <w:b/>
+        </w:rPr>
+        <w:t xml:space="preserve">Hono/Node.js</w:t>
+      </w:r>
+      <w:r>
+        <w:rPr/>
+        <w:t xml:space="preserve"> dans un monorepo pnpm, partageant un package de contrat typé (schéma </w:t>
+      </w:r>
+      <w:r>
+        <w:rPr>
+          <w:b/>
+        </w:rPr>
+        <w:t xml:space="preserve">Drizzle</w:t>
+      </w:r>
+      <w:r>
+        <w:rPr/>
+        <w:t xml:space="preserve"> + DTOs </w:t>
+      </w:r>
+      <w:r>
+        <w:rPr>
+          <w:b/>
+        </w:rPr>
+        <w:t xml:space="preserve">Zod</w:t>
+      </w:r>
+      <w:r>
+        <w:rPr/>
+        <w:t xml:space="preserve">)</w:t>
+      </w:r>
+    </w:p>
+    <w:p>
+      <w:pPr>
+        <w:numPr>
+          <w:ilvl w:val="0"/>
+          <w:numId w:val="3"/>
+        </w:numPr>
+        <w:spacing w:lineRule="auto"/>
+      </w:pPr>
+      <w:r>
+        <w:rPr/>
+        <w:t xml:space="preserve">Construit le </w:t>
+      </w:r>
+      <w:r>
+        <w:rPr>
+          <w:b/>
+        </w:rPr>
+        <w:t xml:space="preserve">moteur d'onboarding</w:t>
+      </w:r>
+      <w:r>
+        <w:rPr/>
+        <w:t xml:space="preserve"> — catalogue d'étapes déclaratif, déblocage par dépendances et machine à états de statut contrôlée côté serveur avec suivi d'avancement automatique</w:t>
+      </w:r>
+    </w:p>
+    <w:p>
+      <w:pPr>
+        <w:numPr>
+          <w:ilvl w:val="0"/>
+          <w:numId w:val="3"/>
+        </w:numPr>
+        <w:spacing w:lineRule="auto"/>
+      </w:pPr>
+      <w:r>
+        <w:rPr/>
+        <w:t xml:space="preserve">Développé le </w:t>
+      </w:r>
+      <w:r>
+        <w:rPr>
+          <w:b/>
+        </w:rPr>
+        <w:t xml:space="preserve">back-office portefeuille franchisés</w:t>
+      </w:r>
+      <w:r>
+        <w:rPr/>
+        <w:t xml:space="preserve"> (recherche, filtres, archivage, </w:t>
+      </w:r>
+      <w:r>
+        <w:rPr>
+          <w:b/>
+        </w:rPr>
+        <w:t xml:space="preserve">cadrage par tenant</w:t>
+      </w:r>
+      <w:r>
+        <w:rPr/>
+        <w:t xml:space="preserve"> via un sélecteur de réseau) et l'espace franchisé bâti sur le même moteur</w:t>
+      </w:r>
+    </w:p>
+    <w:p>
+      <w:pPr>
+        <w:numPr>
+          <w:ilvl w:val="0"/>
+          <w:numId w:val="3"/>
+        </w:numPr>
+        <w:spacing w:lineRule="auto"/>
+      </w:pPr>
+      <w:r>
+        <w:rPr/>
+        <w:t xml:space="preserve">Implémenté la </w:t>
+      </w:r>
+      <w:r>
+        <w:rPr>
+          <w:b/>
+        </w:rPr>
+        <w:t xml:space="preserve">génération de documents côté serveur</w:t>
+      </w:r>
+      <w:r>
+        <w:rPr/>
+        <w:t xml:space="preserve">, le stockage des contreparties signées, et un </w:t>
+      </w:r>
+      <w:r>
+        <w:rPr>
+          <w:b/>
+        </w:rPr>
+        <w:t xml:space="preserve">hub documentaire</w:t>
+      </w:r>
+      <w:r>
+        <w:rPr/>
+        <w:t xml:space="preserve"> sur </w:t>
+      </w:r>
+      <w:r>
+        <w:rPr>
+          <w:b/>
+        </w:rPr>
+        <w:t xml:space="preserve">Supabase</w:t>
+      </w:r>
+      <w:r>
+        <w:rPr/>
+        <w:t xml:space="preserve"> avec upload/download présignés</w:t>
+      </w:r>
+    </w:p>
+    <w:p>
+      <w:pPr>
+        <w:numPr>
+          <w:ilvl w:val="0"/>
+          <w:numId w:val="3"/>
+        </w:numPr>
+        <w:spacing w:lineRule="auto"/>
+      </w:pPr>
+      <w:r>
+        <w:rPr/>
+        <w:t xml:space="preserve">Livré le </w:t>
+      </w:r>
+      <w:r>
+        <w:rPr>
+          <w:b/>
+        </w:rPr>
+        <w:t xml:space="preserve">mailing transactionnel</w:t>
+      </w:r>
+      <w:r>
+        <w:rPr/>
+        <w:t xml:space="preserve"> avec </w:t>
+      </w:r>
+      <w:r>
+        <w:rPr>
+          <w:b/>
+        </w:rPr>
+        <w:t xml:space="preserve">Brevo</w:t>
+      </w:r>
+      <w:r>
+        <w:rPr/>
+        <w:t xml:space="preserve"> et un panneau d'administration où les équipes configurent les destinataires des notifications par déclencheur métier, sans modification de code</w:t>
+      </w:r>
+    </w:p>
+    <w:p>
+      <w:pPr>
+        <w:numPr>
+          <w:ilvl w:val="0"/>
+          <w:numId w:val="3"/>
+        </w:numPr>
+        <w:spacing w:lineRule="auto"/>
+      </w:pPr>
+      <w:r>
+        <w:rPr/>
+        <w:t xml:space="preserve">Sécurisé la plateforme avec </w:t>
+      </w:r>
+      <w:r>
+        <w:rPr>
+          <w:b/>
+        </w:rPr>
+        <w:t xml:space="preserve">BetterAuth</w:t>
+      </w:r>
+      <w:r>
+        <w:rPr/>
+        <w:t xml:space="preserve"> (passkeys WebAuthn, </w:t>
+      </w:r>
+      <w:r>
+        <w:rPr>
+          <w:b/>
+        </w:rPr>
+        <w:t xml:space="preserve">MFA TOTP</w:t>
+      </w:r>
+      <w:r>
+        <w:rPr/>
+        <w:t xml:space="preserve"> obligatoire) et un </w:t>
+      </w:r>
+      <w:r>
+        <w:rPr>
+          <w:b/>
+        </w:rPr>
+        <w:t xml:space="preserve">RBAC deny-by-default</w:t>
+      </w:r>
+      <w:r>
+        <w:rPr/>
+        <w:t xml:space="preserve"> sur un modèle tenant/équipes à deux niveaux, chaque requête API étant </w:t>
+      </w:r>
+      <w:r>
+        <w:rPr>
+          <w:b/>
+        </w:rPr>
+        <w:t xml:space="preserve">scopée par tenant</w:t>
+      </w:r>
+    </w:p>
+    <w:p>
+      <w:pPr>
+        <w:numPr>
+          <w:ilvl w:val="0"/>
+          <w:numId w:val="3"/>
+        </w:numPr>
+        <w:spacing w:lineRule="auto"/>
+      </w:pPr>
+      <w:r>
+        <w:rPr/>
+        <w:t xml:space="preserve">Mis en place la </w:t>
+      </w:r>
+      <w:r>
+        <w:rPr>
+          <w:b/>
+        </w:rPr>
+        <w:t xml:space="preserve">CI/CD GitHub Actions</w:t>
+      </w:r>
+      <w:r>
+        <w:rPr/>
+        <w:t xml:space="preserve"> — lint, build, tests unitaires </w:t>
+      </w:r>
+      <w:r>
+        <w:rPr>
+          <w:b/>
+        </w:rPr>
+        <w:t xml:space="preserve">Vitest</w:t>
+      </w:r>
+      <w:r>
+        <w:rPr/>
+        <w:t xml:space="preserve"> et suite </w:t>
+      </w:r>
+      <w:r>
+        <w:rPr>
+          <w:b/>
+        </w:rPr>
+        <w:t xml:space="preserve">E2E Playwright</w:t>
+      </w:r>
+      <w:r>
+        <w:rPr/>
+        <w:t xml:space="preserve"> exécutée contre un conteneur PostgreSQL réel — avec images Docker publiées sur GHCR</w:t>
+      </w:r>
+    </w:p>
+    <w:p>
+      <w:pPr>
+        <w:numPr>
+          <w:ilvl w:val="0"/>
+          <w:numId w:val="3"/>
+        </w:numPr>
+        <w:spacing w:lineRule="auto"/>
+      </w:pPr>
+      <w:r>
+        <w:rPr/>
+        <w:t xml:space="preserve">Exploite la production sur un </w:t>
+      </w:r>
+      <w:r>
+        <w:rPr>
+          <w:b/>
+        </w:rPr>
+        <w:t xml:space="preserve">VPS OVH</w:t>
+      </w:r>
+      <w:r>
+        <w:rPr/>
+        <w:t xml:space="preserve"> derrière TLS </w:t>
+      </w:r>
+      <w:r>
+        <w:rPr>
+          <w:b/>
+        </w:rPr>
+        <w:t xml:space="preserve">Caddy</w:t>
+      </w:r>
+      <w:r>
+        <w:rPr/>
+        <w:t xml:space="preserve"> : migrations idempotentes, sauvegardes chiffrées </w:t>
+      </w:r>
+      <w:r>
+        <w:rPr>
+          <w:b/>
+        </w:rPr>
+        <w:t xml:space="preserve">pgBackRest</w:t>
+      </w:r>
+      <w:r>
+        <w:rPr/>
+        <w:t xml:space="preserve"> avec exercices de restauration et secrets gérés via </w:t>
+      </w:r>
+      <w:r>
+        <w:rPr>
+          <w:b/>
+        </w:rPr>
+        <w:t xml:space="preserve">SOPS/age</w:t>
+      </w:r>
+    </w:p>
+    <w:p>
+      <w:pPr>
+        <w:spacing w:lineRule="auto"/>
+      </w:pPr>
+      <w:r>
+        <w:rPr>
+          <w:b/>
+          <w:sz w:val="21"/>
+        </w:rPr>
+        <w:t xml:space="preserve">Réalisations &amp; Impact:</w:t>
       </w:r>
     </w:p>
     <w:p>
@@ -1216,17 +1173,17 @@
       </w:pPr>
       <w:r>
         <w:rPr/>
-        <w:t xml:space="preserve">Maintenu et fait évoluer le </w:t>
-      </w:r>
-      <w:r>
-        <w:rPr>
-          <w:b/>
-        </w:rPr>
-        <w:t xml:space="preserve">framework Angular Maestro</w:t>
-      </w:r>
-      <w:r>
-        <w:rPr/>
-        <w:t xml:space="preserve"> utilisé par plusieurs applications internes et clientes</w:t>
+        <w:t xml:space="preserve">Livré la </w:t>
+      </w:r>
+      <w:r>
+        <w:rPr>
+          <w:b/>
+        </w:rPr>
+        <w:t xml:space="preserve">première release en production en moins d'un mois</w:t>
+      </w:r>
+      <w:r>
+        <w:rPr/>
+        <w:t xml:space="preserve">, avec des fonctionnalités livrées en continu depuis, en direct avec le client</w:t>
       </w:r>
     </w:p>
     <w:p>
@@ -1239,17 +1196,17 @@
       </w:pPr>
       <w:r>
         <w:rPr/>
-        <w:t xml:space="preserve">Participé activement aux </w:t>
-      </w:r>
-      <w:r>
-        <w:rPr>
-          <w:b/>
-        </w:rPr>
-        <w:t xml:space="preserve">migrations de versions majeures d'Angular (15 → 18 → 20)</w:t>
-      </w:r>
-      <w:r>
-        <w:rPr/>
-        <w:t xml:space="preserve">, incluant la mise à niveau des composants, des dépendances et l'adoption des nouveautés du framework (Signals, Standalone Components, etc.)</w:t>
+        <w:t xml:space="preserve">Digitalisé le </w:t>
+      </w:r>
+      <w:r>
+        <w:rPr>
+          <w:b/>
+        </w:rPr>
+        <w:t xml:space="preserve">cycle de vie complet des franchisés</w:t>
+      </w:r>
+      <w:r>
+        <w:rPr/>
+        <w:t xml:space="preserve">, en remplaçant un processus manuel à base de documents et d'e-mails par un workflow unique et traçable</w:t>
       </w:r>
     </w:p>
     <w:p>
@@ -1262,17 +1219,7 @@
       </w:pPr>
       <w:r>
         <w:rPr/>
-        <w:t xml:space="preserve">Conçu et développé des </w:t>
-      </w:r>
-      <w:r>
-        <w:rPr>
-          <w:b/>
-        </w:rPr>
-        <w:t xml:space="preserve">composants Angular majeurs et réutilisables</w:t>
-      </w:r>
-      <w:r>
-        <w:rPr/>
-        <w:t xml:space="preserve"> intégrés au framework (formulaires, grilles de données, navigation, layouts, etc.)</w:t>
+        <w:t xml:space="preserve">Éliminé la dérive de contrat API/frontend grâce au package de types partagé — un changement de schéma se voit désormais à la compilation des deux côtés plutôt qu'en production</w:t>
       </w:r>
     </w:p>
     <w:p>
@@ -1285,895 +1232,17 @@
       </w:pPr>
       <w:r>
         <w:rPr/>
-        <w:t xml:space="preserve">Co-conçu l'</w:t>
-      </w:r>
-      <w:r>
-        <w:rPr>
-          <w:b/>
-        </w:rPr>
-        <w:t xml:space="preserve">architecture du framework</w:t>
-      </w:r>
-      <w:r>
-        <w:rPr/>
-        <w:t xml:space="preserve"> pour la compatibilité avec les environnements </w:t>
-      </w:r>
-      <w:r>
-        <w:rPr>
-          <w:b/>
-        </w:rPr>
-        <w:t xml:space="preserve">micro-frontends</w:t>
-      </w:r>
-      <w:r>
-        <w:rPr/>
-        <w:t xml:space="preserve">, facilitant son intégration dans des applications modulaires et distribuées</w:t>
-      </w:r>
-    </w:p>
-    <w:p>
-      <w:pPr>
-        <w:numPr>
-          <w:ilvl w:val="0"/>
-          <w:numId w:val="4"/>
-        </w:numPr>
-        <w:spacing w:lineRule="auto"/>
-      </w:pPr>
-      <w:r>
-        <w:rPr/>
-        <w:t xml:space="preserve">Géré le versioning et la livraison des releases du framework, garantissant la stabilité pour les équipes consommatrices</w:t>
-      </w:r>
-    </w:p>
-    <w:p>
-      <w:pPr>
-        <w:numPr>
-          <w:ilvl w:val="0"/>
-          <w:numId w:val="4"/>
-        </w:numPr>
-        <w:spacing w:lineRule="auto"/>
-      </w:pPr>
-      <w:r>
-        <w:rPr/>
-        <w:t xml:space="preserve">Garanti la qualité, l'accessibilité et le respect des meilleures pratiques Angular sur l'ensemble des composants</w:t>
-      </w:r>
-    </w:p>
-    <w:p>
-      <w:pPr>
-        <w:numPr>
-          <w:ilvl w:val="0"/>
-          <w:numId w:val="4"/>
-        </w:numPr>
-        <w:spacing w:lineRule="auto"/>
-      </w:pPr>
-      <w:r>
-        <w:rPr/>
-        <w:t xml:space="preserve">Fourni un </w:t>
-      </w:r>
-      <w:r>
-        <w:rPr>
-          <w:b/>
-        </w:rPr>
-        <w:t xml:space="preserve">support niveau 3</w:t>
-      </w:r>
-      <w:r>
-        <w:rPr/>
-        <w:t xml:space="preserve"> aux équipes applicatives intégrant le framework</w:t>
-      </w:r>
-    </w:p>
-    <w:p>
-      <w:pPr>
-        <w:numPr>
-          <w:ilvl w:val="0"/>
-          <w:numId w:val="4"/>
-        </w:numPr>
-        <w:spacing w:lineRule="auto"/>
-      </w:pPr>
-      <w:r>
-        <w:rPr/>
-        <w:t xml:space="preserve">Collaboré étroitement avec les product owners et designers UX pour traduire les besoins métier en composants UI scalables</w:t>
-      </w:r>
-    </w:p>
-    <w:p>
-      <w:pPr>
-        <w:pStyle w:val="Heading4"/>
-        <w:spacing w:lineRule="auto"/>
-      </w:pPr>
-      <w:r>
-        <w:rPr>
-          <w:color w:val="0d1117"/>
-          <w:sz w:val="20"/>
-        </w:rPr>
-        <w:t xml:space="preserve">Équipe Lowcode</w:t>
-      </w:r>
-    </w:p>
-    <w:p>
-      <w:pPr>
-        <w:numPr>
-          <w:ilvl w:val="0"/>
-          <w:numId w:val="5"/>
-        </w:numPr>
-        <w:spacing w:lineRule="auto"/>
-      </w:pPr>
-      <w:r>
-        <w:rPr/>
-        <w:t xml:space="preserve">Livré une </w:t>
-      </w:r>
-      <w:r>
-        <w:rPr>
-          <w:b/>
-        </w:rPr>
-        <w:t xml:space="preserve">interface drag &amp; drop, no-code</w:t>
-      </w:r>
-      <w:r>
-        <w:rPr/>
-        <w:t xml:space="preserve"> permettant aux équipes de composer des écrans visuellement sans écrire de code</w:t>
-      </w:r>
-    </w:p>
-    <w:p>
-      <w:pPr>
-        <w:numPr>
-          <w:ilvl w:val="0"/>
-          <w:numId w:val="5"/>
-        </w:numPr>
-        <w:spacing w:lineRule="auto"/>
-      </w:pPr>
-      <w:r>
-        <w:rPr/>
-        <w:t xml:space="preserve">Créé la </w:t>
-      </w:r>
-      <w:r>
-        <w:rPr>
-          <w:b/>
-        </w:rPr>
-        <w:t xml:space="preserve">bibliothèque low-code</w:t>
-      </w:r>
-      <w:r>
-        <w:rPr/>
-        <w:t xml:space="preserve"> qui alimente le Web Designer — un </w:t>
-      </w:r>
-      <w:r>
-        <w:rPr>
-          <w:b/>
-        </w:rPr>
-        <w:t xml:space="preserve">moteur à base de descripteurs</w:t>
-      </w:r>
-      <w:r>
-        <w:rPr/>
-        <w:t xml:space="preserve"> où écrans, composants et comportements sont définis déclarativement via un </w:t>
-      </w:r>
-      <w:r>
-        <w:rPr>
-          <w:b/>
-        </w:rPr>
-        <w:t xml:space="preserve">JSON</w:t>
-      </w:r>
-      <w:r>
-        <w:rPr/>
-        <w:t xml:space="preserve"> structuré</w:t>
-      </w:r>
-    </w:p>
-    <w:p>
-      <w:pPr>
-        <w:numPr>
-          <w:ilvl w:val="0"/>
-          <w:numId w:val="5"/>
-        </w:numPr>
-        <w:spacing w:lineRule="auto"/>
-      </w:pPr>
-      <w:r>
-        <w:rPr/>
-        <w:t xml:space="preserve">Refondu un système déclaratif rigide en une </w:t>
-      </w:r>
-      <w:r>
-        <w:rPr>
-          <w:b/>
-        </w:rPr>
-        <w:t xml:space="preserve">architecture plus scalable et maintenable</w:t>
-      </w:r>
-    </w:p>
-    <w:p>
-      <w:pPr>
-        <w:numPr>
-          <w:ilvl w:val="0"/>
-          <w:numId w:val="5"/>
-        </w:numPr>
-        <w:spacing w:lineRule="auto"/>
-      </w:pPr>
-      <w:r>
-        <w:rPr/>
-        <w:t xml:space="preserve">Maintenu et fait évoluer la plateforme low-code (corrections de bugs, refactoring, améliorations de performance, nouvelles fonctionnalités)</w:t>
-      </w:r>
-    </w:p>
-    <w:p>
-      <w:pPr>
-        <w:numPr>
-          <w:ilvl w:val="0"/>
-          <w:numId w:val="5"/>
-        </w:numPr>
-        <w:spacing w:lineRule="auto"/>
-      </w:pPr>
-      <w:r>
-        <w:rPr/>
-        <w:t xml:space="preserve">Piloté ou accompagné la </w:t>
-      </w:r>
-      <w:r>
-        <w:rPr>
-          <w:b/>
-        </w:rPr>
-        <w:t xml:space="preserve">migration de trois applications clientes existantes</w:t>
-      </w:r>
-      <w:r>
-        <w:rPr/>
-        <w:t xml:space="preserve"> vers la plateforme low-code, en tant que référent plateforme auprès de chaque équipe</w:t>
-      </w:r>
-    </w:p>
-    <w:p>
-      <w:pPr>
-        <w:numPr>
-          <w:ilvl w:val="0"/>
-          <w:numId w:val="5"/>
-        </w:numPr>
-        <w:spacing w:lineRule="auto"/>
-      </w:pPr>
-      <w:r>
-        <w:rPr>
-          <w:b/>
-        </w:rPr>
-        <w:t xml:space="preserve">Migration Siebel (équipe ESR)</w:t>
-      </w:r>
-      <w:r>
-        <w:rPr/>
-        <w:t xml:space="preserve"> — migré une </w:t>
-      </w:r>
-      <w:r>
-        <w:rPr>
-          <w:b/>
-        </w:rPr>
-        <w:t xml:space="preserve">application legacy Oracle Siebel</w:t>
-      </w:r>
-      <w:r>
-        <w:rPr/>
-        <w:t xml:space="preserve"> vers la plateforme low-code, en reconstruisant ses écrans sous forme de descripteurs déclaratifs</w:t>
-      </w:r>
-    </w:p>
-    <w:p>
-      <w:pPr>
-        <w:numPr>
-          <w:ilvl w:val="0"/>
-          <w:numId w:val="5"/>
-        </w:numPr>
-        <w:spacing w:lineRule="auto"/>
-      </w:pPr>
-      <w:r>
-        <w:rPr>
-          <w:b/>
-        </w:rPr>
-        <w:t xml:space="preserve">Équipe Alto</w:t>
-      </w:r>
-      <w:r>
-        <w:rPr/>
-        <w:t xml:space="preserve"> — migré l'application de l'</w:t>
-      </w:r>
-      <w:r>
-        <w:rPr>
-          <w:b/>
-        </w:rPr>
-        <w:t xml:space="preserve">ancien format de descripteurs vers la nouvelle architecture de descripteurs</w:t>
-      </w:r>
-      <w:r>
-        <w:rPr/>
-        <w:t xml:space="preserve">, en définissant le chemin de migration et en accompagnant l'équipe sur les ruptures de compatibilité</w:t>
-      </w:r>
-    </w:p>
-    <w:p>
-      <w:pPr>
-        <w:numPr>
-          <w:ilvl w:val="0"/>
-          <w:numId w:val="5"/>
-        </w:numPr>
-        <w:spacing w:lineRule="auto"/>
-      </w:pPr>
-      <w:r>
-        <w:rPr>
-          <w:b/>
-        </w:rPr>
-        <w:t xml:space="preserve">Dashboard</w:t>
-      </w:r>
-      <w:r>
-        <w:rPr/>
-        <w:t xml:space="preserve"> — livré l'application comme </w:t>
-      </w:r>
-      <w:r>
-        <w:rPr>
-          <w:b/>
-        </w:rPr>
-        <w:t xml:space="preserve">candidate du Web Designer</w:t>
-      </w:r>
-      <w:r>
-        <w:rPr/>
-        <w:t xml:space="preserve">, validant l'outil de bout en bout, de la composition visuelle aux descripteurs JSON générés</w:t>
-      </w:r>
-    </w:p>
-    <w:p>
-      <w:pPr>
-        <w:numPr>
-          <w:ilvl w:val="0"/>
-          <w:numId w:val="5"/>
-        </w:numPr>
-        <w:spacing w:lineRule="auto"/>
-      </w:pPr>
-      <w:r>
-        <w:rPr/>
-        <w:t xml:space="preserve">Également re-plateformé un </w:t>
-      </w:r>
-      <w:r>
-        <w:rPr>
-          <w:b/>
-        </w:rPr>
-        <w:t xml:space="preserve">client lourd Java legacy vers le web</w:t>
-      </w:r>
-      <w:r>
-        <w:rPr/>
-        <w:t xml:space="preserve"> et migré des composants métier critiques (Plan d'Épargne Salariale) depuis des outils legacy</w:t>
-      </w:r>
-    </w:p>
-    <w:p>
-      <w:pPr>
-        <w:numPr>
-          <w:ilvl w:val="0"/>
-          <w:numId w:val="5"/>
-        </w:numPr>
-        <w:spacing w:lineRule="auto"/>
-      </w:pPr>
-      <w:r>
-        <w:rPr/>
-        <w:t xml:space="preserve">Contribué à l'</w:t>
-      </w:r>
-      <w:r>
-        <w:rPr>
-          <w:b/>
-        </w:rPr>
-        <w:t xml:space="preserve">architecture d'applications clientes</w:t>
-      </w:r>
-      <w:r>
-        <w:rPr/>
-        <w:t xml:space="preserve"> d'autres équipes, en apportant expertise technique et bonnes pratiques</w:t>
-      </w:r>
-    </w:p>
-    <w:p>
-      <w:pPr>
-        <w:numPr>
-          <w:ilvl w:val="0"/>
-          <w:numId w:val="5"/>
-        </w:numPr>
-        <w:spacing w:lineRule="auto"/>
-      </w:pPr>
-      <w:r>
-        <w:rPr/>
-        <w:t xml:space="preserve">Développé le </w:t>
-      </w:r>
-      <w:r>
-        <w:rPr>
-          <w:b/>
-        </w:rPr>
-        <w:t xml:space="preserve">Web Designer de zéro</w:t>
-      </w:r>
-      <w:r>
-        <w:rPr/>
-        <w:t xml:space="preserve"> avec un </w:t>
-      </w:r>
-      <w:r>
-        <w:rPr>
-          <w:b/>
-        </w:rPr>
-        <w:t xml:space="preserve">agent IA</w:t>
-      </w:r>
-      <w:r>
-        <w:rPr/>
-        <w:t xml:space="preserve"> de </w:t>
-      </w:r>
-      <w:r>
-        <w:rPr>
-          <w:b/>
-        </w:rPr>
-        <w:t xml:space="preserve">génération d'applications web en langage naturel</w:t>
-      </w:r>
-      <w:r>
-        <w:rPr/>
-        <w:t xml:space="preserve"> — l'utilisateur décrit un écran, l'outil produit vues, composants et bindings JSON</w:t>
-      </w:r>
-    </w:p>
-    <w:p>
-      <w:pPr>
-        <w:numPr>
-          <w:ilvl w:val="0"/>
-          <w:numId w:val="5"/>
-        </w:numPr>
-        <w:spacing w:lineRule="auto"/>
-      </w:pPr>
-      <w:r>
-        <w:rPr/>
-        <w:t xml:space="preserve">Défini l'</w:t>
-      </w:r>
-      <w:r>
-        <w:rPr>
-          <w:b/>
-        </w:rPr>
-        <w:t xml:space="preserve">UX du produit en étroite collaboration avec le Product Owner</w:t>
-      </w:r>
-      <w:r>
-        <w:rPr/>
-        <w:t xml:space="preserve">, façonnant les parcours utilisateurs et les patterns d'interaction de bout en bout</w:t>
-      </w:r>
-    </w:p>
-    <w:p>
-      <w:pPr>
-        <w:pStyle w:val="Heading4"/>
-        <w:spacing w:lineRule="auto"/>
-      </w:pPr>
-      <w:r>
-        <w:rPr>
-          <w:color w:val="0d1117"/>
-          <w:sz w:val="20"/>
-        </w:rPr>
-        <w:t xml:space="preserve">Équipe AI Tooling — Vibe Toolbox (en cours)</w:t>
-      </w:r>
-    </w:p>
-    <w:p>
-      <w:pPr>
-        <w:numPr>
-          <w:ilvl w:val="0"/>
-          <w:numId w:val="6"/>
-        </w:numPr>
-        <w:spacing w:lineRule="auto"/>
-      </w:pPr>
-      <w:r>
-        <w:rPr/>
-        <w:t xml:space="preserve">Développe la </w:t>
-      </w:r>
-      <w:r>
-        <w:rPr>
-          <w:b/>
-        </w:rPr>
-        <w:t xml:space="preserve">Vibe Toolbox</w:t>
-      </w:r>
-      <w:r>
-        <w:rPr/>
-        <w:t xml:space="preserve">, une application de bureau interne </w:t>
-      </w:r>
-      <w:r>
-        <w:rPr>
-          <w:b/>
-        </w:rPr>
-        <w:t xml:space="preserve">Electron + Angular</w:t>
-      </w:r>
-      <w:r>
-        <w:rPr/>
-        <w:t xml:space="preserve"> qui </w:t>
-      </w:r>
-      <w:r>
-        <w:rPr>
-          <w:b/>
-        </w:rPr>
-        <w:t xml:space="preserve">déploie des environnements de développement prêts pour l'IA</w:t>
-      </w:r>
-      <w:r>
-        <w:rPr/>
-        <w:t xml:space="preserve"> (skills d'agents, serveurs MCP) et ramène le temps de prise en main de plusieurs jours à quelques minutes</w:t>
-      </w:r>
-    </w:p>
-    <w:p>
-      <w:pPr>
-        <w:numPr>
-          <w:ilvl w:val="0"/>
-          <w:numId w:val="6"/>
-        </w:numPr>
-        <w:spacing w:lineRule="auto"/>
-      </w:pPr>
-      <w:r>
-        <w:rPr/>
-        <w:t xml:space="preserve">Implémenté la </w:t>
-      </w:r>
-      <w:r>
-        <w:rPr>
-          <w:b/>
-        </w:rPr>
-        <w:t xml:space="preserve">gestion de skills</w:t>
-      </w:r>
-      <w:r>
-        <w:rPr/>
-        <w:t xml:space="preserve"> — installation, versioning et partage de skills IA réutilisables (prompts, workflows, définitions d'agents) pour que les équipes adoptent des patterns validés au lieu de les recréer à chaque projet</w:t>
-      </w:r>
-    </w:p>
-    <w:p>
-      <w:pPr>
-        <w:numPr>
-          <w:ilvl w:val="0"/>
-          <w:numId w:val="6"/>
-        </w:numPr>
-        <w:spacing w:lineRule="auto"/>
-      </w:pPr>
-      <w:r>
-        <w:rPr/>
-        <w:t xml:space="preserve">Construit les </w:t>
-      </w:r>
-      <w:r>
-        <w:rPr>
-          <w:b/>
-        </w:rPr>
-        <w:t xml:space="preserve">mécanismes de marketplace</w:t>
-      </w:r>
-      <w:r>
-        <w:rPr/>
-        <w:t xml:space="preserve"> pour les skills et agents IA, supportant découverte, packaging et gestion du cycle de vie avec une gouvernance par rôles adaptée à l'usage entreprise</w:t>
-      </w:r>
-    </w:p>
-    <w:p>
-      <w:pPr>
-        <w:numPr>
-          <w:ilvl w:val="0"/>
-          <w:numId w:val="6"/>
-        </w:numPr>
-        <w:spacing w:lineRule="auto"/>
-      </w:pPr>
-      <w:r>
-        <w:rPr/>
-        <w:t xml:space="preserve">Conçu la toolbox comme </w:t>
-      </w:r>
-      <w:r>
-        <w:rPr>
-          <w:b/>
-        </w:rPr>
-        <w:t xml:space="preserve">point d'entrée unique</w:t>
-      </w:r>
-      <w:r>
-        <w:rPr/>
-        <w:t xml:space="preserve"> pour les développeurs pour configurer accès aux modèles, credentials, configuration MCP et bundles de skills, apportant une cohérence dans l'adoption de l'outillage IA à travers les équipes</w:t>
-      </w:r>
-    </w:p>
-    <w:p>
-      <w:pPr>
-        <w:numPr>
-          <w:ilvl w:val="0"/>
-          <w:numId w:val="6"/>
-        </w:numPr>
-        <w:spacing w:lineRule="auto"/>
-      </w:pPr>
-      <w:r>
-        <w:rPr/>
-        <w:t xml:space="preserve">Conçu </w:t>
-      </w:r>
-      <w:r>
-        <w:rPr>
-          <w:b/>
-        </w:rPr>
-        <w:t xml:space="preserve">xHarness</w:t>
-      </w:r>
-      <w:r>
-        <w:rPr/>
-        <w:t xml:space="preserve">, une plateforme de benchmark qui compare des </w:t>
-      </w:r>
-      <w:r>
-        <w:rPr>
-          <w:b/>
-        </w:rPr>
-        <w:t xml:space="preserve">agents de code</w:t>
-      </w:r>
-      <w:r>
-        <w:rPr/>
-        <w:t xml:space="preserve"> (Claude Code, Codex, OpenCode) selon différents niveaux de modèles (Opus, Sonnet, GPT Sol, GPT Terra) sur le framework public </w:t>
-      </w:r>
-      <w:r>
-        <w:rPr>
-          <w:b/>
-        </w:rPr>
-        <w:t xml:space="preserve">SWE-bench</w:t>
-      </w:r>
-      <w:r>
-        <w:rPr/>
-        <w:t xml:space="preserve"> : exécutions parallèles orchestrées sous </w:t>
-      </w:r>
-      <w:r>
-        <w:rPr>
-          <w:b/>
-        </w:rPr>
-        <w:t xml:space="preserve">Docker</w:t>
-      </w:r>
-      <w:r>
-        <w:rPr/>
-        <w:t xml:space="preserve"> et </w:t>
-      </w:r>
-      <w:r>
-        <w:rPr>
-          <w:b/>
-        </w:rPr>
-        <w:t xml:space="preserve">tableau de bord</w:t>
-      </w:r>
-      <w:r>
-        <w:rPr/>
-        <w:t xml:space="preserve"> de suivi des coûts et de la consommation</w:t>
-      </w:r>
-    </w:p>
-    <w:p>
-      <w:pPr>
-        <w:numPr>
-          <w:ilvl w:val="0"/>
-          <w:numId w:val="6"/>
-        </w:numPr>
-        <w:spacing w:lineRule="auto"/>
-      </w:pPr>
-      <w:r>
-        <w:rPr/>
-        <w:t xml:space="preserve">Conçu </w:t>
-      </w:r>
-      <w:r>
-        <w:rPr>
-          <w:b/>
-        </w:rPr>
-        <w:t xml:space="preserve">xShifu</w:t>
-      </w:r>
-      <w:r>
-        <w:rPr/>
-        <w:t xml:space="preserve">, un </w:t>
-      </w:r>
-      <w:r>
-        <w:rPr>
-          <w:b/>
-        </w:rPr>
-        <w:t xml:space="preserve">outil d'analyse des sessions</w:t>
-      </w:r>
-      <w:r>
-        <w:rPr/>
-        <w:t xml:space="preserve"> locales </w:t>
-      </w:r>
-      <w:r>
-        <w:rPr>
-          <w:b/>
-        </w:rPr>
-        <w:t xml:space="preserve">Claude Code et Codex</w:t>
-      </w:r>
-      <w:r>
-        <w:rPr/>
-        <w:t xml:space="preserve"> : il met en lumière les usages des développeurs, identifie les mauvaises pratiques et propose des </w:t>
-      </w:r>
-      <w:r>
-        <w:rPr>
-          <w:b/>
-        </w:rPr>
-        <w:t xml:space="preserve">recommandations concrètes pour réduire la consommation de tokens</w:t>
-      </w:r>
-    </w:p>
-    <w:p>
-      <w:pPr>
-        <w:pStyle w:val="Heading4"/>
-        <w:spacing w:lineRule="auto"/>
-      </w:pPr>
-      <w:r>
-        <w:rPr>
-          <w:color w:val="0d1117"/>
-          <w:sz w:val="20"/>
-        </w:rPr>
-        <w:t xml:space="preserve">Contributions transverses</w:t>
-      </w:r>
-    </w:p>
-    <w:p>
-      <w:pPr>
-        <w:numPr>
-          <w:ilvl w:val="0"/>
-          <w:numId w:val="7"/>
-        </w:numPr>
-        <w:spacing w:lineRule="auto"/>
-      </w:pPr>
-      <w:r>
-        <w:rPr/>
-        <w:t xml:space="preserve">Conçu, créé et publié plusieurs </w:t>
-      </w:r>
-      <w:r>
-        <w:rPr>
-          <w:b/>
-        </w:rPr>
-        <w:t xml:space="preserve">packages internes Java et JavaScript</w:t>
-      </w:r>
-      <w:r>
-        <w:rPr/>
-        <w:t xml:space="preserve"> (librairies, utilitaires partagés, modules de framework) consommés par Maestro et les équipes applicatives en aval</w:t>
-      </w:r>
-    </w:p>
-    <w:p>
-      <w:pPr>
-        <w:numPr>
-          <w:ilvl w:val="0"/>
-          <w:numId w:val="7"/>
-        </w:numPr>
-        <w:spacing w:lineRule="auto"/>
-      </w:pPr>
-      <w:r>
-        <w:rPr/>
-        <w:t xml:space="preserve">Mis en place et maintenu des </w:t>
-      </w:r>
-      <w:r>
-        <w:rPr>
-          <w:b/>
-        </w:rPr>
-        <w:t xml:space="preserve">pipelines CI/CD automatisés</w:t>
-      </w:r>
-      <w:r>
-        <w:rPr/>
-        <w:t xml:space="preserve"> (GitLab CI, Jenkins) couvrant le build, le lint, les tests, la couverture et la livraison des artefacts framework et low-code</w:t>
-      </w:r>
-    </w:p>
-    <w:p>
-      <w:pPr>
-        <w:numPr>
-          <w:ilvl w:val="0"/>
-          <w:numId w:val="7"/>
-        </w:numPr>
-        <w:spacing w:lineRule="auto"/>
-      </w:pPr>
-      <w:r>
-        <w:rPr/>
-        <w:t xml:space="preserve">Garanti une </w:t>
-      </w:r>
-      <w:r>
-        <w:rPr>
-          <w:b/>
-        </w:rPr>
-        <w:t xml:space="preserve">forte couverture de tests</w:t>
-      </w:r>
-      <w:r>
-        <w:rPr/>
-        <w:t xml:space="preserve"> côté frontend et backend avec </w:t>
-      </w:r>
-      <w:r>
-        <w:rPr>
-          <w:b/>
-        </w:rPr>
-        <w:t xml:space="preserve">JaCoCo</w:t>
-      </w:r>
-      <w:r>
-        <w:rPr/>
-        <w:t xml:space="preserve"> (Java), </w:t>
-      </w:r>
-      <w:r>
-        <w:rPr>
-          <w:b/>
-        </w:rPr>
-        <w:t xml:space="preserve">Karma</w:t>
-      </w:r>
-      <w:r>
-        <w:rPr/>
-        <w:t xml:space="preserve"> et </w:t>
-      </w:r>
-      <w:r>
-        <w:rPr>
-          <w:b/>
-        </w:rPr>
-        <w:t xml:space="preserve">Jest</w:t>
-      </w:r>
-      <w:r>
-        <w:rPr/>
-        <w:t xml:space="preserve"> (Angular/TypeScript), ainsi que </w:t>
-      </w:r>
-      <w:r>
-        <w:rPr>
-          <w:b/>
-        </w:rPr>
-        <w:t xml:space="preserve">Cypress</w:t>
-      </w:r>
-      <w:r>
-        <w:rPr/>
-        <w:t xml:space="preserve"> et </w:t>
-      </w:r>
-      <w:r>
-        <w:rPr>
-          <w:b/>
-        </w:rPr>
-        <w:t xml:space="preserve">Playwright</w:t>
-      </w:r>
-      <w:r>
-        <w:rPr/>
-        <w:t xml:space="preserve"> pour les scénarios end-to-end</w:t>
-      </w:r>
-    </w:p>
-    <w:p>
-      <w:pPr>
-        <w:numPr>
-          <w:ilvl w:val="0"/>
-          <w:numId w:val="7"/>
-        </w:numPr>
-        <w:spacing w:lineRule="auto"/>
-      </w:pPr>
-      <w:r>
-        <w:rPr/>
-        <w:t xml:space="preserve">Utilisation quotidienne d'</w:t>
-      </w:r>
-      <w:r>
-        <w:rPr>
-          <w:b/>
-        </w:rPr>
-        <w:t xml:space="preserve">outils d'IA agentique</w:t>
-      </w:r>
-      <w:r>
-        <w:rPr/>
-        <w:t xml:space="preserve"> (Claude, Codex) pour la génération de code, le refactoring, les revues de code, le débogage et l'accélération du travail exploratoire sur les fonctionnalités du framework et de la plateforme</w:t>
-      </w:r>
-    </w:p>
-    <w:p>
-      <w:pPr>
-        <w:spacing w:lineRule="auto"/>
-      </w:pPr>
-      <w:r>
-        <w:rPr>
-          <w:b/>
-          <w:sz w:val="21"/>
-        </w:rPr>
-        <w:t xml:space="preserve">Défis Techniques:</w:t>
-      </w:r>
-    </w:p>
-    <w:p>
-      <w:pPr>
-        <w:numPr>
-          <w:ilvl w:val="0"/>
-          <w:numId w:val="8"/>
-        </w:numPr>
-        <w:spacing w:lineRule="auto"/>
-      </w:pPr>
-      <w:r>
-        <w:rPr/>
-        <w:t xml:space="preserve">Intégration micro-frontends et </w:t>
-      </w:r>
-      <w:r>
-        <w:rPr>
-          <w:b/>
-        </w:rPr>
-        <w:t xml:space="preserve">rétrocompatibilité du framework</w:t>
-      </w:r>
-      <w:r>
-        <w:rPr/>
-        <w:t xml:space="preserve"> à travers les migrations majeures d'Angular</w:t>
-      </w:r>
-    </w:p>
-    <w:p>
-      <w:pPr>
-        <w:numPr>
-          <w:ilvl w:val="0"/>
-          <w:numId w:val="8"/>
-        </w:numPr>
-        <w:spacing w:lineRule="auto"/>
-      </w:pPr>
-      <w:r>
-        <w:rPr/>
-        <w:t xml:space="preserve">Remplacement d'un système déclaratif rigide par un </w:t>
-      </w:r>
-      <w:r>
-        <w:rPr>
-          <w:b/>
-        </w:rPr>
-        <w:t xml:space="preserve">moteur low-code à base de descripteurs</w:t>
-      </w:r>
-      <w:r>
-        <w:rPr/>
-        <w:t xml:space="preserve"> scalable, sans casser les applications clientes existantes</w:t>
-      </w:r>
-    </w:p>
-    <w:p>
-      <w:pPr>
-        <w:numPr>
-          <w:ilvl w:val="0"/>
-          <w:numId w:val="8"/>
-        </w:numPr>
-        <w:spacing w:lineRule="auto"/>
-      </w:pPr>
-      <w:r>
-        <w:rPr/>
-        <w:t xml:space="preserve">Conception d'APIs de framework </w:t>
-      </w:r>
-      <w:r>
-        <w:rPr>
-          <w:b/>
-        </w:rPr>
-        <w:t xml:space="preserve">assez génériques pour de nombreuses équipes</w:t>
-      </w:r>
-      <w:r>
-        <w:rPr/>
-        <w:t xml:space="preserve"> tout en restant simples à adopter rapidement</w:t>
+        <w:t xml:space="preserve">Transformé le processus métier en </w:t>
+      </w:r>
+      <w:r>
+        <w:rPr>
+          <w:b/>
+        </w:rPr>
+        <w:t xml:space="preserve">configuration plutôt qu'en code</w:t>
+      </w:r>
+      <w:r>
+        <w:rPr/>
+        <w:t xml:space="preserve"> : nouvelles étapes et destinataires de notifications ne nécessitent plus de release</w:t>
       </w:r>
     </w:p>
     <w:p>
@@ -2193,7 +1262,7 @@
           <w:color w:val="444444"/>
           <w:sz w:val="19"/>
         </w:rPr>
-        <w:t xml:space="preserve"> Angular, TypeScript, Electron, Node.js, Java 8/11/21, Spring Boot, Quarkus, Keycloak, Oracle DB, MongoDB, SQLite, Karma, Jest, Cypress, Playwright, JaCoCo, Webpack, PowerShell, Jenkins, GitLab CI, Claude, Codex, Agile Scrum</w:t>
+        <w:t xml:space="preserve"> Angular 22 (zoneless, signals), kouji-ui, TypeScript, Tailwind CSS 4, Node.js, Hono, BetterAuth (passkeys, TOTP), Zod, Brevo, PostgreSQL 17, Drizzle ORM, Supabase, Vitest, Playwright, Docker, GitHub Actions, Render, OVH, Caddy, pgBackRest</w:t>
       </w:r>
     </w:p>
     <w:p>
@@ -2206,7 +1275,7 @@
           <w:color w:val="0d1117"/>
           <w:sz w:val="22"/>
         </w:rPr>
-        <w:t xml:space="preserve">Zsoft Consulting — Consultant Full Stack (Java / React)</w:t>
+        <w:t xml:space="preserve">Amundi ITS — Développeur Full Stack Senior (Angular / Java)</w:t>
       </w:r>
     </w:p>
     <w:p>
@@ -2218,7 +1287,7 @@
           <w:color w:val="57606a"/>
           <w:sz w:val="20"/>
         </w:rPr>
-        <w:t xml:space="preserve">Octobre 2022 – Septembre 2023 (1 an)</w:t>
+        <w:t xml:space="preserve">Septembre 2023 – Octobre 2026 (3 ans 2 mois)</w:t>
       </w:r>
     </w:p>
     <w:p>
@@ -2236,7 +1305,20 @@
         <w:rPr>
           <w:sz w:val="21"/>
         </w:rPr>
-        <w:t xml:space="preserve"> Société de conseil IT. Consultant à temps plein sur des missions successives pour des clients grands comptes (Société Générale, Colas).</w:t>
+        <w:t xml:space="preserve"> Amundi ITS développe des plateformes et frameworks partagés utilisés par plusieurs applications internes et clientes. Un produit majeur est le </w:t>
+      </w:r>
+      <w:r>
+        <w:rPr>
+          <w:b/>
+          <w:sz w:val="21"/>
+        </w:rPr>
+        <w:t xml:space="preserve">framework Maestro</w:t>
+      </w:r>
+      <w:r>
+        <w:rPr>
+          <w:sz w:val="21"/>
+        </w:rPr>
+        <w:t xml:space="preserve">, une solution basée sur Angular permettant aux équipes backend d'intégrer rapidement des interfaces utilisateur cohérentes et de niveau entreprise.</w:t>
       </w:r>
     </w:p>
     <w:p>
@@ -2249,50 +1331,908 @@
           <w:color w:val="0d1117"/>
           <w:sz w:val="20"/>
         </w:rPr>
-        <w:t xml:space="preserve">Client : Société Générale — Projet : KYC</w:t>
-      </w:r>
-    </w:p>
-    <w:p>
-      <w:pPr>
-        <w:spacing w:lineRule="auto"/>
-      </w:pPr>
-      <w:r>
-        <w:rPr>
-          <w:b/>
-          <w:sz w:val="21"/>
-        </w:rPr>
-        <w:t xml:space="preserve">Contexte du projet:</w:t>
-      </w:r>
-      <w:r>
-        <w:rPr>
-          <w:sz w:val="21"/>
-        </w:rPr>
-        <w:t xml:space="preserve"> Un ensemble de services backend dédiés aux processus </w:t>
-      </w:r>
-      <w:r>
-        <w:rPr>
-          <w:b/>
-          <w:sz w:val="21"/>
-        </w:rPr>
-        <w:t xml:space="preserve">Know Your Customer (KYC)</w:t>
-      </w:r>
-      <w:r>
-        <w:rPr>
-          <w:sz w:val="21"/>
-        </w:rPr>
-        <w:t xml:space="preserve">, utilisés pour évaluer les niveaux de confiance et d'éligibilité des clients, et pour supporter les workflows de détection de fraude.</w:t>
-      </w:r>
-    </w:p>
-    <w:p>
-      <w:pPr>
-        <w:spacing w:lineRule="auto"/>
-      </w:pPr>
-      <w:r>
-        <w:rPr>
-          <w:b/>
-          <w:sz w:val="21"/>
-        </w:rPr>
-        <w:t xml:space="preserve">Responsabilités:</w:t>
+        <w:t xml:space="preserve">Équipe Framework</w:t>
+      </w:r>
+    </w:p>
+    <w:p>
+      <w:pPr>
+        <w:numPr>
+          <w:ilvl w:val="0"/>
+          <w:numId w:val="5"/>
+        </w:numPr>
+        <w:spacing w:lineRule="auto"/>
+      </w:pPr>
+      <w:r>
+        <w:rPr/>
+        <w:t xml:space="preserve">Maintenu et fait évoluer le </w:t>
+      </w:r>
+      <w:r>
+        <w:rPr>
+          <w:b/>
+        </w:rPr>
+        <w:t xml:space="preserve">framework Angular Maestro</w:t>
+      </w:r>
+      <w:r>
+        <w:rPr/>
+        <w:t xml:space="preserve"> utilisé par plusieurs applications internes et clientes</w:t>
+      </w:r>
+    </w:p>
+    <w:p>
+      <w:pPr>
+        <w:numPr>
+          <w:ilvl w:val="0"/>
+          <w:numId w:val="5"/>
+        </w:numPr>
+        <w:spacing w:lineRule="auto"/>
+      </w:pPr>
+      <w:r>
+        <w:rPr/>
+        <w:t xml:space="preserve">Participé activement aux </w:t>
+      </w:r>
+      <w:r>
+        <w:rPr>
+          <w:b/>
+        </w:rPr>
+        <w:t xml:space="preserve">migrations de versions majeures d'Angular (15 → 18 → 20)</w:t>
+      </w:r>
+      <w:r>
+        <w:rPr/>
+        <w:t xml:space="preserve">, incluant la mise à niveau des composants, des dépendances et l'adoption des nouveautés du framework (Signals, Standalone Components, etc.)</w:t>
+      </w:r>
+    </w:p>
+    <w:p>
+      <w:pPr>
+        <w:numPr>
+          <w:ilvl w:val="0"/>
+          <w:numId w:val="5"/>
+        </w:numPr>
+        <w:spacing w:lineRule="auto"/>
+      </w:pPr>
+      <w:r>
+        <w:rPr/>
+        <w:t xml:space="preserve">Conçu et développé des </w:t>
+      </w:r>
+      <w:r>
+        <w:rPr>
+          <w:b/>
+        </w:rPr>
+        <w:t xml:space="preserve">composants Angular majeurs et réutilisables</w:t>
+      </w:r>
+      <w:r>
+        <w:rPr/>
+        <w:t xml:space="preserve"> intégrés au framework (formulaires, grilles de données, navigation, layouts, etc.)</w:t>
+      </w:r>
+    </w:p>
+    <w:p>
+      <w:pPr>
+        <w:numPr>
+          <w:ilvl w:val="0"/>
+          <w:numId w:val="5"/>
+        </w:numPr>
+        <w:spacing w:lineRule="auto"/>
+      </w:pPr>
+      <w:r>
+        <w:rPr/>
+        <w:t xml:space="preserve">Co-conçu l'</w:t>
+      </w:r>
+      <w:r>
+        <w:rPr>
+          <w:b/>
+        </w:rPr>
+        <w:t xml:space="preserve">architecture du framework</w:t>
+      </w:r>
+      <w:r>
+        <w:rPr/>
+        <w:t xml:space="preserve"> pour la compatibilité avec les environnements </w:t>
+      </w:r>
+      <w:r>
+        <w:rPr>
+          <w:b/>
+        </w:rPr>
+        <w:t xml:space="preserve">micro-frontends</w:t>
+      </w:r>
+      <w:r>
+        <w:rPr/>
+        <w:t xml:space="preserve">, facilitant son intégration dans des applications modulaires et distribuées</w:t>
+      </w:r>
+    </w:p>
+    <w:p>
+      <w:pPr>
+        <w:numPr>
+          <w:ilvl w:val="0"/>
+          <w:numId w:val="5"/>
+        </w:numPr>
+        <w:spacing w:lineRule="auto"/>
+      </w:pPr>
+      <w:r>
+        <w:rPr/>
+        <w:t xml:space="preserve">Géré le versioning et la livraison des releases du framework, garantissant la stabilité pour les équipes consommatrices</w:t>
+      </w:r>
+    </w:p>
+    <w:p>
+      <w:pPr>
+        <w:numPr>
+          <w:ilvl w:val="0"/>
+          <w:numId w:val="5"/>
+        </w:numPr>
+        <w:spacing w:lineRule="auto"/>
+      </w:pPr>
+      <w:r>
+        <w:rPr/>
+        <w:t xml:space="preserve">Garanti la qualité, l'accessibilité et le respect des meilleures pratiques Angular sur l'ensemble des composants</w:t>
+      </w:r>
+    </w:p>
+    <w:p>
+      <w:pPr>
+        <w:numPr>
+          <w:ilvl w:val="0"/>
+          <w:numId w:val="5"/>
+        </w:numPr>
+        <w:spacing w:lineRule="auto"/>
+      </w:pPr>
+      <w:r>
+        <w:rPr/>
+        <w:t xml:space="preserve">Fourni un </w:t>
+      </w:r>
+      <w:r>
+        <w:rPr>
+          <w:b/>
+        </w:rPr>
+        <w:t xml:space="preserve">support niveau 3</w:t>
+      </w:r>
+      <w:r>
+        <w:rPr/>
+        <w:t xml:space="preserve"> aux équipes applicatives intégrant le framework</w:t>
+      </w:r>
+    </w:p>
+    <w:p>
+      <w:pPr>
+        <w:numPr>
+          <w:ilvl w:val="0"/>
+          <w:numId w:val="5"/>
+        </w:numPr>
+        <w:spacing w:lineRule="auto"/>
+      </w:pPr>
+      <w:r>
+        <w:rPr/>
+        <w:t xml:space="preserve">Collaboré étroitement avec les product owners et designers UX pour traduire les besoins métier en composants UI scalables</w:t>
+      </w:r>
+    </w:p>
+    <w:p>
+      <w:pPr>
+        <w:pStyle w:val="Heading4"/>
+        <w:spacing w:lineRule="auto"/>
+      </w:pPr>
+      <w:r>
+        <w:rPr>
+          <w:color w:val="0d1117"/>
+          <w:sz w:val="20"/>
+        </w:rPr>
+        <w:t xml:space="preserve">Équipe Lowcode</w:t>
+      </w:r>
+    </w:p>
+    <w:p>
+      <w:pPr>
+        <w:numPr>
+          <w:ilvl w:val="0"/>
+          <w:numId w:val="6"/>
+        </w:numPr>
+        <w:spacing w:lineRule="auto"/>
+      </w:pPr>
+      <w:r>
+        <w:rPr/>
+        <w:t xml:space="preserve">Livré une </w:t>
+      </w:r>
+      <w:r>
+        <w:rPr>
+          <w:b/>
+        </w:rPr>
+        <w:t xml:space="preserve">interface drag &amp; drop, no-code</w:t>
+      </w:r>
+      <w:r>
+        <w:rPr/>
+        <w:t xml:space="preserve"> permettant aux équipes de composer des écrans visuellement sans écrire de code</w:t>
+      </w:r>
+    </w:p>
+    <w:p>
+      <w:pPr>
+        <w:numPr>
+          <w:ilvl w:val="0"/>
+          <w:numId w:val="6"/>
+        </w:numPr>
+        <w:spacing w:lineRule="auto"/>
+      </w:pPr>
+      <w:r>
+        <w:rPr/>
+        <w:t xml:space="preserve">Créé la </w:t>
+      </w:r>
+      <w:r>
+        <w:rPr>
+          <w:b/>
+        </w:rPr>
+        <w:t xml:space="preserve">bibliothèque low-code</w:t>
+      </w:r>
+      <w:r>
+        <w:rPr/>
+        <w:t xml:space="preserve"> qui alimente le Web Designer — un </w:t>
+      </w:r>
+      <w:r>
+        <w:rPr>
+          <w:b/>
+        </w:rPr>
+        <w:t xml:space="preserve">moteur à base de descripteurs</w:t>
+      </w:r>
+      <w:r>
+        <w:rPr/>
+        <w:t xml:space="preserve"> où écrans, composants et comportements sont définis déclarativement via un </w:t>
+      </w:r>
+      <w:r>
+        <w:rPr>
+          <w:b/>
+        </w:rPr>
+        <w:t xml:space="preserve">JSON</w:t>
+      </w:r>
+      <w:r>
+        <w:rPr/>
+        <w:t xml:space="preserve"> structuré</w:t>
+      </w:r>
+    </w:p>
+    <w:p>
+      <w:pPr>
+        <w:numPr>
+          <w:ilvl w:val="0"/>
+          <w:numId w:val="6"/>
+        </w:numPr>
+        <w:spacing w:lineRule="auto"/>
+      </w:pPr>
+      <w:r>
+        <w:rPr/>
+        <w:t xml:space="preserve">Refondu un système déclaratif rigide en une </w:t>
+      </w:r>
+      <w:r>
+        <w:rPr>
+          <w:b/>
+        </w:rPr>
+        <w:t xml:space="preserve">architecture plus scalable et maintenable</w:t>
+      </w:r>
+    </w:p>
+    <w:p>
+      <w:pPr>
+        <w:numPr>
+          <w:ilvl w:val="0"/>
+          <w:numId w:val="6"/>
+        </w:numPr>
+        <w:spacing w:lineRule="auto"/>
+      </w:pPr>
+      <w:r>
+        <w:rPr/>
+        <w:t xml:space="preserve">Maintenu et fait évoluer la plateforme low-code (corrections de bugs, refactoring, améliorations de performance, nouvelles fonctionnalités)</w:t>
+      </w:r>
+    </w:p>
+    <w:p>
+      <w:pPr>
+        <w:numPr>
+          <w:ilvl w:val="0"/>
+          <w:numId w:val="6"/>
+        </w:numPr>
+        <w:spacing w:lineRule="auto"/>
+      </w:pPr>
+      <w:r>
+        <w:rPr/>
+        <w:t xml:space="preserve">Piloté ou accompagné la </w:t>
+      </w:r>
+      <w:r>
+        <w:rPr>
+          <w:b/>
+        </w:rPr>
+        <w:t xml:space="preserve">migration de trois applications clientes existantes</w:t>
+      </w:r>
+      <w:r>
+        <w:rPr/>
+        <w:t xml:space="preserve"> vers la plateforme low-code, en tant que référent plateforme auprès de chaque équipe</w:t>
+      </w:r>
+    </w:p>
+    <w:p>
+      <w:pPr>
+        <w:numPr>
+          <w:ilvl w:val="0"/>
+          <w:numId w:val="6"/>
+        </w:numPr>
+        <w:spacing w:lineRule="auto"/>
+      </w:pPr>
+      <w:r>
+        <w:rPr>
+          <w:b/>
+        </w:rPr>
+        <w:t xml:space="preserve">Migration Siebel (équipe ESR)</w:t>
+      </w:r>
+      <w:r>
+        <w:rPr/>
+        <w:t xml:space="preserve"> — migré une </w:t>
+      </w:r>
+      <w:r>
+        <w:rPr>
+          <w:b/>
+        </w:rPr>
+        <w:t xml:space="preserve">application legacy Oracle Siebel</w:t>
+      </w:r>
+      <w:r>
+        <w:rPr/>
+        <w:t xml:space="preserve"> vers la plateforme low-code, en reconstruisant ses écrans sous forme de descripteurs déclaratifs</w:t>
+      </w:r>
+    </w:p>
+    <w:p>
+      <w:pPr>
+        <w:numPr>
+          <w:ilvl w:val="0"/>
+          <w:numId w:val="6"/>
+        </w:numPr>
+        <w:spacing w:lineRule="auto"/>
+      </w:pPr>
+      <w:r>
+        <w:rPr>
+          <w:b/>
+        </w:rPr>
+        <w:t xml:space="preserve">Équipe Alto</w:t>
+      </w:r>
+      <w:r>
+        <w:rPr/>
+        <w:t xml:space="preserve"> — migré l'application de l'</w:t>
+      </w:r>
+      <w:r>
+        <w:rPr>
+          <w:b/>
+        </w:rPr>
+        <w:t xml:space="preserve">ancien format de descripteurs vers la nouvelle architecture de descripteurs</w:t>
+      </w:r>
+      <w:r>
+        <w:rPr/>
+        <w:t xml:space="preserve">, en définissant le chemin de migration et en accompagnant l'équipe sur les ruptures de compatibilité</w:t>
+      </w:r>
+    </w:p>
+    <w:p>
+      <w:pPr>
+        <w:numPr>
+          <w:ilvl w:val="0"/>
+          <w:numId w:val="6"/>
+        </w:numPr>
+        <w:spacing w:lineRule="auto"/>
+      </w:pPr>
+      <w:r>
+        <w:rPr>
+          <w:b/>
+        </w:rPr>
+        <w:t xml:space="preserve">Dashboard</w:t>
+      </w:r>
+      <w:r>
+        <w:rPr/>
+        <w:t xml:space="preserve"> — livré l'application comme </w:t>
+      </w:r>
+      <w:r>
+        <w:rPr>
+          <w:b/>
+        </w:rPr>
+        <w:t xml:space="preserve">candidate du Web Designer</w:t>
+      </w:r>
+      <w:r>
+        <w:rPr/>
+        <w:t xml:space="preserve">, validant l'outil de bout en bout, de la composition visuelle aux descripteurs JSON générés</w:t>
+      </w:r>
+    </w:p>
+    <w:p>
+      <w:pPr>
+        <w:numPr>
+          <w:ilvl w:val="0"/>
+          <w:numId w:val="6"/>
+        </w:numPr>
+        <w:spacing w:lineRule="auto"/>
+      </w:pPr>
+      <w:r>
+        <w:rPr/>
+        <w:t xml:space="preserve">Également re-plateformé un </w:t>
+      </w:r>
+      <w:r>
+        <w:rPr>
+          <w:b/>
+        </w:rPr>
+        <w:t xml:space="preserve">client lourd Java legacy vers le web</w:t>
+      </w:r>
+      <w:r>
+        <w:rPr/>
+        <w:t xml:space="preserve"> et migré des composants métier critiques (Plan d'Épargne Salariale) depuis des outils legacy</w:t>
+      </w:r>
+    </w:p>
+    <w:p>
+      <w:pPr>
+        <w:numPr>
+          <w:ilvl w:val="0"/>
+          <w:numId w:val="6"/>
+        </w:numPr>
+        <w:spacing w:lineRule="auto"/>
+      </w:pPr>
+      <w:r>
+        <w:rPr/>
+        <w:t xml:space="preserve">Contribué à l'</w:t>
+      </w:r>
+      <w:r>
+        <w:rPr>
+          <w:b/>
+        </w:rPr>
+        <w:t xml:space="preserve">architecture d'applications clientes</w:t>
+      </w:r>
+      <w:r>
+        <w:rPr/>
+        <w:t xml:space="preserve"> d'autres équipes, en apportant expertise technique et bonnes pratiques</w:t>
+      </w:r>
+    </w:p>
+    <w:p>
+      <w:pPr>
+        <w:numPr>
+          <w:ilvl w:val="0"/>
+          <w:numId w:val="6"/>
+        </w:numPr>
+        <w:spacing w:lineRule="auto"/>
+      </w:pPr>
+      <w:r>
+        <w:rPr/>
+        <w:t xml:space="preserve">Développé le </w:t>
+      </w:r>
+      <w:r>
+        <w:rPr>
+          <w:b/>
+        </w:rPr>
+        <w:t xml:space="preserve">Web Designer de zéro</w:t>
+      </w:r>
+      <w:r>
+        <w:rPr/>
+        <w:t xml:space="preserve"> avec un </w:t>
+      </w:r>
+      <w:r>
+        <w:rPr>
+          <w:b/>
+        </w:rPr>
+        <w:t xml:space="preserve">agent IA</w:t>
+      </w:r>
+      <w:r>
+        <w:rPr/>
+        <w:t xml:space="preserve"> de </w:t>
+      </w:r>
+      <w:r>
+        <w:rPr>
+          <w:b/>
+        </w:rPr>
+        <w:t xml:space="preserve">génération d'applications web en langage naturel</w:t>
+      </w:r>
+      <w:r>
+        <w:rPr/>
+        <w:t xml:space="preserve"> — l'utilisateur décrit un écran, l'outil produit vues, composants et bindings JSON</w:t>
+      </w:r>
+    </w:p>
+    <w:p>
+      <w:pPr>
+        <w:numPr>
+          <w:ilvl w:val="0"/>
+          <w:numId w:val="6"/>
+        </w:numPr>
+        <w:spacing w:lineRule="auto"/>
+      </w:pPr>
+      <w:r>
+        <w:rPr/>
+        <w:t xml:space="preserve">Défini l'</w:t>
+      </w:r>
+      <w:r>
+        <w:rPr>
+          <w:b/>
+        </w:rPr>
+        <w:t xml:space="preserve">UX du produit en étroite collaboration avec le Product Owner</w:t>
+      </w:r>
+      <w:r>
+        <w:rPr/>
+        <w:t xml:space="preserve">, façonnant les parcours utilisateurs et les patterns d'interaction de bout en bout</w:t>
+      </w:r>
+    </w:p>
+    <w:p>
+      <w:pPr>
+        <w:pStyle w:val="Heading4"/>
+        <w:spacing w:lineRule="auto"/>
+      </w:pPr>
+      <w:r>
+        <w:rPr>
+          <w:color w:val="0d1117"/>
+          <w:sz w:val="20"/>
+        </w:rPr>
+        <w:t xml:space="preserve">Équipe AI Tooling — Vibe Toolbox (en cours)</w:t>
+      </w:r>
+    </w:p>
+    <w:p>
+      <w:pPr>
+        <w:numPr>
+          <w:ilvl w:val="0"/>
+          <w:numId w:val="7"/>
+        </w:numPr>
+        <w:spacing w:lineRule="auto"/>
+      </w:pPr>
+      <w:r>
+        <w:rPr/>
+        <w:t xml:space="preserve">Développe la </w:t>
+      </w:r>
+      <w:r>
+        <w:rPr>
+          <w:b/>
+        </w:rPr>
+        <w:t xml:space="preserve">Vibe Toolbox</w:t>
+      </w:r>
+      <w:r>
+        <w:rPr/>
+        <w:t xml:space="preserve">, une application de bureau interne </w:t>
+      </w:r>
+      <w:r>
+        <w:rPr>
+          <w:b/>
+        </w:rPr>
+        <w:t xml:space="preserve">Electron + Angular</w:t>
+      </w:r>
+      <w:r>
+        <w:rPr/>
+        <w:t xml:space="preserve"> qui </w:t>
+      </w:r>
+      <w:r>
+        <w:rPr>
+          <w:b/>
+        </w:rPr>
+        <w:t xml:space="preserve">déploie des environnements de développement prêts pour l'IA</w:t>
+      </w:r>
+      <w:r>
+        <w:rPr/>
+        <w:t xml:space="preserve"> (skills d'agents, serveurs MCP) et ramène le temps de prise en main de plusieurs jours à quelques minutes</w:t>
+      </w:r>
+    </w:p>
+    <w:p>
+      <w:pPr>
+        <w:numPr>
+          <w:ilvl w:val="0"/>
+          <w:numId w:val="7"/>
+        </w:numPr>
+        <w:spacing w:lineRule="auto"/>
+      </w:pPr>
+      <w:r>
+        <w:rPr/>
+        <w:t xml:space="preserve">Implémenté la </w:t>
+      </w:r>
+      <w:r>
+        <w:rPr>
+          <w:b/>
+        </w:rPr>
+        <w:t xml:space="preserve">gestion de skills</w:t>
+      </w:r>
+      <w:r>
+        <w:rPr/>
+        <w:t xml:space="preserve"> — installation, versioning et partage de skills IA réutilisables (prompts, workflows, définitions d'agents) pour que les équipes adoptent des patterns validés au lieu de les recréer à chaque projet</w:t>
+      </w:r>
+    </w:p>
+    <w:p>
+      <w:pPr>
+        <w:numPr>
+          <w:ilvl w:val="0"/>
+          <w:numId w:val="7"/>
+        </w:numPr>
+        <w:spacing w:lineRule="auto"/>
+      </w:pPr>
+      <w:r>
+        <w:rPr/>
+        <w:t xml:space="preserve">Construit les </w:t>
+      </w:r>
+      <w:r>
+        <w:rPr>
+          <w:b/>
+        </w:rPr>
+        <w:t xml:space="preserve">mécanismes de marketplace</w:t>
+      </w:r>
+      <w:r>
+        <w:rPr/>
+        <w:t xml:space="preserve"> pour les skills et agents IA, supportant découverte, packaging et gestion du cycle de vie avec une gouvernance par rôles adaptée à l'usage entreprise</w:t>
+      </w:r>
+    </w:p>
+    <w:p>
+      <w:pPr>
+        <w:numPr>
+          <w:ilvl w:val="0"/>
+          <w:numId w:val="7"/>
+        </w:numPr>
+        <w:spacing w:lineRule="auto"/>
+      </w:pPr>
+      <w:r>
+        <w:rPr/>
+        <w:t xml:space="preserve">Conçu la toolbox comme </w:t>
+      </w:r>
+      <w:r>
+        <w:rPr>
+          <w:b/>
+        </w:rPr>
+        <w:t xml:space="preserve">point d'entrée unique</w:t>
+      </w:r>
+      <w:r>
+        <w:rPr/>
+        <w:t xml:space="preserve"> pour les développeurs pour configurer accès aux modèles, credentials, configuration MCP et bundles de skills, apportant une cohérence dans l'adoption de l'outillage IA à travers les équipes</w:t>
+      </w:r>
+    </w:p>
+    <w:p>
+      <w:pPr>
+        <w:numPr>
+          <w:ilvl w:val="0"/>
+          <w:numId w:val="7"/>
+        </w:numPr>
+        <w:spacing w:lineRule="auto"/>
+      </w:pPr>
+      <w:r>
+        <w:rPr/>
+        <w:t xml:space="preserve">Conçu </w:t>
+      </w:r>
+      <w:r>
+        <w:rPr>
+          <w:b/>
+        </w:rPr>
+        <w:t xml:space="preserve">xHarness</w:t>
+      </w:r>
+      <w:r>
+        <w:rPr/>
+        <w:t xml:space="preserve">, une plateforme de benchmark qui compare des </w:t>
+      </w:r>
+      <w:r>
+        <w:rPr>
+          <w:b/>
+        </w:rPr>
+        <w:t xml:space="preserve">agents de code</w:t>
+      </w:r>
+      <w:r>
+        <w:rPr/>
+        <w:t xml:space="preserve"> (Claude Code, Codex, OpenCode) selon différents niveaux de modèles (Opus, Sonnet, GPT Sol, GPT Terra) sur le framework public </w:t>
+      </w:r>
+      <w:r>
+        <w:rPr>
+          <w:b/>
+        </w:rPr>
+        <w:t xml:space="preserve">SWE-bench</w:t>
+      </w:r>
+      <w:r>
+        <w:rPr/>
+        <w:t xml:space="preserve"> : exécutions parallèles orchestrées sous </w:t>
+      </w:r>
+      <w:r>
+        <w:rPr>
+          <w:b/>
+        </w:rPr>
+        <w:t xml:space="preserve">Docker</w:t>
+      </w:r>
+      <w:r>
+        <w:rPr/>
+        <w:t xml:space="preserve"> et </w:t>
+      </w:r>
+      <w:r>
+        <w:rPr>
+          <w:b/>
+        </w:rPr>
+        <w:t xml:space="preserve">tableau de bord</w:t>
+      </w:r>
+      <w:r>
+        <w:rPr/>
+        <w:t xml:space="preserve"> de suivi des coûts et de la consommation</w:t>
+      </w:r>
+    </w:p>
+    <w:p>
+      <w:pPr>
+        <w:numPr>
+          <w:ilvl w:val="0"/>
+          <w:numId w:val="7"/>
+        </w:numPr>
+        <w:spacing w:lineRule="auto"/>
+      </w:pPr>
+      <w:r>
+        <w:rPr/>
+        <w:t xml:space="preserve">Conçu </w:t>
+      </w:r>
+      <w:r>
+        <w:rPr>
+          <w:b/>
+        </w:rPr>
+        <w:t xml:space="preserve">xShifu</w:t>
+      </w:r>
+      <w:r>
+        <w:rPr/>
+        <w:t xml:space="preserve">, un </w:t>
+      </w:r>
+      <w:r>
+        <w:rPr>
+          <w:b/>
+        </w:rPr>
+        <w:t xml:space="preserve">outil d'analyse des sessions</w:t>
+      </w:r>
+      <w:r>
+        <w:rPr/>
+        <w:t xml:space="preserve"> locales </w:t>
+      </w:r>
+      <w:r>
+        <w:rPr>
+          <w:b/>
+        </w:rPr>
+        <w:t xml:space="preserve">Claude Code et Codex</w:t>
+      </w:r>
+      <w:r>
+        <w:rPr/>
+        <w:t xml:space="preserve"> : il met en lumière les usages des développeurs, identifie les mauvaises pratiques et propose des </w:t>
+      </w:r>
+      <w:r>
+        <w:rPr>
+          <w:b/>
+        </w:rPr>
+        <w:t xml:space="preserve">recommandations concrètes pour réduire la consommation de tokens</w:t>
+      </w:r>
+    </w:p>
+    <w:p>
+      <w:pPr>
+        <w:pStyle w:val="Heading4"/>
+        <w:spacing w:lineRule="auto"/>
+      </w:pPr>
+      <w:r>
+        <w:rPr>
+          <w:color w:val="0d1117"/>
+          <w:sz w:val="20"/>
+        </w:rPr>
+        <w:t xml:space="preserve">Contributions transverses</w:t>
+      </w:r>
+    </w:p>
+    <w:p>
+      <w:pPr>
+        <w:numPr>
+          <w:ilvl w:val="0"/>
+          <w:numId w:val="8"/>
+        </w:numPr>
+        <w:spacing w:lineRule="auto"/>
+      </w:pPr>
+      <w:r>
+        <w:rPr/>
+        <w:t xml:space="preserve">Conçu, créé et publié plusieurs </w:t>
+      </w:r>
+      <w:r>
+        <w:rPr>
+          <w:b/>
+        </w:rPr>
+        <w:t xml:space="preserve">packages internes Java et JavaScript</w:t>
+      </w:r>
+      <w:r>
+        <w:rPr/>
+        <w:t xml:space="preserve"> (librairies, utilitaires partagés, modules de framework) consommés par Maestro et les équipes applicatives en aval</w:t>
+      </w:r>
+    </w:p>
+    <w:p>
+      <w:pPr>
+        <w:numPr>
+          <w:ilvl w:val="0"/>
+          <w:numId w:val="8"/>
+        </w:numPr>
+        <w:spacing w:lineRule="auto"/>
+      </w:pPr>
+      <w:r>
+        <w:rPr/>
+        <w:t xml:space="preserve">Mis en place et maintenu des </w:t>
+      </w:r>
+      <w:r>
+        <w:rPr>
+          <w:b/>
+        </w:rPr>
+        <w:t xml:space="preserve">pipelines CI/CD automatisés</w:t>
+      </w:r>
+      <w:r>
+        <w:rPr/>
+        <w:t xml:space="preserve"> (GitLab CI, Jenkins) couvrant le build, le lint, les tests, la couverture et la livraison des artefacts framework et low-code</w:t>
+      </w:r>
+    </w:p>
+    <w:p>
+      <w:pPr>
+        <w:numPr>
+          <w:ilvl w:val="0"/>
+          <w:numId w:val="8"/>
+        </w:numPr>
+        <w:spacing w:lineRule="auto"/>
+      </w:pPr>
+      <w:r>
+        <w:rPr/>
+        <w:t xml:space="preserve">Garanti une </w:t>
+      </w:r>
+      <w:r>
+        <w:rPr>
+          <w:b/>
+        </w:rPr>
+        <w:t xml:space="preserve">forte couverture de tests</w:t>
+      </w:r>
+      <w:r>
+        <w:rPr/>
+        <w:t xml:space="preserve"> côté frontend et backend avec </w:t>
+      </w:r>
+      <w:r>
+        <w:rPr>
+          <w:b/>
+        </w:rPr>
+        <w:t xml:space="preserve">JaCoCo</w:t>
+      </w:r>
+      <w:r>
+        <w:rPr/>
+        <w:t xml:space="preserve"> (Java), </w:t>
+      </w:r>
+      <w:r>
+        <w:rPr>
+          <w:b/>
+        </w:rPr>
+        <w:t xml:space="preserve">Karma</w:t>
+      </w:r>
+      <w:r>
+        <w:rPr/>
+        <w:t xml:space="preserve"> et </w:t>
+      </w:r>
+      <w:r>
+        <w:rPr>
+          <w:b/>
+        </w:rPr>
+        <w:t xml:space="preserve">Jest</w:t>
+      </w:r>
+      <w:r>
+        <w:rPr/>
+        <w:t xml:space="preserve"> (Angular/TypeScript), ainsi que </w:t>
+      </w:r>
+      <w:r>
+        <w:rPr>
+          <w:b/>
+        </w:rPr>
+        <w:t xml:space="preserve">Cypress</w:t>
+      </w:r>
+      <w:r>
+        <w:rPr/>
+        <w:t xml:space="preserve"> et </w:t>
+      </w:r>
+      <w:r>
+        <w:rPr>
+          <w:b/>
+        </w:rPr>
+        <w:t xml:space="preserve">Playwright</w:t>
+      </w:r>
+      <w:r>
+        <w:rPr/>
+        <w:t xml:space="preserve"> pour les scénarios end-to-end</w:t>
+      </w:r>
+    </w:p>
+    <w:p>
+      <w:pPr>
+        <w:numPr>
+          <w:ilvl w:val="0"/>
+          <w:numId w:val="8"/>
+        </w:numPr>
+        <w:spacing w:lineRule="auto"/>
+      </w:pPr>
+      <w:r>
+        <w:rPr/>
+        <w:t xml:space="preserve">Utilisation quotidienne d'</w:t>
+      </w:r>
+      <w:r>
+        <w:rPr>
+          <w:b/>
+        </w:rPr>
+        <w:t xml:space="preserve">outils d'IA agentique</w:t>
+      </w:r>
+      <w:r>
+        <w:rPr/>
+        <w:t xml:space="preserve"> (Claude, Codex) pour la génération de code, le refactoring, les revues de code, le débogage et l'accélération du travail exploratoire sur les fonctionnalités du framework et de la plateforme</w:t>
+      </w:r>
+    </w:p>
+    <w:p>
+      <w:pPr>
+        <w:spacing w:lineRule="auto"/>
+      </w:pPr>
+      <w:r>
+        <w:rPr>
+          <w:b/>
+          <w:sz w:val="21"/>
+        </w:rPr>
+        <w:t xml:space="preserve">Défis Techniques:</w:t>
       </w:r>
     </w:p>
     <w:p>
@@ -2305,27 +2245,17 @@
       </w:pPr>
       <w:r>
         <w:rPr/>
-        <w:t xml:space="preserve">Piloté une </w:t>
-      </w:r>
-      <w:r>
-        <w:rPr>
-          <w:b/>
-        </w:rPr>
-        <w:t xml:space="preserve">mission full-backend d'extraction d'un microservice autonome et réutilisable</w:t>
-      </w:r>
-      <w:r>
-        <w:rPr/>
-        <w:t xml:space="preserve"> depuis un système </w:t>
-      </w:r>
-      <w:r>
-        <w:rPr>
-          <w:b/>
-        </w:rPr>
-        <w:t xml:space="preserve">KYC</w:t>
-      </w:r>
-      <w:r>
-        <w:rPr/>
-        <w:t xml:space="preserve"> legacy</w:t>
+        <w:t xml:space="preserve">Intégration micro-frontends et </w:t>
+      </w:r>
+      <w:r>
+        <w:rPr>
+          <w:b/>
+        </w:rPr>
+        <w:t xml:space="preserve">rétrocompatibilité du framework</w:t>
+      </w:r>
+      <w:r>
+        <w:rPr/>
+        <w:t xml:space="preserve"> à travers les migrations majeures d'Angular</w:t>
       </w:r>
     </w:p>
     <w:p>
@@ -2338,17 +2268,17 @@
       </w:pPr>
       <w:r>
         <w:rPr/>
-        <w:t xml:space="preserve">Découplé le service d'une </w:t>
-      </w:r>
-      <w:r>
-        <w:rPr>
-          <w:b/>
-        </w:rPr>
-        <w:t xml:space="preserve">base de données détenue par une autre équipe fournisseur</w:t>
-      </w:r>
-      <w:r>
-        <w:rPr/>
-        <w:t xml:space="preserve">, en définissant des frontières et une propriété de service claires</w:t>
+        <w:t xml:space="preserve">Remplacement d'un système déclaratif rigide par un </w:t>
+      </w:r>
+      <w:r>
+        <w:rPr>
+          <w:b/>
+        </w:rPr>
+        <w:t xml:space="preserve">moteur low-code à base de descripteurs</w:t>
+      </w:r>
+      <w:r>
+        <w:rPr/>
+        <w:t xml:space="preserve"> scalable, sans casser les applications clientes existantes</w:t>
       </w:r>
     </w:p>
     <w:p>
@@ -2361,124 +2291,17 @@
       </w:pPr>
       <w:r>
         <w:rPr/>
-        <w:t xml:space="preserve">Conçu et implémenté des </w:t>
-      </w:r>
-      <w:r>
-        <w:rPr>
-          <w:b/>
-        </w:rPr>
-        <w:t xml:space="preserve">services backend</w:t>
-      </w:r>
-      <w:r>
-        <w:rPr/>
-        <w:t xml:space="preserve"> avec Java et Spring Boot</w:t>
-      </w:r>
-    </w:p>
-    <w:p>
-      <w:pPr>
-        <w:numPr>
-          <w:ilvl w:val="0"/>
-          <w:numId w:val="9"/>
-        </w:numPr>
-        <w:spacing w:lineRule="auto"/>
-      </w:pPr>
-      <w:r>
-        <w:rPr/>
-        <w:t xml:space="preserve">Développé et exposé des APIs REST consommées par d'autres systèmes internes</w:t>
-      </w:r>
-    </w:p>
-    <w:p>
-      <w:pPr>
-        <w:numPr>
-          <w:ilvl w:val="0"/>
-          <w:numId w:val="9"/>
-        </w:numPr>
-        <w:spacing w:lineRule="auto"/>
-      </w:pPr>
-      <w:r>
-        <w:rPr/>
-        <w:t xml:space="preserve">Implémenté des mécanismes de sécurité utilisant Spring Security et OAuth2</w:t>
-      </w:r>
-    </w:p>
-    <w:p>
-      <w:pPr>
-        <w:numPr>
-          <w:ilvl w:val="0"/>
-          <w:numId w:val="9"/>
-        </w:numPr>
-        <w:spacing w:lineRule="auto"/>
-      </w:pPr>
-      <w:r>
-        <w:rPr/>
-        <w:t xml:space="preserve">Assuré le </w:t>
-      </w:r>
-      <w:r>
-        <w:rPr>
-          <w:b/>
-        </w:rPr>
-        <w:t xml:space="preserve">support N2</w:t>
-      </w:r>
-      <w:r>
-        <w:rPr/>
-        <w:t xml:space="preserve">, en investiguant et résolvant les incidents de production</w:t>
-      </w:r>
-    </w:p>
-    <w:p>
-      <w:pPr>
-        <w:numPr>
-          <w:ilvl w:val="0"/>
-          <w:numId w:val="9"/>
-        </w:numPr>
-        <w:spacing w:lineRule="auto"/>
-      </w:pPr>
-      <w:r>
-        <w:rPr/>
-        <w:t xml:space="preserve">Assuré la qualité avec des tests unitaires et d'intégration ainsi que la </w:t>
-      </w:r>
-      <w:r>
-        <w:rPr>
-          <w:b/>
-        </w:rPr>
-        <w:t xml:space="preserve">couverture de code (JaCoCo)</w:t>
-      </w:r>
-      <w:r>
-        <w:rPr/>
-        <w:t xml:space="preserve">, pour la fiabilité et la conformité</w:t>
-      </w:r>
-    </w:p>
-    <w:p>
-      <w:pPr>
-        <w:spacing w:lineRule="auto"/>
-      </w:pPr>
-      <w:r>
-        <w:rPr>
-          <w:b/>
-          <w:sz w:val="21"/>
-        </w:rPr>
-        <w:t xml:space="preserve">Défis Techniques:</w:t>
-      </w:r>
-    </w:p>
-    <w:p>
-      <w:pPr>
-        <w:numPr>
-          <w:ilvl w:val="0"/>
-          <w:numId w:val="10"/>
-        </w:numPr>
-        <w:spacing w:lineRule="auto"/>
-      </w:pPr>
-      <w:r>
-        <w:rPr/>
-        <w:t xml:space="preserve">Extraire un service autonome depuis un </w:t>
-      </w:r>
-      <w:r>
-        <w:rPr>
-          <w:b/>
-        </w:rPr>
-        <w:t xml:space="preserve">système KYC legacy fortement couplé</w:t>
-      </w:r>
-      <w:r>
-        <w:rPr/>
-        <w:t xml:space="preserve"> dont la base de données appartenait à une autre équipe fournisseur</w:t>
+        <w:t xml:space="preserve">Conception d'APIs de framework </w:t>
+      </w:r>
+      <w:r>
+        <w:rPr>
+          <w:b/>
+        </w:rPr>
+        <w:t xml:space="preserve">assez génériques pour de nombreuses équipes</w:t>
+      </w:r>
+      <w:r>
+        <w:rPr/>
+        <w:t xml:space="preserve"> tout en restant simples à adopter rapidement</w:t>
       </w:r>
     </w:p>
     <w:p>
@@ -2498,7 +2321,50 @@
           <w:color w:val="444444"/>
           <w:sz w:val="19"/>
         </w:rPr>
-        <w:t xml:space="preserve"> Java 17, Spring Boot, Spring Security, OAuth2, Quartz, RabbitMQ, PostgreSQL, Flyway, JaCoCo, Docker, Kubernetes, Jenkins</w:t>
+        <w:t xml:space="preserve"> Angular, TypeScript, Electron, Node.js, Java 8/11/21, Spring Boot, Quarkus, Keycloak, Oracle DB, MongoDB, SQLite, Karma, Jest, Cypress, Playwright, JaCoCo, Webpack, PowerShell, Jenkins, GitLab CI, Claude, Codex, Agile Scrum</w:t>
+      </w:r>
+    </w:p>
+    <w:p>
+      <w:pPr>
+        <w:pStyle w:val="Heading3"/>
+        <w:spacing w:lineRule="auto"/>
+      </w:pPr>
+      <w:r>
+        <w:rPr>
+          <w:color w:val="0d1117"/>
+          <w:sz w:val="22"/>
+        </w:rPr>
+        <w:t xml:space="preserve">Zsoft Consulting — Consultant Full Stack (Java / React)</w:t>
+      </w:r>
+    </w:p>
+    <w:p>
+      <w:pPr>
+        <w:spacing w:lineRule="auto"/>
+      </w:pPr>
+      <w:r>
+        <w:rPr>
+          <w:color w:val="57606a"/>
+          <w:sz w:val="20"/>
+        </w:rPr>
+        <w:t xml:space="preserve">Octobre 2022 – Septembre 2023 (1 an)</w:t>
+      </w:r>
+    </w:p>
+    <w:p>
+      <w:pPr>
+        <w:spacing w:lineRule="auto"/>
+      </w:pPr>
+      <w:r>
+        <w:rPr>
+          <w:b/>
+          <w:sz w:val="21"/>
+        </w:rPr>
+        <w:t xml:space="preserve">Contexte du projet:</w:t>
+      </w:r>
+      <w:r>
+        <w:rPr>
+          <w:sz w:val="21"/>
+        </w:rPr>
+        <w:t xml:space="preserve"> Société de conseil IT. Consultant à temps plein sur des missions successives pour des clients grands comptes (Société Générale, Colas).</w:t>
       </w:r>
     </w:p>
     <w:p>
@@ -2511,7 +2377,7 @@
           <w:color w:val="0d1117"/>
           <w:sz w:val="20"/>
         </w:rPr>
-        <w:t xml:space="preserve">Client : Colas — Projet : CRM</w:t>
+        <w:t xml:space="preserve">Client : Société Générale — Projet : KYC</w:t>
       </w:r>
     </w:p>
     <w:p>
@@ -2527,42 +2393,22 @@
       </w:r>
       <w:r>
         <w:rPr>
-          <w:b/>
-          <w:sz w:val="21"/>
-        </w:rPr>
-        <w:t xml:space="preserve">CLASS</w:t>
-      </w:r>
-      <w:r>
-        <w:rPr>
-          <w:sz w:val="21"/>
-        </w:rPr>
-        <w:t xml:space="preserve"> — un </w:t>
-      </w:r>
-      <w:r>
-        <w:rPr>
-          <w:b/>
-          <w:sz w:val="21"/>
-        </w:rPr>
-        <w:t xml:space="preserve">CRM global / Gestionnaire d'Opportunités</w:t>
-      </w:r>
-      <w:r>
-        <w:rPr>
-          <w:sz w:val="21"/>
-        </w:rPr>
-        <w:t xml:space="preserve"> construit de zéro et déployé dans 55 pays pour gérer les activités commerciales, opportunités et données clients du groupe Colas, en remplacement d'une application legacy </w:t>
-      </w:r>
-      <w:r>
-        <w:rPr>
-          <w:b/>
-          <w:sz w:val="21"/>
-        </w:rPr>
-        <w:t xml:space="preserve">Power Apps / Teams</w:t>
-      </w:r>
-      <w:r>
-        <w:rPr>
-          <w:sz w:val="21"/>
-        </w:rPr>
-        <w:t xml:space="preserve"> par une stack moderne React + Java Spring Boot.</w:t>
+          <w:sz w:val="21"/>
+        </w:rPr>
+        <w:t xml:space="preserve"> Un ensemble de services backend dédiés aux processus </w:t>
+      </w:r>
+      <w:r>
+        <w:rPr>
+          <w:b/>
+          <w:sz w:val="21"/>
+        </w:rPr>
+        <w:t xml:space="preserve">Know Your Customer (KYC)</w:t>
+      </w:r>
+      <w:r>
+        <w:rPr>
+          <w:sz w:val="21"/>
+        </w:rPr>
+        <w:t xml:space="preserve">, utilisés pour évaluer les niveaux de confiance et d'éligibilité des clients, et pour supporter les workflows de détection de fraude.</w:t>
       </w:r>
     </w:p>
     <w:p>
@@ -2581,198 +2427,186 @@
       <w:pPr>
         <w:numPr>
           <w:ilvl w:val="0"/>
+          <w:numId w:val="10"/>
+        </w:numPr>
+        <w:spacing w:lineRule="auto"/>
+      </w:pPr>
+      <w:r>
+        <w:rPr/>
+        <w:t xml:space="preserve">Piloté une </w:t>
+      </w:r>
+      <w:r>
+        <w:rPr>
+          <w:b/>
+        </w:rPr>
+        <w:t xml:space="preserve">mission full-backend d'extraction d'un microservice autonome et réutilisable</w:t>
+      </w:r>
+      <w:r>
+        <w:rPr/>
+        <w:t xml:space="preserve"> depuis un système </w:t>
+      </w:r>
+      <w:r>
+        <w:rPr>
+          <w:b/>
+        </w:rPr>
+        <w:t xml:space="preserve">KYC</w:t>
+      </w:r>
+      <w:r>
+        <w:rPr/>
+        <w:t xml:space="preserve"> legacy</w:t>
+      </w:r>
+    </w:p>
+    <w:p>
+      <w:pPr>
+        <w:numPr>
+          <w:ilvl w:val="0"/>
+          <w:numId w:val="10"/>
+        </w:numPr>
+        <w:spacing w:lineRule="auto"/>
+      </w:pPr>
+      <w:r>
+        <w:rPr/>
+        <w:t xml:space="preserve">Découplé le service d'une </w:t>
+      </w:r>
+      <w:r>
+        <w:rPr>
+          <w:b/>
+        </w:rPr>
+        <w:t xml:space="preserve">base de données détenue par une autre équipe fournisseur</w:t>
+      </w:r>
+      <w:r>
+        <w:rPr/>
+        <w:t xml:space="preserve">, en définissant des frontières et une propriété de service claires</w:t>
+      </w:r>
+    </w:p>
+    <w:p>
+      <w:pPr>
+        <w:numPr>
+          <w:ilvl w:val="0"/>
+          <w:numId w:val="10"/>
+        </w:numPr>
+        <w:spacing w:lineRule="auto"/>
+      </w:pPr>
+      <w:r>
+        <w:rPr/>
+        <w:t xml:space="preserve">Conçu et implémenté des </w:t>
+      </w:r>
+      <w:r>
+        <w:rPr>
+          <w:b/>
+        </w:rPr>
+        <w:t xml:space="preserve">services backend</w:t>
+      </w:r>
+      <w:r>
+        <w:rPr/>
+        <w:t xml:space="preserve"> avec Java et Spring Boot</w:t>
+      </w:r>
+    </w:p>
+    <w:p>
+      <w:pPr>
+        <w:numPr>
+          <w:ilvl w:val="0"/>
+          <w:numId w:val="10"/>
+        </w:numPr>
+        <w:spacing w:lineRule="auto"/>
+      </w:pPr>
+      <w:r>
+        <w:rPr/>
+        <w:t xml:space="preserve">Développé et exposé des APIs REST consommées par d'autres systèmes internes</w:t>
+      </w:r>
+    </w:p>
+    <w:p>
+      <w:pPr>
+        <w:numPr>
+          <w:ilvl w:val="0"/>
+          <w:numId w:val="10"/>
+        </w:numPr>
+        <w:spacing w:lineRule="auto"/>
+      </w:pPr>
+      <w:r>
+        <w:rPr/>
+        <w:t xml:space="preserve">Implémenté des mécanismes de sécurité utilisant Spring Security et OAuth2</w:t>
+      </w:r>
+    </w:p>
+    <w:p>
+      <w:pPr>
+        <w:numPr>
+          <w:ilvl w:val="0"/>
+          <w:numId w:val="10"/>
+        </w:numPr>
+        <w:spacing w:lineRule="auto"/>
+      </w:pPr>
+      <w:r>
+        <w:rPr/>
+        <w:t xml:space="preserve">Assuré le </w:t>
+      </w:r>
+      <w:r>
+        <w:rPr>
+          <w:b/>
+        </w:rPr>
+        <w:t xml:space="preserve">support N2</w:t>
+      </w:r>
+      <w:r>
+        <w:rPr/>
+        <w:t xml:space="preserve">, en investiguant et résolvant les incidents de production</w:t>
+      </w:r>
+    </w:p>
+    <w:p>
+      <w:pPr>
+        <w:numPr>
+          <w:ilvl w:val="0"/>
+          <w:numId w:val="10"/>
+        </w:numPr>
+        <w:spacing w:lineRule="auto"/>
+      </w:pPr>
+      <w:r>
+        <w:rPr/>
+        <w:t xml:space="preserve">Assuré la qualité avec des tests unitaires et d'intégration ainsi que la </w:t>
+      </w:r>
+      <w:r>
+        <w:rPr>
+          <w:b/>
+        </w:rPr>
+        <w:t xml:space="preserve">couverture de code (JaCoCo)</w:t>
+      </w:r>
+      <w:r>
+        <w:rPr/>
+        <w:t xml:space="preserve">, pour la fiabilité et la conformité</w:t>
+      </w:r>
+    </w:p>
+    <w:p>
+      <w:pPr>
+        <w:spacing w:lineRule="auto"/>
+      </w:pPr>
+      <w:r>
+        <w:rPr>
+          <w:b/>
+          <w:sz w:val="21"/>
+        </w:rPr>
+        <w:t xml:space="preserve">Défis Techniques:</w:t>
+      </w:r>
+    </w:p>
+    <w:p>
+      <w:pPr>
+        <w:numPr>
+          <w:ilvl w:val="0"/>
           <w:numId w:val="11"/>
         </w:numPr>
         <w:spacing w:lineRule="auto"/>
       </w:pPr>
       <w:r>
         <w:rPr/>
-        <w:t xml:space="preserve">Construit l'application </w:t>
-      </w:r>
-      <w:r>
-        <w:rPr>
-          <w:b/>
-        </w:rPr>
-        <w:t xml:space="preserve">de zéro</w:t>
-      </w:r>
-      <w:r>
-        <w:rPr/>
-        <w:t xml:space="preserve">, des maquettes jusqu'au déploiement en production</w:t>
-      </w:r>
-    </w:p>
-    <w:p>
-      <w:pPr>
-        <w:numPr>
-          <w:ilvl w:val="0"/>
-          <w:numId w:val="11"/>
-        </w:numPr>
-        <w:spacing w:lineRule="auto"/>
-      </w:pPr>
-      <w:r>
-        <w:rPr/>
-        <w:t xml:space="preserve">Piloté la </w:t>
-      </w:r>
-      <w:r>
-        <w:rPr>
-          <w:b/>
-        </w:rPr>
-        <w:t xml:space="preserve">migration depuis Power Apps / Teams</w:t>
-      </w:r>
-      <w:r>
-        <w:rPr/>
-        <w:t xml:space="preserve"> vers une application React + Spring Boot maintenable, en reconstruisant les workflows de suivi d'opportunités (filtrage par type, région et autres critères)</w:t>
-      </w:r>
-    </w:p>
-    <w:p>
-      <w:pPr>
-        <w:numPr>
-          <w:ilvl w:val="0"/>
-          <w:numId w:val="11"/>
-        </w:numPr>
-        <w:spacing w:lineRule="auto"/>
-      </w:pPr>
-      <w:r>
-        <w:rPr/>
-        <w:t xml:space="preserve">Implémenté l'interface à partir des maquettes des designers avec </w:t>
-      </w:r>
-      <w:r>
-        <w:rPr>
-          <w:b/>
-        </w:rPr>
-        <w:t xml:space="preserve">React et le design system Ant Design</w:t>
-      </w:r>
-      <w:r>
-        <w:rPr/>
-        <w:t xml:space="preserve">, avec des composants cohérents et réutilisables</w:t>
-      </w:r>
-    </w:p>
-    <w:p>
-      <w:pPr>
-        <w:numPr>
-          <w:ilvl w:val="0"/>
-          <w:numId w:val="11"/>
-        </w:numPr>
-        <w:spacing w:lineRule="auto"/>
-      </w:pPr>
-      <w:r>
-        <w:rPr/>
-        <w:t xml:space="preserve">Implémenté l'authentification sécurisée avec </w:t>
-      </w:r>
-      <w:r>
-        <w:rPr>
-          <w:b/>
-        </w:rPr>
-        <w:t xml:space="preserve">Azure AD (IAM / SSO)</w:t>
-      </w:r>
-      <w:r>
-        <w:rPr/>
-        <w:t xml:space="preserve">, intégrée via Spring Security</w:t>
-      </w:r>
-    </w:p>
-    <w:p>
-      <w:pPr>
-        <w:numPr>
-          <w:ilvl w:val="0"/>
-          <w:numId w:val="11"/>
-        </w:numPr>
-        <w:spacing w:lineRule="auto"/>
-      </w:pPr>
-      <w:r>
-        <w:rPr/>
-        <w:t xml:space="preserve">Développé les services backend et APIs REST utilisant Java et Spring Boot</w:t>
-      </w:r>
-    </w:p>
-    <w:p>
-      <w:pPr>
-        <w:numPr>
-          <w:ilvl w:val="0"/>
-          <w:numId w:val="11"/>
-        </w:numPr>
-        <w:spacing w:lineRule="auto"/>
-      </w:pPr>
-      <w:r>
-        <w:rPr/>
-        <w:t xml:space="preserve">Développé des processus batch pour la </w:t>
-      </w:r>
-      <w:r>
-        <w:rPr>
-          <w:b/>
-        </w:rPr>
-        <w:t xml:space="preserve">migration de données</w:t>
-      </w:r>
-      <w:r>
-        <w:rPr/>
-        <w:t xml:space="preserve"> utilisant Spring Batch</w:t>
-      </w:r>
-    </w:p>
-    <w:p>
-      <w:pPr>
-        <w:numPr>
-          <w:ilvl w:val="0"/>
-          <w:numId w:val="11"/>
-        </w:numPr>
-        <w:spacing w:lineRule="auto"/>
-      </w:pPr>
-      <w:r>
-        <w:rPr/>
-        <w:t xml:space="preserve">Déployé l'application sur </w:t>
-      </w:r>
-      <w:r>
-        <w:rPr>
-          <w:b/>
-        </w:rPr>
-        <w:t xml:space="preserve">Azure</w:t>
-      </w:r>
-      <w:r>
-        <w:rPr/>
-        <w:t xml:space="preserve"> (App Services, Front Door, CDN, Blob Storage, PostgreSQL) avec des </w:t>
-      </w:r>
-      <w:r>
-        <w:rPr>
-          <w:b/>
-        </w:rPr>
-        <w:t xml:space="preserve">pipelines CI/CD</w:t>
-      </w:r>
-    </w:p>
-    <w:p>
-      <w:pPr>
-        <w:spacing w:lineRule="auto"/>
-      </w:pPr>
-      <w:r>
-        <w:rPr>
-          <w:b/>
-          <w:sz w:val="21"/>
-        </w:rPr>
-        <w:t xml:space="preserve">Défis Techniques:</w:t>
-      </w:r>
-    </w:p>
-    <w:p>
-      <w:pPr>
-        <w:numPr>
-          <w:ilvl w:val="0"/>
-          <w:numId w:val="12"/>
-        </w:numPr>
-        <w:spacing w:lineRule="auto"/>
-      </w:pPr>
-      <w:r>
-        <w:rPr/>
-        <w:t xml:space="preserve">Remplacer une application legacy </w:t>
-      </w:r>
-      <w:r>
-        <w:rPr>
-          <w:b/>
-        </w:rPr>
-        <w:t xml:space="preserve">Power Apps / Teams</w:t>
-      </w:r>
-      <w:r>
-        <w:rPr/>
-        <w:t xml:space="preserve"> sans perturber les workflows commerciaux dans </w:t>
-      </w:r>
-      <w:r>
-        <w:rPr>
-          <w:b/>
-        </w:rPr>
-        <w:t xml:space="preserve">55 pays</w:t>
+        <w:t xml:space="preserve">Extraire un service autonome depuis un </w:t>
+      </w:r>
+      <w:r>
+        <w:rPr>
+          <w:b/>
+        </w:rPr>
+        <w:t xml:space="preserve">système KYC legacy fortement couplé</w:t>
+      </w:r>
+      <w:r>
+        <w:rPr/>
+        <w:t xml:space="preserve"> dont la base de données appartenait à une autre équipe fournisseur</w:t>
       </w:r>
     </w:p>
     <w:p>
@@ -2792,7 +2626,7 @@
           <w:color w:val="444444"/>
           <w:sz w:val="19"/>
         </w:rPr>
-        <w:t xml:space="preserve"> React, TypeScript, Ant Design, Java 11, Spring Boot, Spring Security, Spring Batch, Azure (AD, App Services, CDN, Front Door, Blob Storage, PostgreSQL), GitLab CI/CD</w:t>
+        <w:t xml:space="preserve"> Java 17, Spring Boot, Spring Security, OAuth2, Quartz, RabbitMQ, PostgreSQL, Flyway, JaCoCo, Docker, Kubernetes, Jenkins</w:t>
       </w:r>
     </w:p>
     <w:p>
@@ -2805,7 +2639,7 @@
           <w:color w:val="0d1117"/>
           <w:sz w:val="20"/>
         </w:rPr>
-        <w:t xml:space="preserve">Client : gloody.co — Projet : SaaS RH &amp; Gestion d'Entreprise</w:t>
+        <w:t xml:space="preserve">Client : Colas — Projet : CRM</w:t>
       </w:r>
     </w:p>
     <w:p>
@@ -2824,7 +2658,7 @@
           <w:b/>
           <w:sz w:val="21"/>
         </w:rPr>
-        <w:t xml:space="preserve">gloody.co</w:t>
+        <w:t xml:space="preserve">CLASS</w:t>
       </w:r>
       <w:r>
         <w:rPr>
@@ -2837,13 +2671,26 @@
           <w:b/>
           <w:sz w:val="21"/>
         </w:rPr>
-        <w:t xml:space="preserve">SaaS multi-tenant RH &amp; gestion d'entreprise</w:t>
-      </w:r>
-      <w:r>
-        <w:rPr>
-          <w:sz w:val="21"/>
-        </w:rPr>
-        <w:t xml:space="preserve"> centralisant les workflows quotidiens des sociétés clientes : absences et congés, facturation, notes de frais et réservation de salles, servis depuis une base de code unique.</w:t>
+        <w:t xml:space="preserve">CRM global / Gestionnaire d'Opportunités</w:t>
+      </w:r>
+      <w:r>
+        <w:rPr>
+          <w:sz w:val="21"/>
+        </w:rPr>
+        <w:t xml:space="preserve"> construit de zéro et déployé dans 55 pays pour gérer les activités commerciales, opportunités et données clients du groupe Colas, en remplacement d'une application legacy </w:t>
+      </w:r>
+      <w:r>
+        <w:rPr>
+          <w:b/>
+          <w:sz w:val="21"/>
+        </w:rPr>
+        <w:t xml:space="preserve">Power Apps / Teams</w:t>
+      </w:r>
+      <w:r>
+        <w:rPr>
+          <w:sz w:val="21"/>
+        </w:rPr>
+        <w:t xml:space="preserve"> par une stack moderne React + Java Spring Boot.</w:t>
       </w:r>
     </w:p>
     <w:p>
@@ -2862,176 +2709,198 @@
       <w:pPr>
         <w:numPr>
           <w:ilvl w:val="0"/>
+          <w:numId w:val="12"/>
+        </w:numPr>
+        <w:spacing w:lineRule="auto"/>
+      </w:pPr>
+      <w:r>
+        <w:rPr/>
+        <w:t xml:space="preserve">Construit l'application </w:t>
+      </w:r>
+      <w:r>
+        <w:rPr>
+          <w:b/>
+        </w:rPr>
+        <w:t xml:space="preserve">de zéro</w:t>
+      </w:r>
+      <w:r>
+        <w:rPr/>
+        <w:t xml:space="preserve">, des maquettes jusqu'au déploiement en production</w:t>
+      </w:r>
+    </w:p>
+    <w:p>
+      <w:pPr>
+        <w:numPr>
+          <w:ilvl w:val="0"/>
+          <w:numId w:val="12"/>
+        </w:numPr>
+        <w:spacing w:lineRule="auto"/>
+      </w:pPr>
+      <w:r>
+        <w:rPr/>
+        <w:t xml:space="preserve">Piloté la </w:t>
+      </w:r>
+      <w:r>
+        <w:rPr>
+          <w:b/>
+        </w:rPr>
+        <w:t xml:space="preserve">migration depuis Power Apps / Teams</w:t>
+      </w:r>
+      <w:r>
+        <w:rPr/>
+        <w:t xml:space="preserve"> vers une application React + Spring Boot maintenable, en reconstruisant les workflows de suivi d'opportunités (filtrage par type, région et autres critères)</w:t>
+      </w:r>
+    </w:p>
+    <w:p>
+      <w:pPr>
+        <w:numPr>
+          <w:ilvl w:val="0"/>
+          <w:numId w:val="12"/>
+        </w:numPr>
+        <w:spacing w:lineRule="auto"/>
+      </w:pPr>
+      <w:r>
+        <w:rPr/>
+        <w:t xml:space="preserve">Implémenté l'interface à partir des maquettes des designers avec </w:t>
+      </w:r>
+      <w:r>
+        <w:rPr>
+          <w:b/>
+        </w:rPr>
+        <w:t xml:space="preserve">React et le design system Ant Design</w:t>
+      </w:r>
+      <w:r>
+        <w:rPr/>
+        <w:t xml:space="preserve">, avec des composants cohérents et réutilisables</w:t>
+      </w:r>
+    </w:p>
+    <w:p>
+      <w:pPr>
+        <w:numPr>
+          <w:ilvl w:val="0"/>
+          <w:numId w:val="12"/>
+        </w:numPr>
+        <w:spacing w:lineRule="auto"/>
+      </w:pPr>
+      <w:r>
+        <w:rPr/>
+        <w:t xml:space="preserve">Implémenté l'authentification sécurisée avec </w:t>
+      </w:r>
+      <w:r>
+        <w:rPr>
+          <w:b/>
+        </w:rPr>
+        <w:t xml:space="preserve">Azure AD (IAM / SSO)</w:t>
+      </w:r>
+      <w:r>
+        <w:rPr/>
+        <w:t xml:space="preserve">, intégrée via Spring Security</w:t>
+      </w:r>
+    </w:p>
+    <w:p>
+      <w:pPr>
+        <w:numPr>
+          <w:ilvl w:val="0"/>
+          <w:numId w:val="12"/>
+        </w:numPr>
+        <w:spacing w:lineRule="auto"/>
+      </w:pPr>
+      <w:r>
+        <w:rPr/>
+        <w:t xml:space="preserve">Développé les services backend et APIs REST utilisant Java et Spring Boot</w:t>
+      </w:r>
+    </w:p>
+    <w:p>
+      <w:pPr>
+        <w:numPr>
+          <w:ilvl w:val="0"/>
+          <w:numId w:val="12"/>
+        </w:numPr>
+        <w:spacing w:lineRule="auto"/>
+      </w:pPr>
+      <w:r>
+        <w:rPr/>
+        <w:t xml:space="preserve">Développé des processus batch pour la </w:t>
+      </w:r>
+      <w:r>
+        <w:rPr>
+          <w:b/>
+        </w:rPr>
+        <w:t xml:space="preserve">migration de données</w:t>
+      </w:r>
+      <w:r>
+        <w:rPr/>
+        <w:t xml:space="preserve"> utilisant Spring Batch</w:t>
+      </w:r>
+    </w:p>
+    <w:p>
+      <w:pPr>
+        <w:numPr>
+          <w:ilvl w:val="0"/>
+          <w:numId w:val="12"/>
+        </w:numPr>
+        <w:spacing w:lineRule="auto"/>
+      </w:pPr>
+      <w:r>
+        <w:rPr/>
+        <w:t xml:space="preserve">Déployé l'application sur </w:t>
+      </w:r>
+      <w:r>
+        <w:rPr>
+          <w:b/>
+        </w:rPr>
+        <w:t xml:space="preserve">Azure</w:t>
+      </w:r>
+      <w:r>
+        <w:rPr/>
+        <w:t xml:space="preserve"> (App Services, Front Door, CDN, Blob Storage, PostgreSQL) avec des </w:t>
+      </w:r>
+      <w:r>
+        <w:rPr>
+          <w:b/>
+        </w:rPr>
+        <w:t xml:space="preserve">pipelines CI/CD</w:t>
+      </w:r>
+    </w:p>
+    <w:p>
+      <w:pPr>
+        <w:spacing w:lineRule="auto"/>
+      </w:pPr>
+      <w:r>
+        <w:rPr>
+          <w:b/>
+          <w:sz w:val="21"/>
+        </w:rPr>
+        <w:t xml:space="preserve">Défis Techniques:</w:t>
+      </w:r>
+    </w:p>
+    <w:p>
+      <w:pPr>
+        <w:numPr>
+          <w:ilvl w:val="0"/>
           <w:numId w:val="13"/>
         </w:numPr>
         <w:spacing w:lineRule="auto"/>
       </w:pPr>
       <w:r>
         <w:rPr/>
-        <w:t xml:space="preserve">Livré des </w:t>
-      </w:r>
-      <w:r>
-        <w:rPr>
-          <w:b/>
-        </w:rPr>
-        <w:t xml:space="preserve">fonctionnalités full-stack</w:t>
-      </w:r>
-      <w:r>
-        <w:rPr/>
-        <w:t xml:space="preserve"> sur l'ensemble de la suite — absences et congés, facturation, notes de frais et réservation de salles — avec des front-ends </w:t>
-      </w:r>
-      <w:r>
-        <w:rPr>
-          <w:b/>
-        </w:rPr>
-        <w:t xml:space="preserve">React / Ant Design</w:t>
-      </w:r>
-      <w:r>
-        <w:rPr/>
-        <w:t xml:space="preserve"> sur des APIs REST </w:t>
-      </w:r>
-      <w:r>
-        <w:rPr>
-          <w:b/>
-        </w:rPr>
-        <w:t xml:space="preserve">Java / Spring Boot</w:t>
-      </w:r>
-    </w:p>
-    <w:p>
-      <w:pPr>
-        <w:numPr>
-          <w:ilvl w:val="0"/>
-          <w:numId w:val="13"/>
-        </w:numPr>
-        <w:spacing w:lineRule="auto"/>
-      </w:pPr>
-      <w:r>
-        <w:rPr/>
-        <w:t xml:space="preserve">Piloté l'</w:t>
-      </w:r>
-      <w:r>
-        <w:rPr>
-          <w:b/>
-        </w:rPr>
-        <w:t xml:space="preserve">architecture front-end</w:t>
-      </w:r>
-      <w:r>
-        <w:rPr/>
-        <w:t xml:space="preserve">, en particulier un </w:t>
-      </w:r>
-      <w:r>
-        <w:rPr>
-          <w:b/>
-        </w:rPr>
-        <w:t xml:space="preserve">calendrier haute performance</w:t>
-      </w:r>
-      <w:r>
-        <w:rPr/>
-        <w:t xml:space="preserve"> affichant des données de planning denses (absences, congés, réservations de salles) avec une navigation fluide</w:t>
-      </w:r>
-    </w:p>
-    <w:p>
-      <w:pPr>
-        <w:numPr>
-          <w:ilvl w:val="0"/>
-          <w:numId w:val="13"/>
-        </w:numPr>
-        <w:spacing w:lineRule="auto"/>
-      </w:pPr>
-      <w:r>
-        <w:rPr/>
-        <w:t xml:space="preserve">Structuré le front-end en </w:t>
-      </w:r>
-      <w:r>
-        <w:rPr>
-          <w:b/>
-        </w:rPr>
-        <w:t xml:space="preserve">composants Ant Design réutilisables</w:t>
-      </w:r>
-      <w:r>
-        <w:rPr/>
-        <w:t xml:space="preserve"> et patterns d'état partagés, garantissant la cohérence entre les modules de la suite</w:t>
-      </w:r>
-    </w:p>
-    <w:p>
-      <w:pPr>
-        <w:numPr>
-          <w:ilvl w:val="0"/>
-          <w:numId w:val="13"/>
-        </w:numPr>
-        <w:spacing w:lineRule="auto"/>
-      </w:pPr>
-      <w:r>
-        <w:rPr/>
-        <w:t xml:space="preserve">Conçu et exposé des </w:t>
-      </w:r>
-      <w:r>
-        <w:rPr>
-          <w:b/>
-        </w:rPr>
-        <w:t xml:space="preserve">APIs REST avec Java et Spring Boot</w:t>
-      </w:r>
-      <w:r>
-        <w:rPr/>
-        <w:t xml:space="preserve"> sur un modèle de données multi-tenant, en isolant les données de chaque organisation cliente</w:t>
-      </w:r>
-    </w:p>
-    <w:p>
-      <w:pPr>
-        <w:numPr>
-          <w:ilvl w:val="0"/>
-          <w:numId w:val="13"/>
-        </w:numPr>
-        <w:spacing w:lineRule="auto"/>
-      </w:pPr>
-      <w:r>
-        <w:rPr/>
-        <w:t xml:space="preserve">Travaillé sur un déploiement hébergé sur </w:t>
-      </w:r>
-      <w:r>
-        <w:rPr>
-          <w:b/>
-        </w:rPr>
-        <w:t xml:space="preserve">AWS</w:t>
-      </w:r>
-      <w:r>
-        <w:rPr/>
-        <w:t xml:space="preserve">, en contribuant à la chaîne de livraison</w:t>
-      </w:r>
-    </w:p>
-    <w:p>
-      <w:pPr>
-        <w:spacing w:lineRule="auto"/>
-      </w:pPr>
-      <w:r>
-        <w:rPr>
-          <w:b/>
-          <w:sz w:val="21"/>
-        </w:rPr>
-        <w:t xml:space="preserve">Défis Techniques:</w:t>
-      </w:r>
-    </w:p>
-    <w:p>
-      <w:pPr>
-        <w:numPr>
-          <w:ilvl w:val="0"/>
-          <w:numId w:val="14"/>
-        </w:numPr>
-        <w:spacing w:lineRule="auto"/>
-      </w:pPr>
-      <w:r>
-        <w:rPr/>
-        <w:t xml:space="preserve">Maintenir un </w:t>
-      </w:r>
-      <w:r>
-        <w:rPr>
-          <w:b/>
-        </w:rPr>
-        <w:t xml:space="preserve">calendrier fluide</w:t>
-      </w:r>
-      <w:r>
-        <w:rPr/>
-        <w:t xml:space="preserve"> tout en affichant de gros volumes de données de planning multi-sources sur un modèle multi-tenant</w:t>
+        <w:t xml:space="preserve">Remplacer une application legacy </w:t>
+      </w:r>
+      <w:r>
+        <w:rPr>
+          <w:b/>
+        </w:rPr>
+        <w:t xml:space="preserve">Power Apps / Teams</w:t>
+      </w:r>
+      <w:r>
+        <w:rPr/>
+        <w:t xml:space="preserve"> sans perturber les workflows commerciaux dans </w:t>
+      </w:r>
+      <w:r>
+        <w:rPr>
+          <w:b/>
+        </w:rPr>
+        <w:t xml:space="preserve">55 pays</w:t>
       </w:r>
     </w:p>
     <w:p>
@@ -3051,32 +2920,20 @@
           <w:color w:val="444444"/>
           <w:sz w:val="19"/>
         </w:rPr>
-        <w:t xml:space="preserve"> React, TypeScript, Ant Design, SCSS, Java, Spring Boot, REST APIs, AWS</w:t>
-      </w:r>
-    </w:p>
-    <w:p>
-      <w:pPr>
-        <w:pStyle w:val="Heading3"/>
+        <w:t xml:space="preserve"> React, TypeScript, Ant Design, Java 11, Spring Boot, Spring Security, Spring Batch, Azure (AD, App Services, CDN, Front Door, Blob Storage, PostgreSQL), GitLab CI/CD</w:t>
+      </w:r>
+    </w:p>
+    <w:p>
+      <w:pPr>
+        <w:pStyle w:val="Heading4"/>
         <w:spacing w:lineRule="auto"/>
       </w:pPr>
       <w:r>
         <w:rPr>
           <w:color w:val="0d1117"/>
-          <w:sz w:val="22"/>
-        </w:rPr>
-        <w:t xml:space="preserve">Scor — Développeur Full Stack → Lead de Projet (Java / Angular)</w:t>
-      </w:r>
-    </w:p>
-    <w:p>
-      <w:pPr>
-        <w:spacing w:lineRule="auto"/>
-      </w:pPr>
-      <w:r>
-        <w:rPr>
-          <w:color w:val="57606a"/>
           <w:sz w:val="20"/>
         </w:rPr>
-        <w:t xml:space="preserve">Juin 2019 – Septembre 2022 (3 ans 4 mois)</w:t>
+        <w:t xml:space="preserve">Client : gloody.co — Projet : SaaS RH &amp; Gestion d'Entreprise</w:t>
       </w:r>
     </w:p>
     <w:p>
@@ -3095,52 +2952,26 @@
           <w:b/>
           <w:sz w:val="21"/>
         </w:rPr>
-        <w:t xml:space="preserve">RiskReveal</w:t>
-      </w:r>
-      <w:r>
-        <w:rPr>
-          <w:sz w:val="21"/>
-        </w:rPr>
-        <w:t xml:space="preserve"> — une </w:t>
-      </w:r>
-      <w:r>
-        <w:rPr>
-          <w:b/>
-          <w:sz w:val="21"/>
-        </w:rPr>
-        <w:t xml:space="preserve">application de traitement de données lourd</w:t>
-      </w:r>
-      <w:r>
-        <w:rPr>
-          <w:sz w:val="21"/>
-        </w:rPr>
-        <w:t xml:space="preserve"> pour l'</w:t>
-      </w:r>
-      <w:r>
-        <w:rPr>
-          <w:b/>
-          <w:sz w:val="21"/>
-        </w:rPr>
-        <w:t xml:space="preserve">évaluation des risques de catastrophes naturelles</w:t>
-      </w:r>
-      <w:r>
-        <w:rPr>
-          <w:sz w:val="21"/>
-        </w:rPr>
-        <w:t xml:space="preserve">, ingérant et traitant de gros fichiers d'événements de sinistres historiques (</w:t>
-      </w:r>
-      <w:r>
-        <w:rPr>
-          <w:b/>
-          <w:sz w:val="21"/>
-        </w:rPr>
-        <w:t xml:space="preserve">ELT — Event Loss Tables</w:t>
-      </w:r>
-      <w:r>
-        <w:rPr>
-          <w:sz w:val="21"/>
-        </w:rPr>
-        <w:t xml:space="preserve">), chacun rattaché à une région géographique et un type de péril (inondation, ouragan, etc.) ; les réassureurs utilisent ces données pour évaluer et tarifer le risque d'un portefeuille donné.</w:t>
+        <w:t xml:space="preserve">gloody.co</w:t>
+      </w:r>
+      <w:r>
+        <w:rPr>
+          <w:sz w:val="21"/>
+        </w:rPr>
+        <w:t xml:space="preserve"> — un </w:t>
+      </w:r>
+      <w:r>
+        <w:rPr>
+          <w:b/>
+          <w:sz w:val="21"/>
+        </w:rPr>
+        <w:t xml:space="preserve">SaaS multi-tenant RH &amp; gestion d'entreprise</w:t>
+      </w:r>
+      <w:r>
+        <w:rPr>
+          <w:sz w:val="21"/>
+        </w:rPr>
+        <w:t xml:space="preserve"> centralisant les workflows quotidiens des sociétés clientes : absences et congés, facturation, notes de frais et réservation de salles, servis depuis une base de code unique.</w:t>
       </w:r>
     </w:p>
     <w:p>
@@ -3159,271 +2990,176 @@
       <w:pPr>
         <w:numPr>
           <w:ilvl w:val="0"/>
+          <w:numId w:val="14"/>
+        </w:numPr>
+        <w:spacing w:lineRule="auto"/>
+      </w:pPr>
+      <w:r>
+        <w:rPr/>
+        <w:t xml:space="preserve">Livré des </w:t>
+      </w:r>
+      <w:r>
+        <w:rPr>
+          <w:b/>
+        </w:rPr>
+        <w:t xml:space="preserve">fonctionnalités full-stack</w:t>
+      </w:r>
+      <w:r>
+        <w:rPr/>
+        <w:t xml:space="preserve"> sur l'ensemble de la suite — absences et congés, facturation, notes de frais et réservation de salles — avec des front-ends </w:t>
+      </w:r>
+      <w:r>
+        <w:rPr>
+          <w:b/>
+        </w:rPr>
+        <w:t xml:space="preserve">React / Ant Design</w:t>
+      </w:r>
+      <w:r>
+        <w:rPr/>
+        <w:t xml:space="preserve"> sur des APIs REST </w:t>
+      </w:r>
+      <w:r>
+        <w:rPr>
+          <w:b/>
+        </w:rPr>
+        <w:t xml:space="preserve">Java / Spring Boot</w:t>
+      </w:r>
+    </w:p>
+    <w:p>
+      <w:pPr>
+        <w:numPr>
+          <w:ilvl w:val="0"/>
+          <w:numId w:val="14"/>
+        </w:numPr>
+        <w:spacing w:lineRule="auto"/>
+      </w:pPr>
+      <w:r>
+        <w:rPr/>
+        <w:t xml:space="preserve">Piloté l'</w:t>
+      </w:r>
+      <w:r>
+        <w:rPr>
+          <w:b/>
+        </w:rPr>
+        <w:t xml:space="preserve">architecture front-end</w:t>
+      </w:r>
+      <w:r>
+        <w:rPr/>
+        <w:t xml:space="preserve">, en particulier un </w:t>
+      </w:r>
+      <w:r>
+        <w:rPr>
+          <w:b/>
+        </w:rPr>
+        <w:t xml:space="preserve">calendrier haute performance</w:t>
+      </w:r>
+      <w:r>
+        <w:rPr/>
+        <w:t xml:space="preserve"> affichant des données de planning denses (absences, congés, réservations de salles) avec une navigation fluide</w:t>
+      </w:r>
+    </w:p>
+    <w:p>
+      <w:pPr>
+        <w:numPr>
+          <w:ilvl w:val="0"/>
+          <w:numId w:val="14"/>
+        </w:numPr>
+        <w:spacing w:lineRule="auto"/>
+      </w:pPr>
+      <w:r>
+        <w:rPr/>
+        <w:t xml:space="preserve">Structuré le front-end en </w:t>
+      </w:r>
+      <w:r>
+        <w:rPr>
+          <w:b/>
+        </w:rPr>
+        <w:t xml:space="preserve">composants Ant Design réutilisables</w:t>
+      </w:r>
+      <w:r>
+        <w:rPr/>
+        <w:t xml:space="preserve"> et patterns d'état partagés, garantissant la cohérence entre les modules de la suite</w:t>
+      </w:r>
+    </w:p>
+    <w:p>
+      <w:pPr>
+        <w:numPr>
+          <w:ilvl w:val="0"/>
+          <w:numId w:val="14"/>
+        </w:numPr>
+        <w:spacing w:lineRule="auto"/>
+      </w:pPr>
+      <w:r>
+        <w:rPr/>
+        <w:t xml:space="preserve">Conçu et exposé des </w:t>
+      </w:r>
+      <w:r>
+        <w:rPr>
+          <w:b/>
+        </w:rPr>
+        <w:t xml:space="preserve">APIs REST avec Java et Spring Boot</w:t>
+      </w:r>
+      <w:r>
+        <w:rPr/>
+        <w:t xml:space="preserve"> sur un modèle de données multi-tenant, en isolant les données de chaque organisation cliente</w:t>
+      </w:r>
+    </w:p>
+    <w:p>
+      <w:pPr>
+        <w:numPr>
+          <w:ilvl w:val="0"/>
+          <w:numId w:val="14"/>
+        </w:numPr>
+        <w:spacing w:lineRule="auto"/>
+      </w:pPr>
+      <w:r>
+        <w:rPr/>
+        <w:t xml:space="preserve">Travaillé sur un déploiement hébergé sur </w:t>
+      </w:r>
+      <w:r>
+        <w:rPr>
+          <w:b/>
+        </w:rPr>
+        <w:t xml:space="preserve">AWS</w:t>
+      </w:r>
+      <w:r>
+        <w:rPr/>
+        <w:t xml:space="preserve">, en contribuant à la chaîne de livraison</w:t>
+      </w:r>
+    </w:p>
+    <w:p>
+      <w:pPr>
+        <w:spacing w:lineRule="auto"/>
+      </w:pPr>
+      <w:r>
+        <w:rPr>
+          <w:b/>
+          <w:sz w:val="21"/>
+        </w:rPr>
+        <w:t xml:space="preserve">Défis Techniques:</w:t>
+      </w:r>
+    </w:p>
+    <w:p>
+      <w:pPr>
+        <w:numPr>
+          <w:ilvl w:val="0"/>
           <w:numId w:val="15"/>
         </w:numPr>
         <w:spacing w:lineRule="auto"/>
       </w:pPr>
       <w:r>
         <w:rPr/>
-        <w:t xml:space="preserve">Évolué de développeur full-stack à </w:t>
-      </w:r>
-      <w:r>
-        <w:rPr>
-          <w:b/>
-        </w:rPr>
-        <w:t xml:space="preserve">lead technique / de projet</w:t>
-      </w:r>
-      <w:r>
-        <w:rPr/>
-        <w:t xml:space="preserve">, validant les livraisons backend (Spring) et pilotant l'implémentation au sein de l'équipe</w:t>
-      </w:r>
-    </w:p>
-    <w:p>
-      <w:pPr>
-        <w:numPr>
-          <w:ilvl w:val="0"/>
-          <w:numId w:val="15"/>
-        </w:numPr>
-        <w:spacing w:lineRule="auto"/>
-      </w:pPr>
-      <w:r>
-        <w:rPr/>
-        <w:t xml:space="preserve">Construit l'</w:t>
-      </w:r>
-      <w:r>
-        <w:rPr>
-          <w:b/>
-        </w:rPr>
-        <w:t xml:space="preserve">UI de risque data-heavy</w:t>
-      </w:r>
-      <w:r>
-        <w:rPr/>
-        <w:t xml:space="preserve"> sur </w:t>
-      </w:r>
-      <w:r>
-        <w:rPr>
-          <w:b/>
-        </w:rPr>
-        <w:t xml:space="preserve">AG Grid</w:t>
-      </w:r>
-      <w:r>
-        <w:rPr/>
-        <w:t xml:space="preserve"> — grilles virtualisées, groupement et agrégation sur de gros volumes de sinistres </w:t>
-      </w:r>
-      <w:r>
-        <w:rPr>
-          <w:b/>
-        </w:rPr>
-        <w:t xml:space="preserve">PLT</w:t>
-      </w:r>
-    </w:p>
-    <w:p>
-      <w:pPr>
-        <w:numPr>
-          <w:ilvl w:val="0"/>
-          <w:numId w:val="15"/>
-        </w:numPr>
-        <w:spacing w:lineRule="auto"/>
-      </w:pPr>
-      <w:r>
-        <w:rPr/>
-        <w:t xml:space="preserve">Piloté le </w:t>
-      </w:r>
-      <w:r>
-        <w:rPr>
-          <w:b/>
-        </w:rPr>
-        <w:t xml:space="preserve">modèle de calibration</w:t>
-      </w:r>
-      <w:r>
-        <w:rPr/>
-        <w:t xml:space="preserve"> — calculs statistiques appliqués aux événements de sinistres stockés dans des fichiers </w:t>
-      </w:r>
-      <w:r>
-        <w:rPr>
-          <w:b/>
-        </w:rPr>
-        <w:t xml:space="preserve">PLT</w:t>
-      </w:r>
-    </w:p>
-    <w:p>
-      <w:pPr>
-        <w:numPr>
-          <w:ilvl w:val="0"/>
-          <w:numId w:val="15"/>
-        </w:numPr>
-        <w:spacing w:lineRule="auto"/>
-      </w:pPr>
-      <w:r>
-        <w:rPr/>
-        <w:t xml:space="preserve">Développé des </w:t>
-      </w:r>
-      <w:r>
-        <w:rPr>
-          <w:b/>
-        </w:rPr>
-        <w:t xml:space="preserve">dashboards statistiques</w:t>
-      </w:r>
-      <w:r>
-        <w:rPr/>
-        <w:t xml:space="preserve"> sur les données de sinistres PLT — indicateurs de perte agrégés par péril et par région, alimentés par les calculs de calibration</w:t>
-      </w:r>
-    </w:p>
-    <w:p>
-      <w:pPr>
-        <w:numPr>
-          <w:ilvl w:val="0"/>
-          <w:numId w:val="15"/>
-        </w:numPr>
-        <w:spacing w:lineRule="auto"/>
-      </w:pPr>
-      <w:r>
-        <w:rPr/>
-        <w:t xml:space="preserve">Conçu et développé des services backend et APIs REST avec Spring Boot</w:t>
-      </w:r>
-    </w:p>
-    <w:p>
-      <w:pPr>
-        <w:spacing w:lineRule="auto"/>
-      </w:pPr>
-      <w:r>
-        <w:rPr>
-          <w:b/>
-          <w:sz w:val="21"/>
-        </w:rPr>
-        <w:t xml:space="preserve">Réalisations &amp; Impact:</w:t>
-      </w:r>
-    </w:p>
-    <w:p>
-      <w:pPr>
-        <w:numPr>
-          <w:ilvl w:val="0"/>
-          <w:numId w:val="16"/>
-        </w:numPr>
-        <w:spacing w:lineRule="auto"/>
-      </w:pPr>
-      <w:r>
-        <w:rPr/>
-        <w:t xml:space="preserve">Optimisé et fait évoluer le </w:t>
-      </w:r>
-      <w:r>
-        <w:rPr>
-          <w:b/>
-        </w:rPr>
-        <w:t xml:space="preserve">système d'orchestration batch</w:t>
-      </w:r>
-      <w:r>
-        <w:rPr/>
-        <w:t xml:space="preserve"> (Spring Batch) sur de gros volumes de données de risque, avec </w:t>
-      </w:r>
-      <w:r>
-        <w:rPr>
-          <w:b/>
-        </w:rPr>
-        <w:t xml:space="preserve">WebSockets</w:t>
-      </w:r>
-      <w:r>
-        <w:rPr/>
-        <w:t xml:space="preserve"> pour la progression temps réel</w:t>
-      </w:r>
-    </w:p>
-    <w:p>
-      <w:pPr>
-        <w:numPr>
-          <w:ilvl w:val="0"/>
-          <w:numId w:val="16"/>
-        </w:numPr>
-        <w:spacing w:lineRule="auto"/>
-      </w:pPr>
-      <w:r>
-        <w:rPr/>
-        <w:t xml:space="preserve">Mis en place l'</w:t>
-      </w:r>
-      <w:r>
-        <w:rPr>
-          <w:b/>
-        </w:rPr>
-        <w:t xml:space="preserve">authentification SSO</w:t>
-      </w:r>
-      <w:r>
-        <w:rPr/>
-        <w:t xml:space="preserve"> avec Spring Security, en intégrant </w:t>
-      </w:r>
-      <w:r>
-        <w:rPr>
-          <w:b/>
-        </w:rPr>
-        <w:t xml:space="preserve">Azure AD</w:t>
-      </w:r>
-      <w:r>
-        <w:rPr/>
-        <w:t xml:space="preserve"> et </w:t>
-      </w:r>
-      <w:r>
-        <w:rPr>
-          <w:b/>
-        </w:rPr>
-        <w:t xml:space="preserve">Keycloak</w:t>
-      </w:r>
-      <w:r>
-        <w:rPr/>
-        <w:t xml:space="preserve"> comme fournisseurs d'identité</w:t>
-      </w:r>
-    </w:p>
-    <w:p>
-      <w:pPr>
-        <w:numPr>
-          <w:ilvl w:val="0"/>
-          <w:numId w:val="16"/>
-        </w:numPr>
-        <w:spacing w:lineRule="auto"/>
-      </w:pPr>
-      <w:r>
-        <w:rPr/>
-        <w:t xml:space="preserve">Refactorisé le frontend vers un </w:t>
-      </w:r>
-      <w:r>
-        <w:rPr>
-          <w:b/>
-        </w:rPr>
-        <w:t xml:space="preserve">design system unique et unifié (Ant Design)</w:t>
-      </w:r>
-      <w:r>
-        <w:rPr/>
-        <w:t xml:space="preserve">, en supprimant les composants </w:t>
-      </w:r>
-      <w:r>
-        <w:rPr>
-          <w:b/>
-        </w:rPr>
-        <w:t xml:space="preserve">PrimeNG</w:t>
-      </w:r>
-      <w:r>
-        <w:rPr/>
-        <w:t xml:space="preserve"> legacy</w:t>
-      </w:r>
-    </w:p>
-    <w:p>
-      <w:pPr>
-        <w:numPr>
-          <w:ilvl w:val="0"/>
-          <w:numId w:val="16"/>
-        </w:numPr>
-        <w:spacing w:lineRule="auto"/>
-      </w:pPr>
-      <w:r>
-        <w:rPr/>
-        <w:t xml:space="preserve">Rendu les </w:t>
-      </w:r>
-      <w:r>
-        <w:rPr>
-          <w:b/>
-        </w:rPr>
-        <w:t xml:space="preserve">gros volumes de données de risque exploitables dans le navigateur</w:t>
-      </w:r>
-      <w:r>
-        <w:rPr/>
-        <w:t xml:space="preserve"> — rendu de grilles virtualisées et visualisation de données sur les écrans de sinistres lourds</w:t>
+        <w:t xml:space="preserve">Maintenir un </w:t>
+      </w:r>
+      <w:r>
+        <w:rPr>
+          <w:b/>
+        </w:rPr>
+        <w:t xml:space="preserve">calendrier fluide</w:t>
+      </w:r>
+      <w:r>
+        <w:rPr/>
+        <w:t xml:space="preserve"> tout en affichant de gros volumes de données de planning multi-sources sur un modèle multi-tenant</w:t>
       </w:r>
     </w:p>
     <w:p>
@@ -3443,7 +3179,7 @@
           <w:color w:val="444444"/>
           <w:sz w:val="19"/>
         </w:rPr>
-        <w:t xml:space="preserve"> Angular 12, Ant Design, AG Grid, WebSockets, Java 8, Spring Boot, Spring Batch, Spring Security, Keycloak, Azure AD, SQL Server, Azure DevOps, Jenkins</w:t>
+        <w:t xml:space="preserve"> React, TypeScript, Ant Design, SCSS, Java, Spring Boot, REST APIs, AWS</w:t>
       </w:r>
     </w:p>
     <w:p>
@@ -3456,7 +3192,7 @@
           <w:color w:val="0d1117"/>
           <w:sz w:val="22"/>
         </w:rPr>
-        <w:t xml:space="preserve">Scor — Développeur Front-End Angular (Stage de Fin d'Études)</w:t>
+        <w:t xml:space="preserve">Scor — Développeur Full Stack → Lead de Projet (Java / Angular)</w:t>
       </w:r>
     </w:p>
     <w:p>
@@ -3468,6 +3204,398 @@
           <w:color w:val="57606a"/>
           <w:sz w:val="20"/>
         </w:rPr>
+        <w:t xml:space="preserve">Juin 2019 – Septembre 2022 (3 ans 4 mois)</w:t>
+      </w:r>
+    </w:p>
+    <w:p>
+      <w:pPr>
+        <w:spacing w:lineRule="auto"/>
+      </w:pPr>
+      <w:r>
+        <w:rPr>
+          <w:b/>
+          <w:sz w:val="21"/>
+        </w:rPr>
+        <w:t xml:space="preserve">Contexte du projet:</w:t>
+      </w:r>
+      <w:r>
+        <w:rPr>
+          <w:b/>
+          <w:sz w:val="21"/>
+        </w:rPr>
+        <w:t xml:space="preserve">RiskReveal</w:t>
+      </w:r>
+      <w:r>
+        <w:rPr>
+          <w:sz w:val="21"/>
+        </w:rPr>
+        <w:t xml:space="preserve"> — une </w:t>
+      </w:r>
+      <w:r>
+        <w:rPr>
+          <w:b/>
+          <w:sz w:val="21"/>
+        </w:rPr>
+        <w:t xml:space="preserve">application de traitement de données lourd</w:t>
+      </w:r>
+      <w:r>
+        <w:rPr>
+          <w:sz w:val="21"/>
+        </w:rPr>
+        <w:t xml:space="preserve"> pour l'</w:t>
+      </w:r>
+      <w:r>
+        <w:rPr>
+          <w:b/>
+          <w:sz w:val="21"/>
+        </w:rPr>
+        <w:t xml:space="preserve">évaluation des risques de catastrophes naturelles</w:t>
+      </w:r>
+      <w:r>
+        <w:rPr>
+          <w:sz w:val="21"/>
+        </w:rPr>
+        <w:t xml:space="preserve">, ingérant et traitant de gros fichiers d'événements de sinistres historiques (</w:t>
+      </w:r>
+      <w:r>
+        <w:rPr>
+          <w:b/>
+          <w:sz w:val="21"/>
+        </w:rPr>
+        <w:t xml:space="preserve">ELT — Event Loss Tables</w:t>
+      </w:r>
+      <w:r>
+        <w:rPr>
+          <w:sz w:val="21"/>
+        </w:rPr>
+        <w:t xml:space="preserve">), chacun rattaché à une région géographique et un type de péril (inondation, ouragan, etc.) ; les réassureurs utilisent ces données pour évaluer et tarifer le risque d'un portefeuille donné.</w:t>
+      </w:r>
+    </w:p>
+    <w:p>
+      <w:pPr>
+        <w:spacing w:lineRule="auto"/>
+      </w:pPr>
+      <w:r>
+        <w:rPr>
+          <w:b/>
+          <w:sz w:val="21"/>
+        </w:rPr>
+        <w:t xml:space="preserve">Responsabilités:</w:t>
+      </w:r>
+    </w:p>
+    <w:p>
+      <w:pPr>
+        <w:numPr>
+          <w:ilvl w:val="0"/>
+          <w:numId w:val="16"/>
+        </w:numPr>
+        <w:spacing w:lineRule="auto"/>
+      </w:pPr>
+      <w:r>
+        <w:rPr/>
+        <w:t xml:space="preserve">Évolué de développeur full-stack à </w:t>
+      </w:r>
+      <w:r>
+        <w:rPr>
+          <w:b/>
+        </w:rPr>
+        <w:t xml:space="preserve">lead technique / de projet</w:t>
+      </w:r>
+      <w:r>
+        <w:rPr/>
+        <w:t xml:space="preserve">, validant les livraisons backend (Spring) et pilotant l'implémentation au sein de l'équipe</w:t>
+      </w:r>
+    </w:p>
+    <w:p>
+      <w:pPr>
+        <w:numPr>
+          <w:ilvl w:val="0"/>
+          <w:numId w:val="16"/>
+        </w:numPr>
+        <w:spacing w:lineRule="auto"/>
+      </w:pPr>
+      <w:r>
+        <w:rPr/>
+        <w:t xml:space="preserve">Construit l'</w:t>
+      </w:r>
+      <w:r>
+        <w:rPr>
+          <w:b/>
+        </w:rPr>
+        <w:t xml:space="preserve">UI de risque data-heavy</w:t>
+      </w:r>
+      <w:r>
+        <w:rPr/>
+        <w:t xml:space="preserve"> sur </w:t>
+      </w:r>
+      <w:r>
+        <w:rPr>
+          <w:b/>
+        </w:rPr>
+        <w:t xml:space="preserve">AG Grid</w:t>
+      </w:r>
+      <w:r>
+        <w:rPr/>
+        <w:t xml:space="preserve"> — grilles virtualisées, groupement et agrégation sur de gros volumes de sinistres </w:t>
+      </w:r>
+      <w:r>
+        <w:rPr>
+          <w:b/>
+        </w:rPr>
+        <w:t xml:space="preserve">PLT</w:t>
+      </w:r>
+    </w:p>
+    <w:p>
+      <w:pPr>
+        <w:numPr>
+          <w:ilvl w:val="0"/>
+          <w:numId w:val="16"/>
+        </w:numPr>
+        <w:spacing w:lineRule="auto"/>
+      </w:pPr>
+      <w:r>
+        <w:rPr/>
+        <w:t xml:space="preserve">Piloté le </w:t>
+      </w:r>
+      <w:r>
+        <w:rPr>
+          <w:b/>
+        </w:rPr>
+        <w:t xml:space="preserve">modèle de calibration</w:t>
+      </w:r>
+      <w:r>
+        <w:rPr/>
+        <w:t xml:space="preserve"> — calculs statistiques appliqués aux événements de sinistres stockés dans des fichiers </w:t>
+      </w:r>
+      <w:r>
+        <w:rPr>
+          <w:b/>
+        </w:rPr>
+        <w:t xml:space="preserve">PLT</w:t>
+      </w:r>
+    </w:p>
+    <w:p>
+      <w:pPr>
+        <w:numPr>
+          <w:ilvl w:val="0"/>
+          <w:numId w:val="16"/>
+        </w:numPr>
+        <w:spacing w:lineRule="auto"/>
+      </w:pPr>
+      <w:r>
+        <w:rPr/>
+        <w:t xml:space="preserve">Développé des </w:t>
+      </w:r>
+      <w:r>
+        <w:rPr>
+          <w:b/>
+        </w:rPr>
+        <w:t xml:space="preserve">dashboards statistiques</w:t>
+      </w:r>
+      <w:r>
+        <w:rPr/>
+        <w:t xml:space="preserve"> sur les données de sinistres PLT — indicateurs de perte agrégés par péril et par région, alimentés par les calculs de calibration</w:t>
+      </w:r>
+    </w:p>
+    <w:p>
+      <w:pPr>
+        <w:numPr>
+          <w:ilvl w:val="0"/>
+          <w:numId w:val="16"/>
+        </w:numPr>
+        <w:spacing w:lineRule="auto"/>
+      </w:pPr>
+      <w:r>
+        <w:rPr/>
+        <w:t xml:space="preserve">Conçu et développé des services backend et APIs REST avec Spring Boot</w:t>
+      </w:r>
+    </w:p>
+    <w:p>
+      <w:pPr>
+        <w:spacing w:lineRule="auto"/>
+      </w:pPr>
+      <w:r>
+        <w:rPr>
+          <w:b/>
+          <w:sz w:val="21"/>
+        </w:rPr>
+        <w:t xml:space="preserve">Réalisations &amp; Impact:</w:t>
+      </w:r>
+    </w:p>
+    <w:p>
+      <w:pPr>
+        <w:numPr>
+          <w:ilvl w:val="0"/>
+          <w:numId w:val="17"/>
+        </w:numPr>
+        <w:spacing w:lineRule="auto"/>
+      </w:pPr>
+      <w:r>
+        <w:rPr/>
+        <w:t xml:space="preserve">Optimisé et fait évoluer le </w:t>
+      </w:r>
+      <w:r>
+        <w:rPr>
+          <w:b/>
+        </w:rPr>
+        <w:t xml:space="preserve">système d'orchestration batch</w:t>
+      </w:r>
+      <w:r>
+        <w:rPr/>
+        <w:t xml:space="preserve"> (Spring Batch) sur de gros volumes de données de risque, avec </w:t>
+      </w:r>
+      <w:r>
+        <w:rPr>
+          <w:b/>
+        </w:rPr>
+        <w:t xml:space="preserve">WebSockets</w:t>
+      </w:r>
+      <w:r>
+        <w:rPr/>
+        <w:t xml:space="preserve"> pour la progression temps réel</w:t>
+      </w:r>
+    </w:p>
+    <w:p>
+      <w:pPr>
+        <w:numPr>
+          <w:ilvl w:val="0"/>
+          <w:numId w:val="17"/>
+        </w:numPr>
+        <w:spacing w:lineRule="auto"/>
+      </w:pPr>
+      <w:r>
+        <w:rPr/>
+        <w:t xml:space="preserve">Mis en place l'</w:t>
+      </w:r>
+      <w:r>
+        <w:rPr>
+          <w:b/>
+        </w:rPr>
+        <w:t xml:space="preserve">authentification SSO</w:t>
+      </w:r>
+      <w:r>
+        <w:rPr/>
+        <w:t xml:space="preserve"> avec Spring Security, en intégrant </w:t>
+      </w:r>
+      <w:r>
+        <w:rPr>
+          <w:b/>
+        </w:rPr>
+        <w:t xml:space="preserve">Azure AD</w:t>
+      </w:r>
+      <w:r>
+        <w:rPr/>
+        <w:t xml:space="preserve"> et </w:t>
+      </w:r>
+      <w:r>
+        <w:rPr>
+          <w:b/>
+        </w:rPr>
+        <w:t xml:space="preserve">Keycloak</w:t>
+      </w:r>
+      <w:r>
+        <w:rPr/>
+        <w:t xml:space="preserve"> comme fournisseurs d'identité</w:t>
+      </w:r>
+    </w:p>
+    <w:p>
+      <w:pPr>
+        <w:numPr>
+          <w:ilvl w:val="0"/>
+          <w:numId w:val="17"/>
+        </w:numPr>
+        <w:spacing w:lineRule="auto"/>
+      </w:pPr>
+      <w:r>
+        <w:rPr/>
+        <w:t xml:space="preserve">Refactorisé le frontend vers un </w:t>
+      </w:r>
+      <w:r>
+        <w:rPr>
+          <w:b/>
+        </w:rPr>
+        <w:t xml:space="preserve">design system unique et unifié (Ant Design)</w:t>
+      </w:r>
+      <w:r>
+        <w:rPr/>
+        <w:t xml:space="preserve">, en supprimant les composants </w:t>
+      </w:r>
+      <w:r>
+        <w:rPr>
+          <w:b/>
+        </w:rPr>
+        <w:t xml:space="preserve">PrimeNG</w:t>
+      </w:r>
+      <w:r>
+        <w:rPr/>
+        <w:t xml:space="preserve"> legacy</w:t>
+      </w:r>
+    </w:p>
+    <w:p>
+      <w:pPr>
+        <w:numPr>
+          <w:ilvl w:val="0"/>
+          <w:numId w:val="17"/>
+        </w:numPr>
+        <w:spacing w:lineRule="auto"/>
+      </w:pPr>
+      <w:r>
+        <w:rPr/>
+        <w:t xml:space="preserve">Rendu les </w:t>
+      </w:r>
+      <w:r>
+        <w:rPr>
+          <w:b/>
+        </w:rPr>
+        <w:t xml:space="preserve">gros volumes de données de risque exploitables dans le navigateur</w:t>
+      </w:r>
+      <w:r>
+        <w:rPr/>
+        <w:t xml:space="preserve"> — rendu de grilles virtualisées et visualisation de données sur les écrans de sinistres lourds</w:t>
+      </w:r>
+    </w:p>
+    <w:p>
+      <w:pPr>
+        <w:spacing w:lineRule="auto"/>
+      </w:pPr>
+      <w:r>
+        <w:rPr>
+          <w:b/>
+          <w:sz w:val="19"/>
+        </w:rPr>
+        <w:t xml:space="preserve">Environnement Technique:</w:t>
+      </w:r>
+      <w:r>
+        <w:rPr>
+          <w:rFonts w:ascii="Consolas" w:hAnsi="Consolas"/>
+          <w:color w:val="444444"/>
+          <w:sz w:val="19"/>
+        </w:rPr>
+        <w:t xml:space="preserve"> Angular 12, Ant Design, AG Grid, WebSockets, Java 8, Spring Boot, Spring Batch, Spring Security, Keycloak, Azure AD, SQL Server, Azure DevOps, Jenkins</w:t>
+      </w:r>
+    </w:p>
+    <w:p>
+      <w:pPr>
+        <w:pStyle w:val="Heading3"/>
+        <w:spacing w:lineRule="auto"/>
+      </w:pPr>
+      <w:r>
+        <w:rPr>
+          <w:color w:val="0d1117"/>
+          <w:sz w:val="22"/>
+        </w:rPr>
+        <w:t xml:space="preserve">Scor — Développeur Front-End Angular (Stage de Fin d'Études)</w:t>
+      </w:r>
+    </w:p>
+    <w:p>
+      <w:pPr>
+        <w:spacing w:lineRule="auto"/>
+      </w:pPr>
+      <w:r>
+        <w:rPr>
+          <w:color w:val="57606a"/>
+          <w:sz w:val="20"/>
+        </w:rPr>
         <w:t xml:space="preserve">Mars 2019 – Juin 2019 (4 mois)</w:t>
       </w:r>
     </w:p>
@@ -3493,7 +3621,7 @@
       <w:pPr>
         <w:numPr>
           <w:ilvl w:val="0"/>
-          <w:numId w:val="17"/>
+          <w:numId w:val="18"/>
         </w:numPr>
         <w:spacing w:lineRule="auto"/>
       </w:pPr>
@@ -3506,7 +3634,7 @@
       <w:pPr>
         <w:numPr>
           <w:ilvl w:val="0"/>
-          <w:numId w:val="17"/>
+          <w:numId w:val="18"/>
         </w:numPr>
         <w:spacing w:lineRule="auto"/>
       </w:pPr>
@@ -3519,7 +3647,7 @@
       <w:pPr>
         <w:numPr>
           <w:ilvl w:val="0"/>
-          <w:numId w:val="17"/>
+          <w:numId w:val="18"/>
         </w:numPr>
         <w:spacing w:lineRule="auto"/>
       </w:pPr>
@@ -3532,7 +3660,7 @@
       <w:pPr>
         <w:numPr>
           <w:ilvl w:val="0"/>
-          <w:numId w:val="17"/>
+          <w:numId w:val="18"/>
         </w:numPr>
         <w:spacing w:lineRule="auto"/>
       </w:pPr>
@@ -3700,7 +3828,7 @@
       <w:pPr>
         <w:numPr>
           <w:ilvl w:val="0"/>
-          <w:numId w:val="18"/>
+          <w:numId w:val="19"/>
         </w:numPr>
         <w:spacing w:lineRule="auto"/>
       </w:pPr>
@@ -3743,7 +3871,7 @@
       <w:pPr>
         <w:numPr>
           <w:ilvl w:val="0"/>
-          <w:numId w:val="18"/>
+          <w:numId w:val="19"/>
         </w:numPr>
         <w:spacing w:lineRule="auto"/>
       </w:pPr>
@@ -3766,7 +3894,7 @@
       <w:pPr>
         <w:numPr>
           <w:ilvl w:val="0"/>
-          <w:numId w:val="18"/>
+          <w:numId w:val="19"/>
         </w:numPr>
         <w:spacing w:lineRule="auto"/>
       </w:pPr>
@@ -3815,7 +3943,7 @@
       <w:pPr>
         <w:numPr>
           <w:ilvl w:val="0"/>
-          <w:numId w:val="18"/>
+          <w:numId w:val="19"/>
         </w:numPr>
         <w:spacing w:lineRule="auto"/>
       </w:pPr>
@@ -3848,7 +3976,7 @@
       <w:pPr>
         <w:numPr>
           <w:ilvl w:val="0"/>
-          <w:numId w:val="18"/>
+          <w:numId w:val="19"/>
         </w:numPr>
         <w:spacing w:lineRule="auto"/>
       </w:pPr>
@@ -3881,7 +4009,7 @@
       <w:pPr>
         <w:numPr>
           <w:ilvl w:val="0"/>
-          <w:numId w:val="18"/>
+          <w:numId w:val="19"/>
         </w:numPr>
         <w:spacing w:lineRule="auto"/>
       </w:pPr>
@@ -3904,7 +4032,7 @@
       <w:pPr>
         <w:numPr>
           <w:ilvl w:val="0"/>
-          <w:numId w:val="18"/>
+          <w:numId w:val="19"/>
         </w:numPr>
         <w:spacing w:lineRule="auto"/>
       </w:pPr>
@@ -3937,7 +4065,7 @@
       <w:pPr>
         <w:numPr>
           <w:ilvl w:val="0"/>
-          <w:numId w:val="18"/>
+          <w:numId w:val="19"/>
         </w:numPr>
         <w:spacing w:lineRule="auto"/>
       </w:pPr>
@@ -4123,7 +4251,7 @@
       <w:pPr>
         <w:numPr>
           <w:ilvl w:val="0"/>
-          <w:numId w:val="19"/>
+          <w:numId w:val="20"/>
         </w:numPr>
         <w:spacing w:lineRule="auto"/>
       </w:pPr>
@@ -4212,7 +4340,7 @@
       <w:pPr>
         <w:numPr>
           <w:ilvl w:val="0"/>
-          <w:numId w:val="19"/>
+          <w:numId w:val="20"/>
         </w:numPr>
         <w:spacing w:lineRule="auto"/>
       </w:pPr>
@@ -4245,7 +4373,7 @@
       <w:pPr>
         <w:numPr>
           <w:ilvl w:val="0"/>
-          <w:numId w:val="19"/>
+          <w:numId w:val="20"/>
         </w:numPr>
         <w:spacing w:lineRule="auto"/>
       </w:pPr>
@@ -4298,7 +4426,7 @@
       <w:pPr>
         <w:numPr>
           <w:ilvl w:val="0"/>
-          <w:numId w:val="19"/>
+          <w:numId w:val="20"/>
         </w:numPr>
         <w:spacing w:lineRule="auto"/>
       </w:pPr>
@@ -4351,7 +4479,7 @@
       <w:pPr>
         <w:numPr>
           <w:ilvl w:val="0"/>
-          <w:numId w:val="19"/>
+          <w:numId w:val="20"/>
         </w:numPr>
         <w:spacing w:lineRule="auto"/>
       </w:pPr>
@@ -4404,7 +4532,7 @@
       <w:pPr>
         <w:numPr>
           <w:ilvl w:val="0"/>
-          <w:numId w:val="19"/>
+          <w:numId w:val="20"/>
         </w:numPr>
         <w:spacing w:lineRule="auto"/>
       </w:pPr>
@@ -4596,7 +4724,7 @@
       <w:pPr>
         <w:numPr>
           <w:ilvl w:val="0"/>
-          <w:numId w:val="20"/>
+          <w:numId w:val="21"/>
         </w:numPr>
         <w:spacing w:lineRule="auto"/>
       </w:pPr>
@@ -4649,7 +4777,7 @@
       <w:pPr>
         <w:numPr>
           <w:ilvl w:val="0"/>
-          <w:numId w:val="20"/>
+          <w:numId w:val="21"/>
         </w:numPr>
         <w:spacing w:lineRule="auto"/>
       </w:pPr>
@@ -4672,7 +4800,7 @@
       <w:pPr>
         <w:numPr>
           <w:ilvl w:val="0"/>
-          <w:numId w:val="20"/>
+          <w:numId w:val="21"/>
         </w:numPr>
         <w:spacing w:lineRule="auto"/>
       </w:pPr>
@@ -4705,7 +4833,7 @@
       <w:pPr>
         <w:numPr>
           <w:ilvl w:val="0"/>
-          <w:numId w:val="20"/>
+          <w:numId w:val="21"/>
         </w:numPr>
         <w:spacing w:lineRule="auto"/>
       </w:pPr>
@@ -4768,7 +4896,7 @@
       <w:pPr>
         <w:numPr>
           <w:ilvl w:val="0"/>
-          <w:numId w:val="20"/>
+          <w:numId w:val="21"/>
         </w:numPr>
         <w:spacing w:lineRule="auto"/>
       </w:pPr>
@@ -4801,7 +4929,7 @@
       <w:pPr>
         <w:numPr>
           <w:ilvl w:val="0"/>
-          <w:numId w:val="20"/>
+          <w:numId w:val="21"/>
         </w:numPr>
         <w:spacing w:lineRule="auto"/>
       </w:pPr>
@@ -4993,7 +5121,7 @@
       <w:pPr>
         <w:numPr>
           <w:ilvl w:val="0"/>
-          <w:numId w:val="21"/>
+          <w:numId w:val="22"/>
         </w:numPr>
         <w:spacing w:lineRule="auto"/>
       </w:pPr>
@@ -5026,7 +5154,7 @@
       <w:pPr>
         <w:numPr>
           <w:ilvl w:val="0"/>
-          <w:numId w:val="21"/>
+          <w:numId w:val="22"/>
         </w:numPr>
         <w:spacing w:lineRule="auto"/>
       </w:pPr>
@@ -5069,7 +5197,7 @@
       <w:pPr>
         <w:numPr>
           <w:ilvl w:val="0"/>
-          <w:numId w:val="21"/>
+          <w:numId w:val="22"/>
         </w:numPr>
         <w:spacing w:lineRule="auto"/>
       </w:pPr>
@@ -5128,7 +5256,7 @@
       <w:pPr>
         <w:numPr>
           <w:ilvl w:val="0"/>
-          <w:numId w:val="21"/>
+          <w:numId w:val="22"/>
         </w:numPr>
         <w:spacing w:lineRule="auto"/>
       </w:pPr>
@@ -5161,7 +5289,7 @@
       <w:pPr>
         <w:numPr>
           <w:ilvl w:val="0"/>
-          <w:numId w:val="21"/>
+          <w:numId w:val="22"/>
         </w:numPr>
         <w:spacing w:lineRule="auto"/>
       </w:pPr>
@@ -5343,7 +5471,7 @@
       <w:pPr>
         <w:numPr>
           <w:ilvl w:val="0"/>
-          <w:numId w:val="22"/>
+          <w:numId w:val="23"/>
         </w:numPr>
         <w:spacing w:lineRule="auto"/>
       </w:pPr>
@@ -5366,7 +5494,7 @@
       <w:pPr>
         <w:numPr>
           <w:ilvl w:val="0"/>
-          <w:numId w:val="22"/>
+          <w:numId w:val="23"/>
         </w:numPr>
         <w:spacing w:lineRule="auto"/>
       </w:pPr>
@@ -5419,7 +5547,7 @@
       <w:pPr>
         <w:numPr>
           <w:ilvl w:val="0"/>
-          <w:numId w:val="22"/>
+          <w:numId w:val="23"/>
         </w:numPr>
         <w:spacing w:lineRule="auto"/>
       </w:pPr>
@@ -5452,7 +5580,7 @@
       <w:pPr>
         <w:numPr>
           <w:ilvl w:val="0"/>
-          <w:numId w:val="22"/>
+          <w:numId w:val="23"/>
         </w:numPr>
         <w:spacing w:lineRule="auto"/>
       </w:pPr>
@@ -5495,7 +5623,7 @@
       <w:pPr>
         <w:numPr>
           <w:ilvl w:val="0"/>
-          <w:numId w:val="22"/>
+          <w:numId w:val="23"/>
         </w:numPr>
         <w:spacing w:lineRule="auto"/>
       </w:pPr>
@@ -5518,7 +5646,7 @@
       <w:pPr>
         <w:numPr>
           <w:ilvl w:val="0"/>
-          <w:numId w:val="22"/>
+          <w:numId w:val="23"/>
         </w:numPr>
         <w:spacing w:lineRule="auto"/>
       </w:pPr>
@@ -5541,7 +5669,7 @@
       <w:pPr>
         <w:numPr>
           <w:ilvl w:val="0"/>
-          <w:numId w:val="22"/>
+          <w:numId w:val="23"/>
         </w:numPr>
         <w:spacing w:lineRule="auto"/>
       </w:pPr>
@@ -5564,7 +5692,7 @@
       <w:pPr>
         <w:numPr>
           <w:ilvl w:val="0"/>
-          <w:numId w:val="22"/>
+          <w:numId w:val="23"/>
         </w:numPr>
         <w:spacing w:lineRule="auto"/>
       </w:pPr>
@@ -5712,7 +5840,7 @@
       <w:pPr>
         <w:numPr>
           <w:ilvl w:val="0"/>
-          <w:numId w:val="23"/>
+          <w:numId w:val="24"/>
         </w:numPr>
         <w:spacing w:lineRule="auto"/>
       </w:pPr>
@@ -5765,7 +5893,7 @@
       <w:pPr>
         <w:numPr>
           <w:ilvl w:val="0"/>
-          <w:numId w:val="23"/>
+          <w:numId w:val="24"/>
         </w:numPr>
         <w:spacing w:lineRule="auto"/>
       </w:pPr>
@@ -5808,7 +5936,7 @@
       <w:pPr>
         <w:numPr>
           <w:ilvl w:val="0"/>
-          <w:numId w:val="23"/>
+          <w:numId w:val="24"/>
         </w:numPr>
         <w:spacing w:lineRule="auto"/>
       </w:pPr>
@@ -5831,7 +5959,7 @@
       <w:pPr>
         <w:numPr>
           <w:ilvl w:val="0"/>
-          <w:numId w:val="23"/>
+          <w:numId w:val="24"/>
         </w:numPr>
         <w:spacing w:lineRule="auto"/>
       </w:pPr>
@@ -5854,7 +5982,7 @@
       <w:pPr>
         <w:numPr>
           <w:ilvl w:val="0"/>
-          <w:numId w:val="23"/>
+          <w:numId w:val="24"/>
         </w:numPr>
         <w:spacing w:lineRule="auto"/>
       </w:pPr>
@@ -5877,7 +6005,7 @@
       <w:pPr>
         <w:numPr>
           <w:ilvl w:val="0"/>
-          <w:numId w:val="23"/>
+          <w:numId w:val="24"/>
         </w:numPr>
         <w:spacing w:lineRule="auto"/>
       </w:pPr>
@@ -5930,7 +6058,7 @@
       <w:pPr>
         <w:numPr>
           <w:ilvl w:val="0"/>
-          <w:numId w:val="23"/>
+          <w:numId w:val="24"/>
         </w:numPr>
         <w:spacing w:lineRule="auto"/>
       </w:pPr>
@@ -6096,7 +6224,7 @@
       <w:pPr>
         <w:numPr>
           <w:ilvl w:val="0"/>
-          <w:numId w:val="24"/>
+          <w:numId w:val="25"/>
         </w:numPr>
         <w:spacing w:lineRule="auto"/>
       </w:pPr>
@@ -6119,7 +6247,7 @@
       <w:pPr>
         <w:numPr>
           <w:ilvl w:val="0"/>
-          <w:numId w:val="24"/>
+          <w:numId w:val="25"/>
         </w:numPr>
         <w:spacing w:lineRule="auto"/>
       </w:pPr>
@@ -6142,7 +6270,7 @@
       <w:pPr>
         <w:numPr>
           <w:ilvl w:val="0"/>
-          <w:numId w:val="24"/>
+          <w:numId w:val="25"/>
         </w:numPr>
         <w:spacing w:lineRule="auto"/>
       </w:pPr>
@@ -6165,7 +6293,7 @@
       <w:pPr>
         <w:numPr>
           <w:ilvl w:val="0"/>
-          <w:numId w:val="24"/>
+          <w:numId w:val="25"/>
         </w:numPr>
         <w:spacing w:lineRule="auto"/>
       </w:pPr>
@@ -6188,7 +6316,7 @@
       <w:pPr>
         <w:numPr>
           <w:ilvl w:val="0"/>
-          <w:numId w:val="24"/>
+          <w:numId w:val="25"/>
         </w:numPr>
         <w:spacing w:lineRule="auto"/>
       </w:pPr>
@@ -9142,6 +9270,128 @@
     </w:lvl>
   </w:abstractNum>
   <w:abstractNum w:abstractNumId="24">
+    <w:lvl w:ilvl="0">
+      <w:start w:val="1"/>
+      <w:numFmt w:val="bullet"/>
+      <w:lvlText w:val=""/>
+      <w:lvlJc w:val="left"/>
+      <w:pPr>
+        <w:tabs>
+          <w:tab w:val="num" w:pos="720"/>
+        </w:tabs>
+        <w:ind w:left="720" w:hanging="360"/>
+      </w:pPr>
+      <w:rPr>
+        <w:rFonts w:ascii="Symbol" w:hAnsi="Symbol" w:hint="default"/>
+      </w:rPr>
+    </w:lvl>
+    <w:lvl w:ilvl="1">
+      <w:start w:val="1"/>
+      <w:numFmt w:val="bullet"/>
+      <w:lvlText w:val=""/>
+      <w:lvlJc w:val="left"/>
+      <w:pPr>
+        <w:tabs>
+          <w:tab w:val="num" w:pos="1440"/>
+        </w:tabs>
+        <w:ind w:left="1440" w:hanging="360"/>
+      </w:pPr>
+      <w:rPr>
+        <w:rFonts w:ascii="Symbol" w:hAnsi="Symbol" w:hint="default"/>
+      </w:rPr>
+    </w:lvl>
+    <w:lvl w:ilvl="2">
+      <w:start w:val="1"/>
+      <w:numFmt w:val="bullet"/>
+      <w:lvlText w:val=""/>
+      <w:lvlJc w:val="left"/>
+      <w:pPr>
+        <w:tabs>
+          <w:tab w:val="num" w:pos="2160"/>
+        </w:tabs>
+        <w:ind w:left="2160" w:hanging="360"/>
+      </w:pPr>
+      <w:rPr>
+        <w:rFonts w:ascii="Symbol" w:hAnsi="Symbol" w:hint="default"/>
+      </w:rPr>
+    </w:lvl>
+    <w:lvl w:ilvl="3">
+      <w:start w:val="1"/>
+      <w:numFmt w:val="bullet"/>
+      <w:lvlText w:val=""/>
+      <w:lvlJc w:val="left"/>
+      <w:pPr>
+        <w:tabs>
+          <w:tab w:val="num" w:pos="2880"/>
+        </w:tabs>
+        <w:ind w:left="2880" w:hanging="360"/>
+      </w:pPr>
+      <w:rPr>
+        <w:rFonts w:ascii="Symbol" w:hAnsi="Symbol" w:hint="default"/>
+      </w:rPr>
+    </w:lvl>
+    <w:lvl w:ilvl="4">
+      <w:start w:val="1"/>
+      <w:numFmt w:val="bullet"/>
+      <w:lvlText w:val=""/>
+      <w:lvlJc w:val="left"/>
+      <w:pPr>
+        <w:tabs>
+          <w:tab w:val="num" w:pos="3600"/>
+        </w:tabs>
+        <w:ind w:left="3600" w:hanging="360"/>
+      </w:pPr>
+      <w:rPr>
+        <w:rFonts w:ascii="Symbol" w:hAnsi="Symbol" w:hint="default"/>
+      </w:rPr>
+    </w:lvl>
+    <w:lvl w:ilvl="5">
+      <w:start w:val="1"/>
+      <w:numFmt w:val="bullet"/>
+      <w:lvlText w:val=""/>
+      <w:lvlJc w:val="left"/>
+      <w:pPr>
+        <w:tabs>
+          <w:tab w:val="num" w:pos="4320"/>
+        </w:tabs>
+        <w:ind w:left="4320" w:hanging="360"/>
+      </w:pPr>
+      <w:rPr>
+        <w:rFonts w:ascii="Symbol" w:hAnsi="Symbol" w:hint="default"/>
+      </w:rPr>
+    </w:lvl>
+    <w:lvl w:ilvl="6">
+      <w:start w:val="1"/>
+      <w:numFmt w:val="bullet"/>
+      <w:lvlText w:val=""/>
+      <w:lvlJc w:val="left"/>
+      <w:pPr>
+        <w:tabs>
+          <w:tab w:val="num" w:pos="5040"/>
+        </w:tabs>
+        <w:ind w:left="5040" w:hanging="360"/>
+      </w:pPr>
+      <w:rPr>
+        <w:rFonts w:ascii="Symbol" w:hAnsi="Symbol" w:hint="default"/>
+      </w:rPr>
+    </w:lvl>
+    <w:lvl w:ilvl="7">
+      <w:start w:val="1"/>
+      <w:numFmt w:val="bullet"/>
+      <w:lvlText w:val=""/>
+      <w:lvlJc w:val="left"/>
+      <w:pPr>
+        <w:tabs>
+          <w:tab w:val="num" w:pos="5760"/>
+        </w:tabs>
+        <w:ind w:left="5760" w:hanging="360"/>
+      </w:pPr>
+      <w:rPr>
+        <w:rFonts w:ascii="Symbol" w:hAnsi="Symbol" w:hint="default"/>
+      </w:rPr>
+    </w:lvl>
+  </w:abstractNum>
+  <w:abstractNum w:abstractNumId="25">
     <w:lvl w:ilvl="0">
       <w:start w:val="1"/>
       <w:numFmt w:val="bullet"/>
@@ -9334,6 +9584,9 @@
   </w:num>
   <w:num w:numId="24">
     <w:abstractNumId w:val="24"/>
+  </w:num>
+  <w:num w:numId="25">
+    <w:abstractNumId w:val="25"/>
   </w:num>
 </w:numbering>
 </file>

--- a/assets/najih-driss-cv-fr-long.docx
+++ b/assets/najih-driss-cv-fr-long.docx
@@ -762,7 +762,7 @@
           <w:color w:val="57606a"/>
           <w:sz w:val="20"/>
         </w:rPr>
-        <w:t xml:space="preserve">Mai 2026 – Aujourd'hui (6 mois)</w:t>
+        <w:t xml:space="preserve">Mai 2026 – Octobre 2026 (6 mois)</w:t>
       </w:r>
     </w:p>
     <w:p>
